--- a/Catequesis CREO EN JESUCRISTO SU UNICO HIJO NUESTRO SEÑOR.docx
+++ b/Catequesis CREO EN JESUCRISTO SU UNICO HIJO NUESTRO SEÑOR.docx
@@ -125,7 +125,7 @@
           <w:sz w:val="36"/>
           <w:szCs w:val="36"/>
         </w:rPr>
-        <w:t xml:space="preserve">Creo en </w:t>
+        <w:t xml:space="preserve">Creo en un solo Señor, Jesucristo, Hijo único de Dios nacido del Padre antes de todos los siglos; Dios de Dios, Luz de Luz, Dios verdadero de Dios verdadero, engendrado no creado, de la misma naturaleza </w:t>
       </w:r>
       <w:r>
         <w:rPr>
@@ -135,7 +135,7 @@
           <w:sz w:val="36"/>
           <w:szCs w:val="36"/>
         </w:rPr>
-        <w:t xml:space="preserve">un solo Señor, </w:t>
+        <w:t xml:space="preserve">que </w:t>
       </w:r>
       <w:r>
         <w:rPr>
@@ -145,48 +145,18 @@
           <w:sz w:val="36"/>
           <w:szCs w:val="36"/>
         </w:rPr>
-        <w:t>Jesucristo</w:t>
-      </w:r>
-      <w:r>
-        <w:rPr>
-          <w:rFonts w:ascii="MV Boli" w:hAnsi="MV Boli" w:cs="MV Boli"/>
+        <w:t>el Padre, por quien todo fue hecho; que por nosotros los hombres y por nuestra salvación bajó del cielo.</w:t>
+      </w:r>
+    </w:p>
+    <w:p>
+      <w:pPr>
+        <w:jc w:val="both"/>
+        <w:rPr>
           <w:b/>
           <w:bCs/>
           <w:sz w:val="36"/>
           <w:szCs w:val="36"/>
         </w:rPr>
-        <w:t xml:space="preserve">, Hijo </w:t>
-      </w:r>
-      <w:r>
-        <w:rPr>
-          <w:rFonts w:ascii="MV Boli" w:hAnsi="MV Boli" w:cs="MV Boli"/>
-          <w:b/>
-          <w:bCs/>
-          <w:sz w:val="36"/>
-          <w:szCs w:val="36"/>
-        </w:rPr>
-        <w:t xml:space="preserve">único </w:t>
-      </w:r>
-      <w:r>
-        <w:rPr>
-          <w:rFonts w:ascii="MV Boli" w:hAnsi="MV Boli" w:cs="MV Boli"/>
-          <w:b/>
-          <w:bCs/>
-          <w:sz w:val="36"/>
-          <w:szCs w:val="36"/>
-        </w:rPr>
-        <w:t>de Dios nacido del Padre antes de todos los siglos; Dios de Dios, Luz de Luz, Dios verdadero de Dios verdadero, engendrado no creado, de la misma naturaleza del Padre, por quien todo fue hecho; que por nosotros los hombres y por nuestra salvación bajó del cielo.</w:t>
-      </w:r>
-    </w:p>
-    <w:p>
-      <w:pPr>
-        <w:jc w:val="both"/>
-        <w:rPr>
-          <w:b/>
-          <w:bCs/>
-          <w:sz w:val="36"/>
-          <w:szCs w:val="36"/>
-        </w:rPr>
       </w:pPr>
     </w:p>
     <w:p>
@@ -363,14 +333,56 @@
           <w:sz w:val="36"/>
           <w:szCs w:val="36"/>
         </w:rPr>
-        <w:t xml:space="preserve">Espíritu de escucha como el Shemá, </w:t>
-      </w:r>
-      <w:r>
-        <w:rPr>
-          <w:sz w:val="36"/>
-          <w:szCs w:val="36"/>
-        </w:rPr>
-        <w:t xml:space="preserve">un corazón abierto a tu palabra, para escuchar no a este </w:t>
+        <w:t xml:space="preserve">Espíritu de escucha como </w:t>
+      </w:r>
+      <w:r>
+        <w:rPr>
+          <w:sz w:val="36"/>
+          <w:szCs w:val="36"/>
+        </w:rPr>
+        <w:t xml:space="preserve">lo hace el </w:t>
+      </w:r>
+      <w:r>
+        <w:rPr>
+          <w:sz w:val="36"/>
+          <w:szCs w:val="36"/>
+        </w:rPr>
+        <w:t xml:space="preserve">Shemá, </w:t>
+      </w:r>
+      <w:r>
+        <w:rPr>
+          <w:sz w:val="36"/>
+          <w:szCs w:val="36"/>
+        </w:rPr>
+        <w:t>un corazón abierto a tu</w:t>
+      </w:r>
+      <w:r>
+        <w:rPr>
+          <w:sz w:val="36"/>
+          <w:szCs w:val="36"/>
+        </w:rPr>
+        <w:t>s</w:t>
+      </w:r>
+      <w:r>
+        <w:rPr>
+          <w:sz w:val="36"/>
+          <w:szCs w:val="36"/>
+        </w:rPr>
+        <w:t xml:space="preserve"> palabra</w:t>
+      </w:r>
+      <w:r>
+        <w:rPr>
+          <w:sz w:val="36"/>
+          <w:szCs w:val="36"/>
+        </w:rPr>
+        <w:t>s</w:t>
+      </w:r>
+      <w:r>
+        <w:rPr>
+          <w:sz w:val="36"/>
+          <w:szCs w:val="36"/>
+        </w:rPr>
+        <w:t xml:space="preserve">, para escuchar no a este </w:t>
       </w:r>
       <w:r>
         <w:rPr>
@@ -384,7 +396,35 @@
           <w:sz w:val="36"/>
           <w:szCs w:val="36"/>
         </w:rPr>
-        <w:t>hermano sino escuchar a Cristo</w:t>
+        <w:t xml:space="preserve">hermano </w:t>
+      </w:r>
+      <w:r>
+        <w:rPr>
+          <w:sz w:val="36"/>
+          <w:szCs w:val="36"/>
+        </w:rPr>
+        <w:t xml:space="preserve">indigno siervo tuyo </w:t>
+      </w:r>
+      <w:r>
+        <w:rPr>
+          <w:sz w:val="36"/>
+          <w:szCs w:val="36"/>
+        </w:rPr>
+        <w:t xml:space="preserve">sino </w:t>
+      </w:r>
+      <w:r>
+        <w:rPr>
+          <w:sz w:val="36"/>
+          <w:szCs w:val="36"/>
+        </w:rPr>
+        <w:t xml:space="preserve">a </w:t>
+      </w:r>
+      <w:r>
+        <w:rPr>
+          <w:sz w:val="36"/>
+          <w:szCs w:val="36"/>
+        </w:rPr>
+        <w:t>escuchar a Cristo</w:t>
       </w:r>
       <w:r>
         <w:rPr>
@@ -398,61 +438,147 @@
           <w:sz w:val="36"/>
           <w:szCs w:val="36"/>
         </w:rPr>
-        <w:t xml:space="preserve">ue es Cristo quien hablar </w:t>
-      </w:r>
-      <w:r>
-        <w:rPr>
-          <w:sz w:val="36"/>
-          <w:szCs w:val="36"/>
-        </w:rPr>
-        <w:t xml:space="preserve">y cerrar los ojos, </w:t>
-      </w:r>
-      <w:r>
-        <w:rPr>
-          <w:sz w:val="36"/>
-          <w:szCs w:val="36"/>
-        </w:rPr>
-        <w:t xml:space="preserve">si te ayuda puedes escuchar </w:t>
-      </w:r>
+        <w:t>ue es Cristo quien hablar</w:t>
+      </w:r>
+      <w:r>
+        <w:rPr>
+          <w:sz w:val="36"/>
+          <w:szCs w:val="36"/>
+        </w:rPr>
+        <w:t>.</w:t>
+      </w:r>
+    </w:p>
+    <w:p>
+      <w:pPr>
+        <w:jc w:val="both"/>
+        <w:rPr>
+          <w:sz w:val="36"/>
+          <w:szCs w:val="36"/>
+        </w:rPr>
+      </w:pPr>
       <w:r>
         <w:rPr>
           <w:sz w:val="36"/>
           <w:szCs w:val="36"/>
         </w:rPr>
         <w:lastRenderedPageBreak/>
-        <w:t>con los ojos cerrados y que Dios te conceda escuchar su voz y no la del pobre hermano.</w:t>
-      </w:r>
-    </w:p>
-    <w:p>
-      <w:pPr>
-        <w:jc w:val="both"/>
-        <w:rPr>
-          <w:sz w:val="36"/>
-          <w:szCs w:val="36"/>
-        </w:rPr>
-      </w:pPr>
-      <w:r>
-        <w:rPr>
-          <w:sz w:val="36"/>
-          <w:szCs w:val="36"/>
-        </w:rPr>
-        <w:t>Vamos a entender dos conceptos antes de iniciar la catequesis.</w:t>
-      </w:r>
-    </w:p>
-    <w:p>
-      <w:pPr>
-        <w:jc w:val="both"/>
-        <w:rPr>
-          <w:sz w:val="36"/>
-          <w:szCs w:val="36"/>
-        </w:rPr>
-      </w:pPr>
-      <w:r>
-        <w:rPr>
-          <w:sz w:val="36"/>
-          <w:szCs w:val="36"/>
-        </w:rPr>
-        <w:t>Necesitamos saber que es CREER y FE.</w:t>
+        <w:t xml:space="preserve">Si te ayuda </w:t>
+      </w:r>
+      <w:r>
+        <w:rPr>
+          <w:sz w:val="36"/>
+          <w:szCs w:val="36"/>
+        </w:rPr>
+        <w:t>c</w:t>
+      </w:r>
+      <w:r>
+        <w:rPr>
+          <w:sz w:val="36"/>
+          <w:szCs w:val="36"/>
+        </w:rPr>
+        <w:t>ie</w:t>
+      </w:r>
+      <w:r>
+        <w:rPr>
+          <w:sz w:val="36"/>
+          <w:szCs w:val="36"/>
+        </w:rPr>
+        <w:t>rra los ojos</w:t>
+      </w:r>
+      <w:r>
+        <w:rPr>
+          <w:sz w:val="36"/>
+          <w:szCs w:val="36"/>
+        </w:rPr>
+        <w:t xml:space="preserve"> sin dormirte</w:t>
+      </w:r>
+      <w:r>
+        <w:rPr>
+          <w:sz w:val="36"/>
+          <w:szCs w:val="36"/>
+        </w:rPr>
+        <w:t xml:space="preserve">, </w:t>
+      </w:r>
+      <w:r>
+        <w:rPr>
+          <w:sz w:val="36"/>
+          <w:szCs w:val="36"/>
+        </w:rPr>
+        <w:t>puedes escuchar con los ojos cerrados y que Dios te conceda escuchar su voz y no la de</w:t>
+      </w:r>
+      <w:r>
+        <w:rPr>
+          <w:sz w:val="36"/>
+          <w:szCs w:val="36"/>
+        </w:rPr>
+        <w:t xml:space="preserve"> este </w:t>
+      </w:r>
+      <w:r>
+        <w:rPr>
+          <w:sz w:val="36"/>
+          <w:szCs w:val="36"/>
+        </w:rPr>
+        <w:t>pobre.</w:t>
+      </w:r>
+    </w:p>
+    <w:p>
+      <w:pPr>
+        <w:jc w:val="both"/>
+        <w:rPr>
+          <w:sz w:val="36"/>
+          <w:szCs w:val="36"/>
+        </w:rPr>
+      </w:pPr>
+      <w:r>
+        <w:rPr>
+          <w:sz w:val="36"/>
+          <w:szCs w:val="36"/>
+        </w:rPr>
+        <w:t>Bien hermanos para entender este artículo del credo, que es el Cristo centrismo v</w:t>
+      </w:r>
+      <w:r>
+        <w:rPr>
+          <w:sz w:val="36"/>
+          <w:szCs w:val="36"/>
+        </w:rPr>
+        <w:t>amos a entender dos conceptos antes de iniciar la catequesis.</w:t>
+      </w:r>
+    </w:p>
+    <w:p>
+      <w:pPr>
+        <w:jc w:val="both"/>
+        <w:rPr>
+          <w:sz w:val="36"/>
+          <w:szCs w:val="36"/>
+        </w:rPr>
+      </w:pPr>
+      <w:r>
+        <w:rPr>
+          <w:sz w:val="36"/>
+          <w:szCs w:val="36"/>
+        </w:rPr>
+        <w:t xml:space="preserve">Necesitamos saber </w:t>
+      </w:r>
+      <w:r>
+        <w:rPr>
+          <w:sz w:val="36"/>
+          <w:szCs w:val="36"/>
+        </w:rPr>
+        <w:t xml:space="preserve">y entender </w:t>
+      </w:r>
+      <w:r>
+        <w:rPr>
+          <w:sz w:val="36"/>
+          <w:szCs w:val="36"/>
+        </w:rPr>
+        <w:t>que es CREER y FE</w:t>
+      </w:r>
+      <w:r>
+        <w:rPr>
+          <w:sz w:val="36"/>
+          <w:szCs w:val="36"/>
+        </w:rPr>
+        <w:t>.</w:t>
       </w:r>
     </w:p>
     <w:p>
@@ -493,7 +619,21 @@
           <w:sz w:val="36"/>
           <w:szCs w:val="36"/>
         </w:rPr>
-        <w:t xml:space="preserve">Es la elección y voluntad de aceptar una proposición como verdad, </w:t>
+        <w:t xml:space="preserve">Es la elección y voluntad de aceptar un </w:t>
+      </w:r>
+      <w:r>
+        <w:rPr>
+          <w:sz w:val="36"/>
+          <w:szCs w:val="36"/>
+        </w:rPr>
+        <w:t xml:space="preserve">enunciado o </w:t>
+      </w:r>
+      <w:r>
+        <w:rPr>
+          <w:sz w:val="36"/>
+          <w:szCs w:val="36"/>
+        </w:rPr>
+        <w:t xml:space="preserve">proposición como verdad, </w:t>
       </w:r>
       <w:r>
         <w:rPr>
@@ -514,7 +654,14 @@
           <w:sz w:val="36"/>
           <w:szCs w:val="36"/>
         </w:rPr>
-        <w:t>y el</w:t>
+        <w:t>o</w:t>
+      </w:r>
+      <w:r>
+        <w:rPr>
+          <w:sz w:val="36"/>
+          <w:szCs w:val="36"/>
+        </w:rPr>
+        <w:t xml:space="preserve"> el</w:t>
       </w:r>
       <w:r>
         <w:rPr>
@@ -586,41 +733,808 @@
     </w:p>
     <w:p>
       <w:pPr>
-        <w:jc w:val="both"/>
-        <w:rPr>
-          <w:sz w:val="36"/>
-          <w:szCs w:val="36"/>
-        </w:rPr>
-      </w:pPr>
-      <w:r>
-        <w:rPr>
-          <w:sz w:val="36"/>
-          <w:szCs w:val="36"/>
-        </w:rPr>
-        <w:t>Dios quiere llevarnos como el pueblo de Israel de la Creencia a la Fe de la esclavitud a la libertad</w:t>
-      </w:r>
-      <w:r>
-        <w:rPr>
-          <w:sz w:val="36"/>
-          <w:szCs w:val="36"/>
-        </w:rPr>
-        <w:t xml:space="preserve"> por medio del nuevo Moises, Cristo Jesús.</w:t>
-      </w:r>
-    </w:p>
-    <w:p>
-      <w:pPr>
-        <w:jc w:val="both"/>
-        <w:rPr>
-          <w:sz w:val="36"/>
-          <w:szCs w:val="36"/>
-        </w:rPr>
-      </w:pPr>
-      <w:r>
-        <w:rPr>
-          <w:sz w:val="36"/>
-          <w:szCs w:val="36"/>
-        </w:rPr>
-        <w:t>El nombre Jesús en hebreo significa: “Dios Salva”.</w:t>
+        <w:pStyle w:val="bt-verse"/>
+        <w:shd w:val="clear" w:color="auto" w:fill="FFFFFF"/>
+        <w:spacing w:before="0" w:beforeAutospacing="0" w:after="96" w:afterAutospacing="0"/>
+        <w:rPr>
+          <w:rFonts w:ascii="Arial" w:hAnsi="Arial" w:cs="Arial"/>
+          <w:color w:val="0A0A0A"/>
+          <w:sz w:val="25"/>
+          <w:szCs w:val="25"/>
+        </w:rPr>
+      </w:pPr>
+    </w:p>
+    <w:p>
+      <w:pPr>
+        <w:jc w:val="both"/>
+        <w:rPr>
+          <w:sz w:val="36"/>
+          <w:szCs w:val="36"/>
+        </w:rPr>
+      </w:pPr>
+      <w:r>
+        <w:rPr>
+          <w:sz w:val="36"/>
+          <w:szCs w:val="36"/>
+        </w:rPr>
+        <w:t xml:space="preserve">El rey David había de recibido de </w:t>
+      </w:r>
+      <w:r>
+        <w:rPr>
+          <w:sz w:val="36"/>
+          <w:szCs w:val="36"/>
+        </w:rPr>
+        <w:t xml:space="preserve">Dios </w:t>
+      </w:r>
+      <w:r>
+        <w:rPr>
+          <w:sz w:val="36"/>
+          <w:szCs w:val="36"/>
+        </w:rPr>
+        <w:t xml:space="preserve">una promesa </w:t>
+      </w:r>
+      <w:r>
+        <w:rPr>
+          <w:sz w:val="36"/>
+          <w:szCs w:val="36"/>
+        </w:rPr>
+        <w:t xml:space="preserve">de </w:t>
+      </w:r>
+      <w:r>
+        <w:rPr>
+          <w:sz w:val="36"/>
+          <w:szCs w:val="36"/>
+        </w:rPr>
+        <w:t>que alguien de su casa se sentaría en su trono y reinaría para siempre</w:t>
+      </w:r>
+      <w:r>
+        <w:rPr>
+          <w:sz w:val="36"/>
+          <w:szCs w:val="36"/>
+        </w:rPr>
+        <w:t xml:space="preserve"> según. </w:t>
+      </w:r>
+    </w:p>
+    <w:p>
+      <w:pPr>
+        <w:pStyle w:val="bt-verse"/>
+        <w:shd w:val="clear" w:color="auto" w:fill="FFFFFF"/>
+        <w:spacing w:before="0" w:beforeAutospacing="0" w:after="96" w:afterAutospacing="0"/>
+        <w:rPr>
+          <w:rFonts w:ascii="Arial" w:hAnsi="Arial" w:cs="Arial"/>
+          <w:color w:val="0A0A0A"/>
+          <w:sz w:val="25"/>
+          <w:szCs w:val="25"/>
+        </w:rPr>
+      </w:pPr>
+    </w:p>
+    <w:p>
+      <w:pPr>
+        <w:pStyle w:val="bt-verse"/>
+        <w:shd w:val="clear" w:color="auto" w:fill="FFFFFF"/>
+        <w:spacing w:before="0" w:beforeAutospacing="0" w:after="96" w:afterAutospacing="0"/>
+        <w:rPr>
+          <w:rFonts w:ascii="Cavolini" w:hAnsi="Cavolini" w:cs="Cavolini"/>
+          <w:i/>
+          <w:iCs/>
+          <w:color w:val="0A0A0A"/>
+          <w:sz w:val="28"/>
+          <w:szCs w:val="28"/>
+        </w:rPr>
+      </w:pPr>
+      <w:r>
+        <w:rPr>
+          <w:rFonts w:ascii="Cavolini" w:hAnsi="Cavolini" w:cs="Cavolini"/>
+          <w:i/>
+          <w:iCs/>
+          <w:color w:val="0A0A0A"/>
+          <w:sz w:val="28"/>
+          <w:szCs w:val="28"/>
+        </w:rPr>
+        <w:t>2 Samuel 7,13-15</w:t>
+      </w:r>
+    </w:p>
+    <w:p>
+      <w:pPr>
+        <w:pStyle w:val="bt-verse"/>
+        <w:numPr>
+          <w:ilvl w:val="0"/>
+          <w:numId w:val="5"/>
+        </w:numPr>
+        <w:shd w:val="clear" w:color="auto" w:fill="FFFFFF"/>
+        <w:spacing w:before="0" w:beforeAutospacing="0" w:after="96" w:afterAutospacing="0"/>
+        <w:ind w:left="1276" w:right="1138"/>
+        <w:rPr>
+          <w:rStyle w:val="bt-verse-text"/>
+          <w:rFonts w:ascii="Cavolini" w:eastAsiaTheme="majorEastAsia" w:hAnsi="Cavolini" w:cs="Cavolini"/>
+          <w:i/>
+          <w:iCs/>
+        </w:rPr>
+      </w:pPr>
+      <w:r>
+        <w:rPr>
+          <w:rStyle w:val="bt-verse-text"/>
+          <w:rFonts w:ascii="Cavolini" w:eastAsiaTheme="majorEastAsia" w:hAnsi="Cavolini" w:cs="Cavolini"/>
+          <w:i/>
+          <w:iCs/>
+        </w:rPr>
+        <w:t>(El constituirá una casa para mi Nombre y yo consolidaré el trono de su realeza para siempre.)</w:t>
+      </w:r>
+    </w:p>
+    <w:p>
+      <w:pPr>
+        <w:pStyle w:val="bt-verse"/>
+        <w:numPr>
+          <w:ilvl w:val="0"/>
+          <w:numId w:val="5"/>
+        </w:numPr>
+        <w:shd w:val="clear" w:color="auto" w:fill="FFFFFF"/>
+        <w:spacing w:before="0" w:beforeAutospacing="0" w:after="96" w:afterAutospacing="0"/>
+        <w:ind w:left="1276" w:right="1138"/>
+        <w:rPr>
+          <w:rStyle w:val="bt-verse-text"/>
+          <w:rFonts w:ascii="Cavolini" w:eastAsiaTheme="majorEastAsia" w:hAnsi="Cavolini" w:cs="Cavolini"/>
+          <w:i/>
+          <w:iCs/>
+        </w:rPr>
+      </w:pPr>
+      <w:r>
+        <w:rPr>
+          <w:rStyle w:val="bt-verse-text"/>
+          <w:rFonts w:ascii="Cavolini" w:eastAsiaTheme="majorEastAsia" w:hAnsi="Cavolini" w:cs="Cavolini"/>
+          <w:i/>
+          <w:iCs/>
+        </w:rPr>
+        <w:t>Yo seré para él padre y él será para mí hijo. Si hace mal, le castigaré con vara de hombres y con golpes de hombres,</w:t>
+      </w:r>
+    </w:p>
+    <w:p>
+      <w:pPr>
+        <w:pStyle w:val="bt-verse"/>
+        <w:numPr>
+          <w:ilvl w:val="0"/>
+          <w:numId w:val="5"/>
+        </w:numPr>
+        <w:shd w:val="clear" w:color="auto" w:fill="FFFFFF"/>
+        <w:spacing w:before="0" w:beforeAutospacing="0" w:after="96" w:afterAutospacing="0"/>
+        <w:ind w:left="1276" w:right="1138"/>
+        <w:rPr>
+          <w:rStyle w:val="bt-verse-text"/>
+          <w:rFonts w:ascii="Cavolini" w:eastAsiaTheme="majorEastAsia" w:hAnsi="Cavolini" w:cs="Cavolini"/>
+          <w:i/>
+          <w:iCs/>
+        </w:rPr>
+      </w:pPr>
+      <w:r>
+        <w:rPr>
+          <w:rStyle w:val="bt-verse-text"/>
+          <w:rFonts w:ascii="Cavolini" w:eastAsiaTheme="majorEastAsia" w:hAnsi="Cavolini" w:cs="Cavolini"/>
+          <w:i/>
+          <w:iCs/>
+        </w:rPr>
+        <w:t>pero no apartaré de él mi amor, como lo aparté de Saúl a quien quité de delante de mí.</w:t>
+      </w:r>
+    </w:p>
+    <w:p>
+      <w:pPr>
+        <w:pStyle w:val="bt-verse"/>
+        <w:shd w:val="clear" w:color="auto" w:fill="FFFFFF"/>
+        <w:spacing w:before="0" w:beforeAutospacing="0" w:after="96" w:afterAutospacing="0"/>
+        <w:rPr>
+          <w:rFonts w:ascii="Arial" w:hAnsi="Arial" w:cs="Arial"/>
+          <w:color w:val="0A0A0A"/>
+          <w:sz w:val="25"/>
+          <w:szCs w:val="25"/>
+        </w:rPr>
+      </w:pPr>
+    </w:p>
+    <w:p>
+      <w:pPr>
+        <w:jc w:val="both"/>
+        <w:rPr>
+          <w:sz w:val="36"/>
+          <w:szCs w:val="36"/>
+        </w:rPr>
+      </w:pPr>
+      <w:r>
+        <w:rPr>
+          <w:sz w:val="36"/>
+          <w:szCs w:val="36"/>
+        </w:rPr>
+        <w:t xml:space="preserve">Y luego el </w:t>
+      </w:r>
+      <w:r>
+        <w:rPr>
+          <w:sz w:val="36"/>
+          <w:szCs w:val="36"/>
+        </w:rPr>
+        <w:t xml:space="preserve">pueblo de Israel </w:t>
+      </w:r>
+      <w:r>
+        <w:rPr>
+          <w:sz w:val="36"/>
+          <w:szCs w:val="36"/>
+        </w:rPr>
+        <w:t xml:space="preserve">recibió </w:t>
+      </w:r>
+      <w:r>
+        <w:rPr>
+          <w:sz w:val="36"/>
+          <w:szCs w:val="36"/>
+        </w:rPr>
+        <w:t xml:space="preserve">la misma </w:t>
+      </w:r>
+      <w:r>
+        <w:rPr>
+          <w:sz w:val="36"/>
+          <w:szCs w:val="36"/>
+        </w:rPr>
+        <w:t>promesa</w:t>
+      </w:r>
+      <w:r>
+        <w:rPr>
+          <w:sz w:val="36"/>
+          <w:szCs w:val="36"/>
+        </w:rPr>
+        <w:t xml:space="preserve"> 150 más </w:t>
+      </w:r>
+      <w:proofErr w:type="gramStart"/>
+      <w:r>
+        <w:rPr>
+          <w:sz w:val="36"/>
+          <w:szCs w:val="36"/>
+        </w:rPr>
+        <w:t>tarde</w:t>
+      </w:r>
+      <w:proofErr w:type="gramEnd"/>
+      <w:r>
+        <w:rPr>
+          <w:sz w:val="36"/>
+          <w:szCs w:val="36"/>
+        </w:rPr>
+        <w:t xml:space="preserve"> pero con más detalles según el libro de Isaías que todos hemos escuchado.</w:t>
+      </w:r>
+    </w:p>
+    <w:p>
+      <w:pPr>
+        <w:pStyle w:val="bt-verse"/>
+        <w:shd w:val="clear" w:color="auto" w:fill="FFFFFF"/>
+        <w:spacing w:before="0" w:beforeAutospacing="0" w:after="96" w:afterAutospacing="0"/>
+        <w:rPr>
+          <w:rFonts w:ascii="Cavolini" w:hAnsi="Cavolini" w:cs="Cavolini"/>
+          <w:i/>
+          <w:iCs/>
+          <w:color w:val="0A0A0A"/>
+          <w:sz w:val="28"/>
+          <w:szCs w:val="28"/>
+        </w:rPr>
+      </w:pPr>
+    </w:p>
+    <w:p>
+      <w:pPr>
+        <w:pStyle w:val="bt-verse"/>
+        <w:shd w:val="clear" w:color="auto" w:fill="FFFFFF"/>
+        <w:spacing w:before="0" w:beforeAutospacing="0" w:after="96" w:afterAutospacing="0"/>
+        <w:jc w:val="center"/>
+        <w:rPr>
+          <w:rFonts w:ascii="Cavolini" w:hAnsi="Cavolini" w:cs="Cavolini"/>
+          <w:i/>
+          <w:iCs/>
+          <w:color w:val="0A0A0A"/>
+          <w:sz w:val="28"/>
+          <w:szCs w:val="28"/>
+        </w:rPr>
+      </w:pPr>
+      <w:r>
+        <w:rPr>
+          <w:rFonts w:ascii="Cavolini" w:hAnsi="Cavolini" w:cs="Cavolini"/>
+          <w:i/>
+          <w:iCs/>
+          <w:color w:val="0A0A0A"/>
+          <w:sz w:val="28"/>
+          <w:szCs w:val="28"/>
+        </w:rPr>
+        <w:t xml:space="preserve">Isaías </w:t>
+      </w:r>
+      <w:r>
+        <w:rPr>
+          <w:rFonts w:ascii="Cavolini" w:hAnsi="Cavolini" w:cs="Cavolini"/>
+          <w:i/>
+          <w:iCs/>
+          <w:color w:val="0A0A0A"/>
+          <w:sz w:val="28"/>
+          <w:szCs w:val="28"/>
+        </w:rPr>
+        <w:t>7, 10-13</w:t>
+      </w:r>
+      <w:r>
+        <w:rPr>
+          <w:rFonts w:ascii="Cavolini" w:hAnsi="Cavolini" w:cs="Cavolini"/>
+          <w:i/>
+          <w:iCs/>
+          <w:color w:val="0A0A0A"/>
+          <w:sz w:val="28"/>
+          <w:szCs w:val="28"/>
+        </w:rPr>
+        <w:t>.</w:t>
+      </w:r>
+    </w:p>
+    <w:p>
+      <w:pPr>
+        <w:pStyle w:val="bt-verse"/>
+        <w:numPr>
+          <w:ilvl w:val="0"/>
+          <w:numId w:val="6"/>
+        </w:numPr>
+        <w:shd w:val="clear" w:color="auto" w:fill="FFFFFF"/>
+        <w:spacing w:before="0" w:beforeAutospacing="0" w:after="96" w:afterAutospacing="0"/>
+        <w:ind w:right="1138"/>
+        <w:rPr>
+          <w:rStyle w:val="bt-verse-text"/>
+          <w:rFonts w:ascii="Cavolini" w:hAnsi="Cavolini" w:cs="Cavolini"/>
+          <w:i/>
+          <w:iCs/>
+          <w:color w:val="0A0A0A"/>
+          <w:sz w:val="25"/>
+          <w:szCs w:val="25"/>
+        </w:rPr>
+      </w:pPr>
+      <w:r>
+        <w:rPr>
+          <w:rStyle w:val="bt-verse-text"/>
+          <w:rFonts w:ascii="Cavolini" w:eastAsiaTheme="majorEastAsia" w:hAnsi="Cavolini" w:cs="Cavolini"/>
+          <w:i/>
+          <w:iCs/>
+          <w:color w:val="0A0A0A"/>
+          <w:sz w:val="25"/>
+          <w:szCs w:val="25"/>
+        </w:rPr>
+        <w:t xml:space="preserve">Volvió Yahveh a hablar a </w:t>
+      </w:r>
+      <w:proofErr w:type="spellStart"/>
+      <w:r>
+        <w:rPr>
+          <w:rStyle w:val="bt-verse-text"/>
+          <w:rFonts w:ascii="Cavolini" w:eastAsiaTheme="majorEastAsia" w:hAnsi="Cavolini" w:cs="Cavolini"/>
+          <w:i/>
+          <w:iCs/>
+          <w:color w:val="0A0A0A"/>
+          <w:sz w:val="25"/>
+          <w:szCs w:val="25"/>
+        </w:rPr>
+        <w:t>Ajaz</w:t>
+      </w:r>
+      <w:proofErr w:type="spellEnd"/>
+      <w:r>
+        <w:rPr>
+          <w:rStyle w:val="bt-verse-text"/>
+          <w:rFonts w:ascii="Cavolini" w:eastAsiaTheme="majorEastAsia" w:hAnsi="Cavolini" w:cs="Cavolini"/>
+          <w:i/>
+          <w:iCs/>
+          <w:color w:val="0A0A0A"/>
+          <w:sz w:val="25"/>
+          <w:szCs w:val="25"/>
+        </w:rPr>
+        <w:t xml:space="preserve"> diciendo:</w:t>
+      </w:r>
+    </w:p>
+    <w:p>
+      <w:pPr>
+        <w:pStyle w:val="bt-verse"/>
+        <w:numPr>
+          <w:ilvl w:val="0"/>
+          <w:numId w:val="6"/>
+        </w:numPr>
+        <w:shd w:val="clear" w:color="auto" w:fill="FFFFFF"/>
+        <w:spacing w:before="0" w:beforeAutospacing="0" w:after="96" w:afterAutospacing="0"/>
+        <w:ind w:right="1138"/>
+        <w:rPr>
+          <w:rStyle w:val="bt-verse-text"/>
+          <w:rFonts w:ascii="Cavolini" w:hAnsi="Cavolini" w:cs="Cavolini"/>
+          <w:i/>
+          <w:iCs/>
+          <w:color w:val="0A0A0A"/>
+          <w:sz w:val="25"/>
+          <w:szCs w:val="25"/>
+        </w:rPr>
+      </w:pPr>
+      <w:r>
+        <w:rPr>
+          <w:rStyle w:val="bt-verse-text"/>
+          <w:rFonts w:ascii="Cavolini" w:eastAsiaTheme="majorEastAsia" w:hAnsi="Cavolini" w:cs="Cavolini"/>
+          <w:i/>
+          <w:iCs/>
+          <w:color w:val="0A0A0A"/>
+          <w:sz w:val="25"/>
+          <w:szCs w:val="25"/>
+        </w:rPr>
+        <w:t xml:space="preserve">«Pide para ti una señal de Yahveh tu Dios en lo profundo del </w:t>
+      </w:r>
+      <w:proofErr w:type="spellStart"/>
+      <w:r>
+        <w:rPr>
+          <w:rStyle w:val="bt-verse-text"/>
+          <w:rFonts w:ascii="Cavolini" w:eastAsiaTheme="majorEastAsia" w:hAnsi="Cavolini" w:cs="Cavolini"/>
+          <w:i/>
+          <w:iCs/>
+          <w:color w:val="0A0A0A"/>
+          <w:sz w:val="25"/>
+          <w:szCs w:val="25"/>
+        </w:rPr>
+        <w:t>seol</w:t>
+      </w:r>
+      <w:proofErr w:type="spellEnd"/>
+      <w:r>
+        <w:rPr>
+          <w:rStyle w:val="bt-verse-text"/>
+          <w:rFonts w:ascii="Cavolini" w:eastAsiaTheme="majorEastAsia" w:hAnsi="Cavolini" w:cs="Cavolini"/>
+          <w:i/>
+          <w:iCs/>
+          <w:color w:val="0A0A0A"/>
+          <w:sz w:val="25"/>
+          <w:szCs w:val="25"/>
+        </w:rPr>
+        <w:t xml:space="preserve"> o en lo más alto.»</w:t>
+      </w:r>
+    </w:p>
+    <w:p>
+      <w:pPr>
+        <w:pStyle w:val="bt-verse"/>
+        <w:numPr>
+          <w:ilvl w:val="0"/>
+          <w:numId w:val="6"/>
+        </w:numPr>
+        <w:shd w:val="clear" w:color="auto" w:fill="FFFFFF"/>
+        <w:spacing w:before="0" w:beforeAutospacing="0" w:after="96" w:afterAutospacing="0"/>
+        <w:ind w:right="1138"/>
+        <w:rPr>
+          <w:rStyle w:val="bt-verse-text"/>
+          <w:rFonts w:ascii="Cavolini" w:eastAsiaTheme="majorEastAsia" w:hAnsi="Cavolini" w:cs="Cavolini"/>
+          <w:i/>
+          <w:iCs/>
+          <w:color w:val="0A0A0A"/>
+          <w:sz w:val="25"/>
+          <w:szCs w:val="25"/>
+        </w:rPr>
+      </w:pPr>
+      <w:r>
+        <w:rPr>
+          <w:rStyle w:val="bt-verse-text"/>
+          <w:rFonts w:ascii="Cavolini" w:eastAsiaTheme="majorEastAsia" w:hAnsi="Cavolini" w:cs="Cavolini"/>
+          <w:i/>
+          <w:iCs/>
+          <w:color w:val="0A0A0A"/>
+          <w:sz w:val="25"/>
+          <w:szCs w:val="25"/>
+        </w:rPr>
+        <w:t xml:space="preserve">Dijo </w:t>
+      </w:r>
+      <w:proofErr w:type="spellStart"/>
+      <w:r>
+        <w:rPr>
+          <w:rStyle w:val="bt-verse-text"/>
+          <w:rFonts w:ascii="Cavolini" w:eastAsiaTheme="majorEastAsia" w:hAnsi="Cavolini" w:cs="Cavolini"/>
+          <w:i/>
+          <w:iCs/>
+          <w:color w:val="0A0A0A"/>
+          <w:sz w:val="25"/>
+          <w:szCs w:val="25"/>
+        </w:rPr>
+        <w:t>Ajaz</w:t>
+      </w:r>
+      <w:proofErr w:type="spellEnd"/>
+      <w:r>
+        <w:rPr>
+          <w:rStyle w:val="bt-verse-text"/>
+          <w:rFonts w:ascii="Cavolini" w:eastAsiaTheme="majorEastAsia" w:hAnsi="Cavolini" w:cs="Cavolini"/>
+          <w:i/>
+          <w:iCs/>
+          <w:color w:val="0A0A0A"/>
+          <w:sz w:val="25"/>
+          <w:szCs w:val="25"/>
+        </w:rPr>
+        <w:t>: «No la pediré, no tentaré a Yahveh.»</w:t>
+      </w:r>
+    </w:p>
+    <w:p>
+      <w:pPr>
+        <w:pStyle w:val="bt-verse"/>
+        <w:numPr>
+          <w:ilvl w:val="0"/>
+          <w:numId w:val="6"/>
+        </w:numPr>
+        <w:shd w:val="clear" w:color="auto" w:fill="FFFFFF"/>
+        <w:spacing w:before="0" w:beforeAutospacing="0" w:after="96" w:afterAutospacing="0"/>
+        <w:ind w:right="1138"/>
+        <w:rPr>
+          <w:rStyle w:val="bt-verse-text"/>
+          <w:rFonts w:ascii="Cavolini" w:hAnsi="Cavolini" w:cs="Cavolini"/>
+          <w:i/>
+          <w:iCs/>
+          <w:color w:val="0A0A0A"/>
+          <w:sz w:val="25"/>
+          <w:szCs w:val="25"/>
+        </w:rPr>
+      </w:pPr>
+      <w:r>
+        <w:rPr>
+          <w:rStyle w:val="bt-verse-text"/>
+          <w:rFonts w:ascii="Cavolini" w:eastAsiaTheme="majorEastAsia" w:hAnsi="Cavolini" w:cs="Cavolini"/>
+          <w:i/>
+          <w:iCs/>
+          <w:color w:val="0A0A0A"/>
+          <w:sz w:val="25"/>
+          <w:szCs w:val="25"/>
+        </w:rPr>
+        <w:t>Dijo Isaías: «Oíd, pues, casa de David: ¿Os parece poco cansar a los hombres, que cansáis también a mi Dios?</w:t>
+      </w:r>
+    </w:p>
+    <w:p>
+      <w:pPr>
+        <w:pStyle w:val="bt-verse"/>
+        <w:numPr>
+          <w:ilvl w:val="0"/>
+          <w:numId w:val="6"/>
+        </w:numPr>
+        <w:shd w:val="clear" w:color="auto" w:fill="FFFFFF"/>
+        <w:spacing w:before="0" w:beforeAutospacing="0" w:after="96" w:afterAutospacing="0"/>
+        <w:ind w:right="1138"/>
+        <w:rPr>
+          <w:rFonts w:ascii="Cavolini" w:hAnsi="Cavolini" w:cs="Cavolini"/>
+          <w:i/>
+          <w:iCs/>
+          <w:color w:val="0A0A0A"/>
+          <w:sz w:val="25"/>
+          <w:szCs w:val="25"/>
+        </w:rPr>
+      </w:pPr>
+      <w:r>
+        <w:rPr>
+          <w:rFonts w:ascii="Cavolini" w:hAnsi="Cavolini" w:cs="Cavolini"/>
+          <w:i/>
+          <w:iCs/>
+          <w:color w:val="0A0A0A"/>
+          <w:sz w:val="25"/>
+          <w:szCs w:val="25"/>
+        </w:rPr>
+        <w:t xml:space="preserve">Pues bien, el </w:t>
+      </w:r>
+      <w:r>
+        <w:rPr>
+          <w:rFonts w:ascii="Cavolini" w:hAnsi="Cavolini" w:cs="Cavolini"/>
+          <w:b/>
+          <w:bCs/>
+          <w:i/>
+          <w:iCs/>
+          <w:color w:val="0A0A0A"/>
+          <w:sz w:val="25"/>
+          <w:szCs w:val="25"/>
+        </w:rPr>
+        <w:t>Señor</w:t>
+      </w:r>
+      <w:r>
+        <w:rPr>
+          <w:rFonts w:ascii="Cavolini" w:hAnsi="Cavolini" w:cs="Cavolini"/>
+          <w:i/>
+          <w:iCs/>
+          <w:color w:val="0A0A0A"/>
+          <w:sz w:val="25"/>
+          <w:szCs w:val="25"/>
+        </w:rPr>
+        <w:t xml:space="preserve"> mismo va a daros una señal: He aquí que una doncella está encinta y va a dar a luz un hijo, y le pondrá por nombre Emmanuel.</w:t>
+      </w:r>
+    </w:p>
+    <w:p>
+      <w:pPr>
+        <w:jc w:val="center"/>
+        <w:rPr>
+          <w:rFonts w:ascii="Cavolini" w:hAnsi="Cavolini" w:cs="Cavolini"/>
+          <w:i/>
+          <w:iCs/>
+          <w:sz w:val="36"/>
+          <w:szCs w:val="36"/>
+        </w:rPr>
+      </w:pPr>
+    </w:p>
+    <w:p>
+      <w:pPr>
+        <w:jc w:val="center"/>
+        <w:rPr>
+          <w:rFonts w:ascii="Cavolini" w:hAnsi="Cavolini" w:cs="Cavolini"/>
+          <w:i/>
+          <w:iCs/>
+          <w:sz w:val="36"/>
+          <w:szCs w:val="36"/>
+        </w:rPr>
+      </w:pPr>
+      <w:r>
+        <w:rPr>
+          <w:rFonts w:ascii="Cavolini" w:hAnsi="Cavolini" w:cs="Cavolini"/>
+          <w:i/>
+          <w:iCs/>
+          <w:sz w:val="36"/>
+          <w:szCs w:val="36"/>
+        </w:rPr>
+        <w:t>Emmanuel significa Dios con nosotros</w:t>
+      </w:r>
+    </w:p>
+    <w:p>
+      <w:pPr>
+        <w:rPr>
+          <w:b/>
+          <w:bCs/>
+          <w:sz w:val="36"/>
+          <w:szCs w:val="36"/>
+        </w:rPr>
+      </w:pPr>
+    </w:p>
+    <w:p>
+      <w:pPr>
+        <w:ind w:firstLine="708"/>
+        <w:jc w:val="both"/>
+        <w:rPr>
+          <w:sz w:val="36"/>
+          <w:szCs w:val="36"/>
+        </w:rPr>
+      </w:pPr>
+      <w:r>
+        <w:rPr>
+          <w:sz w:val="36"/>
+          <w:szCs w:val="36"/>
+        </w:rPr>
+        <w:t>Pero porque Nuestro Señor no se llamó Emmanuel como anuncia la profecía, sino que se llam</w:t>
+      </w:r>
+      <w:r>
+        <w:rPr>
+          <w:sz w:val="36"/>
+          <w:szCs w:val="36"/>
+        </w:rPr>
+        <w:t>ó</w:t>
+      </w:r>
+      <w:r>
+        <w:rPr>
+          <w:sz w:val="36"/>
+          <w:szCs w:val="36"/>
+        </w:rPr>
+        <w:t xml:space="preserve"> Jesús</w:t>
+      </w:r>
+      <w:r>
+        <w:rPr>
+          <w:sz w:val="36"/>
+          <w:szCs w:val="36"/>
+        </w:rPr>
+        <w:t xml:space="preserve"> como le dijo el Angel Gabriel a </w:t>
+      </w:r>
+      <w:r>
+        <w:rPr>
+          <w:sz w:val="36"/>
+          <w:szCs w:val="36"/>
+        </w:rPr>
+        <w:t xml:space="preserve">la Virgen </w:t>
+      </w:r>
+      <w:r>
+        <w:rPr>
+          <w:sz w:val="36"/>
+          <w:szCs w:val="36"/>
+        </w:rPr>
+        <w:t>Maria.</w:t>
+      </w:r>
+    </w:p>
+    <w:p>
+      <w:pPr>
+        <w:ind w:firstLine="708"/>
+        <w:rPr>
+          <w:sz w:val="36"/>
+          <w:szCs w:val="36"/>
+        </w:rPr>
+      </w:pPr>
+      <w:r>
+        <w:rPr>
+          <w:sz w:val="36"/>
+          <w:szCs w:val="36"/>
+        </w:rPr>
+        <w:t>La razón está en que Emmanuel es un título profético o una descripción de su naturaleza, mientras que Jesús es su nombre personal.</w:t>
+      </w:r>
+    </w:p>
+    <w:p>
+      <w:pPr>
+        <w:ind w:firstLine="708"/>
+        <w:rPr>
+          <w:sz w:val="36"/>
+          <w:szCs w:val="36"/>
+        </w:rPr>
+      </w:pPr>
+    </w:p>
+    <w:p>
+      <w:pPr>
+        <w:rPr>
+          <w:b/>
+          <w:bCs/>
+          <w:sz w:val="36"/>
+          <w:szCs w:val="36"/>
+        </w:rPr>
+      </w:pPr>
+      <w:r>
+        <w:rPr>
+          <w:b/>
+          <w:bCs/>
+          <w:sz w:val="36"/>
+          <w:szCs w:val="36"/>
+        </w:rPr>
+        <w:br w:type="page"/>
+      </w:r>
+    </w:p>
+    <w:p>
+      <w:pPr>
+        <w:jc w:val="both"/>
+        <w:rPr>
+          <w:sz w:val="36"/>
+          <w:szCs w:val="36"/>
+        </w:rPr>
+      </w:pPr>
+      <w:r>
+        <w:rPr>
+          <w:b/>
+          <w:bCs/>
+          <w:sz w:val="36"/>
+          <w:szCs w:val="36"/>
+        </w:rPr>
+        <w:lastRenderedPageBreak/>
+        <w:t xml:space="preserve">Qué significa </w:t>
+      </w:r>
+      <w:r>
+        <w:rPr>
+          <w:b/>
+          <w:bCs/>
+          <w:sz w:val="36"/>
+          <w:szCs w:val="36"/>
+        </w:rPr>
+        <w:t>Cristo</w:t>
+      </w:r>
+      <w:r>
+        <w:rPr>
+          <w:sz w:val="36"/>
+          <w:szCs w:val="36"/>
+        </w:rPr>
+        <w:t>:</w:t>
+      </w:r>
+    </w:p>
+    <w:p>
+      <w:pPr>
+        <w:ind w:firstLine="708"/>
+        <w:jc w:val="both"/>
+        <w:rPr>
+          <w:sz w:val="36"/>
+          <w:szCs w:val="36"/>
+        </w:rPr>
+      </w:pPr>
+      <w:r>
+        <w:rPr>
+          <w:sz w:val="36"/>
+          <w:szCs w:val="36"/>
+        </w:rPr>
+        <w:t xml:space="preserve">El nombre de Cristo significa, </w:t>
+      </w:r>
+      <w:r>
+        <w:rPr>
+          <w:sz w:val="36"/>
+          <w:szCs w:val="36"/>
+        </w:rPr>
+        <w:t xml:space="preserve">Ungido, Mesías, </w:t>
+      </w:r>
+      <w:r>
+        <w:rPr>
+          <w:sz w:val="36"/>
+          <w:szCs w:val="36"/>
+        </w:rPr>
+        <w:t>Dios salva</w:t>
+      </w:r>
+      <w:r>
+        <w:rPr>
+          <w:sz w:val="36"/>
+          <w:szCs w:val="36"/>
+        </w:rPr>
+        <w:t>.</w:t>
       </w:r>
     </w:p>
     <w:p>
@@ -643,40 +1557,1980 @@
       <w:pPr>
         <w:jc w:val="both"/>
         <w:rPr>
-          <w:sz w:val="36"/>
-          <w:szCs w:val="36"/>
-        </w:rPr>
-      </w:pPr>
-    </w:p>
-    <w:p>
-      <w:pPr>
-        <w:jc w:val="both"/>
-        <w:rPr>
-          <w:sz w:val="36"/>
-          <w:szCs w:val="36"/>
-        </w:rPr>
-      </w:pPr>
+          <w:b/>
+          <w:bCs/>
+          <w:sz w:val="36"/>
+          <w:szCs w:val="36"/>
+        </w:rPr>
+      </w:pPr>
+      <w:r>
+        <w:rPr>
+          <w:b/>
+          <w:bCs/>
+          <w:sz w:val="36"/>
+          <w:szCs w:val="36"/>
+        </w:rPr>
+        <w:t xml:space="preserve">Qué significa </w:t>
+      </w:r>
+      <w:r>
+        <w:rPr>
+          <w:b/>
+          <w:bCs/>
+          <w:sz w:val="36"/>
+          <w:szCs w:val="36"/>
+        </w:rPr>
+        <w:t>Jesús:</w:t>
+      </w:r>
+    </w:p>
+    <w:p>
+      <w:pPr>
+        <w:jc w:val="both"/>
+        <w:rPr>
+          <w:sz w:val="36"/>
+          <w:szCs w:val="36"/>
+        </w:rPr>
+      </w:pPr>
+      <w:r>
+        <w:rPr>
+          <w:sz w:val="36"/>
+          <w:szCs w:val="36"/>
+        </w:rPr>
+        <w:tab/>
+        <w:t>El nombre de Jesús es un poco más complejo.</w:t>
+      </w:r>
+    </w:p>
+    <w:p>
+      <w:pPr>
+        <w:ind w:firstLine="708"/>
+        <w:jc w:val="both"/>
+        <w:rPr>
+          <w:sz w:val="36"/>
+          <w:szCs w:val="36"/>
+        </w:rPr>
+      </w:pPr>
+      <w:r>
+        <w:rPr>
+          <w:sz w:val="36"/>
+          <w:szCs w:val="36"/>
+        </w:rPr>
+        <w:t xml:space="preserve">Lo hemos heredado a través de los años por la evangelización y la transmisión de la fe entre los diferentes países </w:t>
+      </w:r>
+      <w:r>
+        <w:rPr>
+          <w:sz w:val="36"/>
+          <w:szCs w:val="36"/>
+        </w:rPr>
+        <w:t xml:space="preserve">con </w:t>
+      </w:r>
+      <w:r>
+        <w:rPr>
+          <w:sz w:val="36"/>
+          <w:szCs w:val="36"/>
+        </w:rPr>
+        <w:t>sus idiomas.</w:t>
+      </w:r>
+    </w:p>
+    <w:p>
+      <w:pPr>
+        <w:jc w:val="both"/>
+        <w:rPr>
+          <w:sz w:val="36"/>
+          <w:szCs w:val="36"/>
+        </w:rPr>
+      </w:pPr>
+      <w:r>
+        <w:rPr>
+          <w:sz w:val="36"/>
+          <w:szCs w:val="36"/>
+        </w:rPr>
+        <w:t xml:space="preserve">El nombre de </w:t>
+      </w:r>
+      <w:r>
+        <w:rPr>
+          <w:b/>
+          <w:bCs/>
+          <w:sz w:val="36"/>
+          <w:szCs w:val="36"/>
+        </w:rPr>
+        <w:t>Jesús</w:t>
+      </w:r>
+      <w:r>
+        <w:rPr>
+          <w:sz w:val="36"/>
+          <w:szCs w:val="36"/>
+        </w:rPr>
+        <w:t xml:space="preserve"> en el hebreo original </w:t>
+      </w:r>
+      <w:r>
+        <w:rPr>
+          <w:sz w:val="36"/>
+          <w:szCs w:val="36"/>
+        </w:rPr>
+        <w:t xml:space="preserve">se escribía o se pronunciaban de dos formas: </w:t>
+      </w:r>
     </w:p>
     <w:p>
       <w:pPr>
         <w:pStyle w:val="ListParagraph"/>
         <w:numPr>
           <w:ilvl w:val="0"/>
-          <w:numId w:val="2"/>
+          <w:numId w:val="4"/>
         </w:numPr>
         <w:jc w:val="both"/>
         <w:rPr>
-          <w:sz w:val="36"/>
-          <w:szCs w:val="36"/>
-        </w:rPr>
-      </w:pPr>
-      <w:r>
-        <w:rPr>
-          <w:sz w:val="36"/>
-          <w:szCs w:val="36"/>
-        </w:rPr>
-        <w:t>Sacerdote, profeta y rey</w:t>
-      </w:r>
+          <w:b/>
+          <w:bCs/>
+          <w:sz w:val="36"/>
+          <w:szCs w:val="36"/>
+        </w:rPr>
+      </w:pPr>
+      <w:r>
+        <w:rPr>
+          <w:sz w:val="36"/>
+          <w:szCs w:val="36"/>
+        </w:rPr>
+        <w:t xml:space="preserve">La </w:t>
+      </w:r>
+      <w:r>
+        <w:rPr>
+          <w:sz w:val="36"/>
+          <w:szCs w:val="36"/>
+        </w:rPr>
+        <w:t>forma corta</w:t>
+      </w:r>
+      <w:r>
+        <w:rPr>
+          <w:sz w:val="36"/>
+          <w:szCs w:val="36"/>
+        </w:rPr>
+        <w:t xml:space="preserve">: </w:t>
+      </w:r>
+      <w:proofErr w:type="spellStart"/>
+      <w:r>
+        <w:rPr>
+          <w:b/>
+          <w:bCs/>
+          <w:sz w:val="36"/>
+          <w:szCs w:val="36"/>
+        </w:rPr>
+        <w:t>Y</w:t>
+      </w:r>
+      <w:r>
+        <w:rPr>
+          <w:b/>
+          <w:bCs/>
+          <w:sz w:val="36"/>
+          <w:szCs w:val="36"/>
+        </w:rPr>
+        <w:t>ê</w:t>
+      </w:r>
+      <w:r>
+        <w:rPr>
+          <w:b/>
+          <w:bCs/>
+          <w:sz w:val="36"/>
+          <w:szCs w:val="36"/>
+        </w:rPr>
+        <w:t>s</w:t>
+      </w:r>
+      <w:r>
+        <w:rPr>
+          <w:b/>
+          <w:bCs/>
+          <w:sz w:val="36"/>
+          <w:szCs w:val="36"/>
+        </w:rPr>
+        <w:t>u</w:t>
+      </w:r>
+      <w:r>
+        <w:rPr>
+          <w:b/>
+          <w:bCs/>
+          <w:sz w:val="36"/>
+          <w:szCs w:val="36"/>
+        </w:rPr>
+        <w:t>a</w:t>
+      </w:r>
+      <w:proofErr w:type="spellEnd"/>
+      <w:r>
+        <w:rPr>
+          <w:b/>
+          <w:bCs/>
+          <w:sz w:val="36"/>
+          <w:szCs w:val="36"/>
+        </w:rPr>
+        <w:t>′</w:t>
+      </w:r>
+      <w:r>
+        <w:rPr>
+          <w:sz w:val="36"/>
+          <w:szCs w:val="36"/>
+        </w:rPr>
+        <w:t xml:space="preserve"> pero se pronuncia </w:t>
+      </w:r>
+      <w:r>
+        <w:rPr>
+          <w:b/>
+          <w:bCs/>
+          <w:sz w:val="36"/>
+          <w:szCs w:val="36"/>
+        </w:rPr>
+        <w:t>Yeshua</w:t>
+      </w:r>
+    </w:p>
+    <w:p>
+      <w:pPr>
+        <w:pStyle w:val="ListParagraph"/>
+        <w:numPr>
+          <w:ilvl w:val="0"/>
+          <w:numId w:val="4"/>
+        </w:numPr>
+        <w:jc w:val="both"/>
+        <w:rPr>
+          <w:b/>
+          <w:bCs/>
+          <w:sz w:val="36"/>
+          <w:szCs w:val="36"/>
+        </w:rPr>
+      </w:pPr>
+      <w:r>
+        <w:rPr>
+          <w:sz w:val="36"/>
+          <w:szCs w:val="36"/>
+        </w:rPr>
+        <w:t>L</w:t>
+      </w:r>
+      <w:r>
+        <w:rPr>
+          <w:sz w:val="36"/>
+          <w:szCs w:val="36"/>
+        </w:rPr>
+        <w:t xml:space="preserve">a forma larga </w:t>
+      </w:r>
+      <w:proofErr w:type="spellStart"/>
+      <w:r>
+        <w:rPr>
+          <w:b/>
+          <w:bCs/>
+          <w:sz w:val="36"/>
+          <w:szCs w:val="36"/>
+        </w:rPr>
+        <w:t>Yêhosua</w:t>
+      </w:r>
+      <w:proofErr w:type="spellEnd"/>
+      <w:r>
+        <w:rPr>
+          <w:b/>
+          <w:bCs/>
+          <w:sz w:val="36"/>
+          <w:szCs w:val="36"/>
+        </w:rPr>
+        <w:t>′</w:t>
+      </w:r>
+      <w:r>
+        <w:rPr>
+          <w:sz w:val="36"/>
+          <w:szCs w:val="36"/>
+        </w:rPr>
+        <w:t xml:space="preserve"> y se pronuncia </w:t>
+      </w:r>
+      <w:proofErr w:type="spellStart"/>
+      <w:r>
+        <w:rPr>
+          <w:b/>
+          <w:bCs/>
+          <w:sz w:val="36"/>
+          <w:szCs w:val="36"/>
+        </w:rPr>
+        <w:t>Yehoshúa</w:t>
+      </w:r>
+      <w:proofErr w:type="spellEnd"/>
+      <w:r>
+        <w:rPr>
+          <w:b/>
+          <w:bCs/>
+          <w:sz w:val="36"/>
+          <w:szCs w:val="36"/>
+        </w:rPr>
+        <w:t>.</w:t>
+      </w:r>
+    </w:p>
+    <w:p>
+      <w:pPr>
+        <w:jc w:val="both"/>
+        <w:rPr>
+          <w:sz w:val="36"/>
+          <w:szCs w:val="36"/>
+        </w:rPr>
+      </w:pPr>
+    </w:p>
+    <w:p>
+      <w:pPr>
+        <w:jc w:val="both"/>
+        <w:rPr>
+          <w:b/>
+          <w:bCs/>
+          <w:sz w:val="36"/>
+          <w:szCs w:val="36"/>
+        </w:rPr>
+      </w:pPr>
+      <w:r>
+        <w:rPr>
+          <w:b/>
+          <w:bCs/>
+          <w:sz w:val="36"/>
+          <w:szCs w:val="36"/>
+        </w:rPr>
+        <w:t>Anteriormente se ungía a tres personas:</w:t>
+      </w:r>
+    </w:p>
+    <w:p>
+      <w:pPr>
+        <w:pStyle w:val="ListParagraph"/>
+        <w:numPr>
+          <w:ilvl w:val="0"/>
+          <w:numId w:val="3"/>
+        </w:numPr>
+        <w:jc w:val="both"/>
+        <w:rPr>
+          <w:sz w:val="36"/>
+          <w:szCs w:val="36"/>
+        </w:rPr>
+      </w:pPr>
+      <w:r>
+        <w:rPr>
+          <w:sz w:val="36"/>
+          <w:szCs w:val="36"/>
+        </w:rPr>
+        <w:t>Profetas</w:t>
+      </w:r>
+    </w:p>
+    <w:p>
+      <w:pPr>
+        <w:pStyle w:val="ListParagraph"/>
+        <w:numPr>
+          <w:ilvl w:val="0"/>
+          <w:numId w:val="3"/>
+        </w:numPr>
+        <w:jc w:val="both"/>
+        <w:rPr>
+          <w:sz w:val="36"/>
+          <w:szCs w:val="36"/>
+        </w:rPr>
+      </w:pPr>
+      <w:r>
+        <w:rPr>
+          <w:sz w:val="36"/>
+          <w:szCs w:val="36"/>
+        </w:rPr>
+        <w:t>Sacerdotes</w:t>
+      </w:r>
+    </w:p>
+    <w:p>
+      <w:pPr>
+        <w:pStyle w:val="ListParagraph"/>
+        <w:numPr>
+          <w:ilvl w:val="0"/>
+          <w:numId w:val="3"/>
+        </w:numPr>
+        <w:jc w:val="both"/>
+        <w:rPr>
+          <w:sz w:val="36"/>
+          <w:szCs w:val="36"/>
+        </w:rPr>
+      </w:pPr>
+      <w:r>
+        <w:rPr>
+          <w:sz w:val="36"/>
+          <w:szCs w:val="36"/>
+        </w:rPr>
+        <w:t>Reyes</w:t>
+      </w:r>
+    </w:p>
+    <w:p>
+      <w:pPr>
+        <w:jc w:val="both"/>
+        <w:rPr>
+          <w:sz w:val="36"/>
+          <w:szCs w:val="36"/>
+        </w:rPr>
+      </w:pPr>
+      <w:r>
+        <w:rPr>
+          <w:sz w:val="36"/>
+          <w:szCs w:val="36"/>
+        </w:rPr>
+        <w:t>Y Jesucristo tiene por derecho y por mandato los tres títulos.</w:t>
+      </w:r>
+    </w:p>
+    <w:p>
+      <w:pPr>
+        <w:pStyle w:val="ListParagraph"/>
+        <w:numPr>
+          <w:ilvl w:val="0"/>
+          <w:numId w:val="3"/>
+        </w:numPr>
+        <w:jc w:val="both"/>
+        <w:rPr>
+          <w:sz w:val="36"/>
+          <w:szCs w:val="36"/>
+        </w:rPr>
+      </w:pPr>
+      <w:r>
+        <w:rPr>
+          <w:b/>
+          <w:bCs/>
+          <w:sz w:val="36"/>
+          <w:szCs w:val="36"/>
+        </w:rPr>
+        <w:t>Profeta</w:t>
+      </w:r>
+      <w:r>
+        <w:rPr>
+          <w:sz w:val="36"/>
+          <w:szCs w:val="36"/>
+        </w:rPr>
+        <w:t>:</w:t>
+      </w:r>
+      <w:r>
+        <w:rPr>
+          <w:sz w:val="36"/>
+          <w:szCs w:val="36"/>
+        </w:rPr>
+        <w:t xml:space="preserve"> </w:t>
+      </w:r>
+      <w:r>
+        <w:rPr>
+          <w:sz w:val="36"/>
+          <w:szCs w:val="36"/>
+        </w:rPr>
+        <w:t>Eran y son lo</w:t>
+      </w:r>
+      <w:r>
+        <w:rPr>
+          <w:sz w:val="36"/>
+          <w:szCs w:val="36"/>
+        </w:rPr>
+        <w:t xml:space="preserve">s que transmiten la palabra de Dios y revelan su voluntad, como nuestro párroco </w:t>
+      </w:r>
+      <w:r>
+        <w:rPr>
+          <w:sz w:val="36"/>
+          <w:szCs w:val="36"/>
+        </w:rPr>
+        <w:t>en la homilía que parte la palabra según las proclamaciones y los ecos de los hermanos.</w:t>
+      </w:r>
+    </w:p>
+    <w:p>
+      <w:pPr>
+        <w:pStyle w:val="ListParagraph"/>
+        <w:numPr>
+          <w:ilvl w:val="0"/>
+          <w:numId w:val="3"/>
+        </w:numPr>
+        <w:jc w:val="both"/>
+        <w:rPr>
+          <w:sz w:val="36"/>
+          <w:szCs w:val="36"/>
+        </w:rPr>
+      </w:pPr>
+      <w:r>
+        <w:rPr>
+          <w:b/>
+          <w:bCs/>
+          <w:sz w:val="36"/>
+          <w:szCs w:val="36"/>
+        </w:rPr>
+        <w:lastRenderedPageBreak/>
+        <w:t>Sacerdote</w:t>
+      </w:r>
+      <w:r>
+        <w:rPr>
+          <w:sz w:val="36"/>
+          <w:szCs w:val="36"/>
+        </w:rPr>
+        <w:t>:</w:t>
+      </w:r>
+      <w:r>
+        <w:rPr>
+          <w:b/>
+          <w:bCs/>
+          <w:sz w:val="36"/>
+          <w:szCs w:val="36"/>
+        </w:rPr>
+        <w:t xml:space="preserve"> </w:t>
+      </w:r>
+      <w:r>
+        <w:rPr>
+          <w:sz w:val="36"/>
+          <w:szCs w:val="36"/>
+        </w:rPr>
+        <w:t xml:space="preserve">Eran y son ungidos con el poder de ofrecer sacrificio y mediar entre Dios y lo hombres y Cristo es el sacerdote eterno que ofrece el único y perfecto sacrificio, por lo que decimos que Cristo se hace presente en cada Eucaristía y se inmola </w:t>
+      </w:r>
+      <w:r>
+        <w:rPr>
+          <w:sz w:val="36"/>
+          <w:szCs w:val="36"/>
+        </w:rPr>
+        <w:t xml:space="preserve">haciendo presente su pasión donde entrega su cuerpo y su sangre, presentándose </w:t>
+      </w:r>
+      <w:r>
+        <w:rPr>
+          <w:sz w:val="36"/>
+          <w:szCs w:val="36"/>
+        </w:rPr>
+        <w:t>por medio de quien ahora es nuestro párroco</w:t>
+      </w:r>
+      <w:r>
+        <w:rPr>
+          <w:sz w:val="36"/>
+          <w:szCs w:val="36"/>
+        </w:rPr>
+        <w:t>.</w:t>
+      </w:r>
+      <w:r>
+        <w:rPr>
+          <w:sz w:val="36"/>
+          <w:szCs w:val="36"/>
+        </w:rPr>
+        <w:br/>
+      </w:r>
+    </w:p>
+    <w:p>
+      <w:pPr>
+        <w:pStyle w:val="ListParagraph"/>
+        <w:numPr>
+          <w:ilvl w:val="0"/>
+          <w:numId w:val="3"/>
+        </w:numPr>
+        <w:jc w:val="both"/>
+        <w:rPr>
+          <w:sz w:val="36"/>
+          <w:szCs w:val="36"/>
+        </w:rPr>
+      </w:pPr>
+      <w:r>
+        <w:rPr>
+          <w:b/>
+          <w:bCs/>
+          <w:sz w:val="36"/>
+          <w:szCs w:val="36"/>
+        </w:rPr>
+        <w:t>Rey</w:t>
+      </w:r>
+      <w:r>
+        <w:rPr>
+          <w:sz w:val="36"/>
+          <w:szCs w:val="36"/>
+        </w:rPr>
+        <w:t xml:space="preserve">: </w:t>
+      </w:r>
+      <w:r>
+        <w:rPr>
+          <w:sz w:val="36"/>
+          <w:szCs w:val="36"/>
+        </w:rPr>
+        <w:t>E</w:t>
+      </w:r>
+      <w:r>
+        <w:rPr>
+          <w:sz w:val="36"/>
+          <w:szCs w:val="36"/>
+        </w:rPr>
+        <w:t xml:space="preserve">ran ungidos para liderar al pueblo </w:t>
+      </w:r>
+      <w:r>
+        <w:rPr>
+          <w:sz w:val="36"/>
+          <w:szCs w:val="36"/>
+        </w:rPr>
+        <w:t xml:space="preserve">de </w:t>
+      </w:r>
+      <w:r>
+        <w:rPr>
+          <w:sz w:val="36"/>
+          <w:szCs w:val="36"/>
+        </w:rPr>
+        <w:t xml:space="preserve">Dios con </w:t>
+      </w:r>
+      <w:r>
+        <w:rPr>
+          <w:sz w:val="36"/>
+          <w:szCs w:val="36"/>
+        </w:rPr>
+        <w:t xml:space="preserve">la gracia y ayuda de los profetas que Dios les daba, </w:t>
+      </w:r>
+      <w:r>
+        <w:rPr>
+          <w:sz w:val="36"/>
+          <w:szCs w:val="36"/>
+        </w:rPr>
+        <w:t xml:space="preserve">como lo viene a </w:t>
+      </w:r>
+      <w:r>
+        <w:rPr>
+          <w:sz w:val="36"/>
+          <w:szCs w:val="36"/>
+        </w:rPr>
+        <w:t>c</w:t>
+      </w:r>
+      <w:r>
+        <w:rPr>
+          <w:sz w:val="36"/>
+          <w:szCs w:val="36"/>
+        </w:rPr>
+        <w:t xml:space="preserve">umplir Cristo </w:t>
+      </w:r>
+      <w:r>
+        <w:rPr>
+          <w:sz w:val="36"/>
+          <w:szCs w:val="36"/>
+        </w:rPr>
+        <w:t xml:space="preserve">Jesús </w:t>
+      </w:r>
+      <w:r>
+        <w:rPr>
+          <w:sz w:val="36"/>
+          <w:szCs w:val="36"/>
+        </w:rPr>
+        <w:t>Rey del Universo.</w:t>
+      </w:r>
+    </w:p>
+    <w:p>
+      <w:pPr>
+        <w:jc w:val="both"/>
+        <w:rPr>
+          <w:sz w:val="36"/>
+          <w:szCs w:val="36"/>
+        </w:rPr>
+      </w:pPr>
+    </w:p>
+    <w:p>
+      <w:pPr>
+        <w:jc w:val="both"/>
+        <w:rPr>
+          <w:sz w:val="36"/>
+          <w:szCs w:val="36"/>
+        </w:rPr>
+      </w:pPr>
+      <w:r>
+        <w:rPr>
+          <w:sz w:val="36"/>
+          <w:szCs w:val="36"/>
+        </w:rPr>
+        <w:t xml:space="preserve">Dios quiere llevarnos como </w:t>
+      </w:r>
+      <w:r>
+        <w:rPr>
+          <w:sz w:val="36"/>
+          <w:szCs w:val="36"/>
+        </w:rPr>
+        <w:t xml:space="preserve">lo hizo con </w:t>
+      </w:r>
+      <w:r>
+        <w:rPr>
+          <w:sz w:val="36"/>
+          <w:szCs w:val="36"/>
+        </w:rPr>
+        <w:t xml:space="preserve">el pueblo de Israel de la Creencia a la </w:t>
+      </w:r>
+      <w:r>
+        <w:rPr>
+          <w:sz w:val="36"/>
+          <w:szCs w:val="36"/>
+        </w:rPr>
+        <w:t xml:space="preserve">gracia de la </w:t>
+      </w:r>
+      <w:r>
+        <w:rPr>
+          <w:sz w:val="36"/>
+          <w:szCs w:val="36"/>
+        </w:rPr>
+        <w:t>Fe</w:t>
+      </w:r>
+      <w:r>
+        <w:rPr>
+          <w:sz w:val="36"/>
+          <w:szCs w:val="36"/>
+        </w:rPr>
+        <w:t xml:space="preserve">, </w:t>
+      </w:r>
+      <w:r>
+        <w:rPr>
+          <w:sz w:val="36"/>
+          <w:szCs w:val="36"/>
+        </w:rPr>
+        <w:t>de la esclavitud a la libertad</w:t>
+      </w:r>
+      <w:r>
+        <w:rPr>
+          <w:sz w:val="36"/>
+          <w:szCs w:val="36"/>
+        </w:rPr>
+        <w:t xml:space="preserve"> </w:t>
+      </w:r>
+      <w:r>
+        <w:rPr>
+          <w:sz w:val="36"/>
+          <w:szCs w:val="36"/>
+        </w:rPr>
+        <w:t xml:space="preserve">de la muerte a la vida, </w:t>
+      </w:r>
+      <w:r>
+        <w:rPr>
+          <w:sz w:val="36"/>
+          <w:szCs w:val="36"/>
+        </w:rPr>
+        <w:t>por medio del nuevo Moises, Cristo Jesús</w:t>
+      </w:r>
+      <w:r>
+        <w:rPr>
+          <w:sz w:val="36"/>
+          <w:szCs w:val="36"/>
+        </w:rPr>
+        <w:t xml:space="preserve"> Señor nuestro, a quien profesamos</w:t>
+      </w:r>
+      <w:r>
+        <w:rPr>
+          <w:sz w:val="36"/>
+          <w:szCs w:val="36"/>
+        </w:rPr>
+        <w:t>.</w:t>
+      </w:r>
+    </w:p>
+    <w:p>
+      <w:pPr>
+        <w:jc w:val="both"/>
+        <w:rPr>
+          <w:sz w:val="36"/>
+          <w:szCs w:val="36"/>
+        </w:rPr>
+      </w:pPr>
+    </w:p>
+    <w:p>
+      <w:pPr>
+        <w:jc w:val="both"/>
+        <w:rPr>
+          <w:sz w:val="36"/>
+          <w:szCs w:val="36"/>
+        </w:rPr>
+      </w:pPr>
+      <w:r>
+        <w:rPr>
+          <w:sz w:val="36"/>
+          <w:szCs w:val="36"/>
+        </w:rPr>
+        <w:t>Cristo Jesús es la impronta de la sustancia Divina que quiere dejar en nosotros una huella de amor proveniente del Padre</w:t>
+      </w:r>
+      <w:r>
+        <w:rPr>
+          <w:sz w:val="36"/>
+          <w:szCs w:val="36"/>
+        </w:rPr>
+        <w:t>, por eso les anuncio esta buena noticia: “Convertíos y cree en la buena noticia”</w:t>
+      </w:r>
+    </w:p>
+    <w:p>
+      <w:pPr>
+        <w:jc w:val="both"/>
+        <w:rPr>
+          <w:sz w:val="36"/>
+          <w:szCs w:val="36"/>
+        </w:rPr>
+      </w:pPr>
+      <w:r>
+        <w:rPr>
+          <w:sz w:val="36"/>
+          <w:szCs w:val="36"/>
+        </w:rPr>
+        <w:t>Y cual es esta buena noticia, que Dios ha enviado a su Hijo amado y elegido, para que de la vida por ti.</w:t>
+      </w:r>
+    </w:p>
+    <w:p>
+      <w:pPr>
+        <w:jc w:val="both"/>
+        <w:rPr>
+          <w:sz w:val="36"/>
+          <w:szCs w:val="36"/>
+        </w:rPr>
+      </w:pPr>
+      <w:r>
+        <w:rPr>
+          <w:sz w:val="36"/>
+          <w:szCs w:val="36"/>
+        </w:rPr>
+        <w:t>Pero Dios no hace esto sino crees, Dios no te da la fe, sino aceptas a Cristo.</w:t>
+      </w:r>
+    </w:p>
+    <w:p>
+      <w:pPr>
+        <w:jc w:val="both"/>
+        <w:rPr>
+          <w:sz w:val="36"/>
+          <w:szCs w:val="36"/>
+        </w:rPr>
+      </w:pPr>
+      <w:r>
+        <w:rPr>
+          <w:sz w:val="36"/>
+          <w:szCs w:val="36"/>
+        </w:rPr>
+        <w:lastRenderedPageBreak/>
+        <w:t>Y dirás: pero yo tengo fe, pero fe y creer no es lo mismo, se necesita de una para alcanzar a la otra.</w:t>
+      </w:r>
+    </w:p>
+    <w:p>
+      <w:pPr>
+        <w:jc w:val="both"/>
+        <w:rPr>
+          <w:sz w:val="36"/>
+          <w:szCs w:val="36"/>
+        </w:rPr>
+      </w:pPr>
+      <w:r>
+        <w:rPr>
+          <w:sz w:val="36"/>
+          <w:szCs w:val="36"/>
+        </w:rPr>
+        <w:t xml:space="preserve">Porque la fe </w:t>
+      </w:r>
+      <w:r>
+        <w:rPr>
+          <w:sz w:val="36"/>
+          <w:szCs w:val="36"/>
+        </w:rPr>
+        <w:t>la Gracia Divina de recibir de Dios el Don que nos mueve, en cualquier momento y situación, a confiar en Dios de forma plena y absoluta, haciéndonos consientes de la certeza y convicción</w:t>
+      </w:r>
+      <w:r>
+        <w:rPr>
+          <w:sz w:val="36"/>
+          <w:szCs w:val="36"/>
+        </w:rPr>
+        <w:t xml:space="preserve"> de su Gracia</w:t>
+      </w:r>
+    </w:p>
+    <w:p>
+      <w:pPr>
+        <w:jc w:val="both"/>
+        <w:rPr>
+          <w:sz w:val="36"/>
+          <w:szCs w:val="36"/>
+        </w:rPr>
+      </w:pPr>
+      <w:r>
+        <w:rPr>
+          <w:sz w:val="36"/>
+          <w:szCs w:val="36"/>
+        </w:rPr>
+        <w:t>Y no a dejar la celebración de la palabra, la preparación, la Eucaristía, las convivencia</w:t>
+      </w:r>
+      <w:r>
+        <w:rPr>
+          <w:sz w:val="36"/>
+          <w:szCs w:val="36"/>
+        </w:rPr>
+        <w:t>s</w:t>
+      </w:r>
+      <w:r>
+        <w:rPr>
+          <w:sz w:val="36"/>
+          <w:szCs w:val="36"/>
+        </w:rPr>
+        <w:t xml:space="preserve"> por cualquier compromiso efímero, porque mañana te mueres y entonces quedará en tu registro que cualquier compromiso es más importante que la Palabra de Dios.</w:t>
+      </w:r>
+    </w:p>
+    <w:p>
+      <w:pPr>
+        <w:jc w:val="both"/>
+        <w:rPr>
+          <w:sz w:val="36"/>
+          <w:szCs w:val="36"/>
+        </w:rPr>
+      </w:pPr>
+      <w:r>
+        <w:rPr>
+          <w:sz w:val="36"/>
+          <w:szCs w:val="36"/>
+        </w:rPr>
+        <w:t xml:space="preserve">Pero todo esto es cuestión de fe. Que le dices a Dios ese día, Señor tengo un compromiso, “y se traduce en NO CREO EN TI SEÑOR”, pues </w:t>
+      </w:r>
+      <w:r>
+        <w:rPr>
+          <w:sz w:val="36"/>
+          <w:szCs w:val="36"/>
+        </w:rPr>
+        <w:t>no tienes</w:t>
+      </w:r>
+      <w:r>
+        <w:rPr>
+          <w:sz w:val="36"/>
+          <w:szCs w:val="36"/>
+        </w:rPr>
+        <w:t xml:space="preserve"> fe, y dices con tus palabras a todo pulmón tengo fe, pero tu</w:t>
+      </w:r>
+      <w:r>
+        <w:rPr>
+          <w:sz w:val="36"/>
+          <w:szCs w:val="36"/>
+        </w:rPr>
+        <w:t xml:space="preserve">s </w:t>
+      </w:r>
+      <w:r>
+        <w:rPr>
+          <w:sz w:val="36"/>
+          <w:szCs w:val="36"/>
+        </w:rPr>
+        <w:t>actos gritas a</w:t>
+      </w:r>
+      <w:r>
+        <w:rPr>
+          <w:sz w:val="36"/>
+          <w:szCs w:val="36"/>
+        </w:rPr>
+        <w:t>ú</w:t>
+      </w:r>
+      <w:r>
+        <w:rPr>
+          <w:sz w:val="36"/>
+          <w:szCs w:val="36"/>
+        </w:rPr>
+        <w:t>n más fuerte NO TENGO FE, y hay se cumple la parábola de</w:t>
+      </w:r>
+      <w:r>
+        <w:rPr>
+          <w:sz w:val="36"/>
+          <w:szCs w:val="36"/>
+        </w:rPr>
+        <w:t>l banquete</w:t>
+      </w:r>
+      <w:r>
+        <w:rPr>
+          <w:sz w:val="36"/>
+          <w:szCs w:val="36"/>
+        </w:rPr>
+        <w:t xml:space="preserve"> que dice, hemos </w:t>
+      </w:r>
+      <w:r>
+        <w:rPr>
+          <w:sz w:val="36"/>
+          <w:szCs w:val="36"/>
+        </w:rPr>
+        <w:t xml:space="preserve">hecho la </w:t>
+      </w:r>
+      <w:r>
+        <w:rPr>
+          <w:sz w:val="36"/>
+          <w:szCs w:val="36"/>
+        </w:rPr>
+        <w:t>invita</w:t>
+      </w:r>
+      <w:r>
+        <w:rPr>
+          <w:sz w:val="36"/>
+          <w:szCs w:val="36"/>
+        </w:rPr>
+        <w:t>ción</w:t>
+      </w:r>
+      <w:r>
+        <w:rPr>
+          <w:sz w:val="36"/>
+          <w:szCs w:val="36"/>
+        </w:rPr>
+        <w:t xml:space="preserve"> para la celebración, pero los </w:t>
+      </w:r>
+      <w:r>
+        <w:rPr>
+          <w:sz w:val="36"/>
+          <w:szCs w:val="36"/>
+        </w:rPr>
+        <w:t xml:space="preserve">convidados </w:t>
+      </w:r>
+      <w:r>
+        <w:rPr>
+          <w:sz w:val="36"/>
+          <w:szCs w:val="36"/>
+        </w:rPr>
+        <w:t>no eran dignos</w:t>
+      </w:r>
+      <w:r>
+        <w:rPr>
+          <w:sz w:val="36"/>
+          <w:szCs w:val="36"/>
+        </w:rPr>
+        <w:t xml:space="preserve"> del banquete</w:t>
+      </w:r>
+      <w:r>
+        <w:rPr>
+          <w:sz w:val="36"/>
+          <w:szCs w:val="36"/>
+        </w:rPr>
+        <w:t>, y Dios dirá, Y</w:t>
+      </w:r>
+      <w:r>
+        <w:rPr>
+          <w:sz w:val="36"/>
+          <w:szCs w:val="36"/>
+        </w:rPr>
+        <w:t>o que hab</w:t>
+      </w:r>
+      <w:r>
+        <w:rPr>
+          <w:sz w:val="36"/>
+          <w:szCs w:val="36"/>
+        </w:rPr>
+        <w:t>í</w:t>
+      </w:r>
+      <w:r>
+        <w:rPr>
+          <w:sz w:val="36"/>
+          <w:szCs w:val="36"/>
+        </w:rPr>
+        <w:t>a reser</w:t>
+      </w:r>
+      <w:r>
+        <w:rPr>
+          <w:sz w:val="36"/>
+          <w:szCs w:val="36"/>
+        </w:rPr>
+        <w:t>v</w:t>
+      </w:r>
+      <w:r>
+        <w:rPr>
+          <w:sz w:val="36"/>
+          <w:szCs w:val="36"/>
+        </w:rPr>
+        <w:t>ado es</w:t>
+      </w:r>
+      <w:r>
+        <w:rPr>
+          <w:sz w:val="36"/>
+          <w:szCs w:val="36"/>
+        </w:rPr>
+        <w:t>te</w:t>
+      </w:r>
+      <w:r>
+        <w:rPr>
+          <w:sz w:val="36"/>
+          <w:szCs w:val="36"/>
+        </w:rPr>
+        <w:t xml:space="preserve"> asiento para este hijo m</w:t>
+      </w:r>
+      <w:r>
+        <w:rPr>
+          <w:sz w:val="36"/>
+          <w:szCs w:val="36"/>
+        </w:rPr>
+        <w:t>í</w:t>
+      </w:r>
+      <w:r>
+        <w:rPr>
+          <w:sz w:val="36"/>
+          <w:szCs w:val="36"/>
+        </w:rPr>
+        <w:t>o.</w:t>
+      </w:r>
+      <w:r>
+        <w:rPr>
+          <w:sz w:val="36"/>
+          <w:szCs w:val="36"/>
+        </w:rPr>
+        <w:t xml:space="preserve"> Y estará considerando la otra parábola, córtala, para que cansar la tierra, pon a alguien más que de sus frutos</w:t>
+      </w:r>
+      <w:r>
+        <w:rPr>
+          <w:sz w:val="36"/>
+          <w:szCs w:val="36"/>
+        </w:rPr>
+        <w:t xml:space="preserve"> y así como los que ya no están estarás tu en tus cosas porque no quisiste escuchar a tu Dios y dirá, Jerusalén, Jerusalén, la que mata los profetas y apedrea</w:t>
+      </w:r>
+      <w:r>
+        <w:rPr>
+          <w:sz w:val="36"/>
+          <w:szCs w:val="36"/>
+        </w:rPr>
+        <w:t xml:space="preserve">s </w:t>
+      </w:r>
+      <w:r>
+        <w:rPr>
+          <w:sz w:val="36"/>
+          <w:szCs w:val="36"/>
+        </w:rPr>
+        <w:t>los que te son enviados.</w:t>
+      </w:r>
+    </w:p>
+    <w:p>
+      <w:pPr>
+        <w:jc w:val="both"/>
+        <w:rPr>
+          <w:sz w:val="36"/>
+          <w:szCs w:val="36"/>
+        </w:rPr>
+      </w:pPr>
+    </w:p>
+    <w:p>
+      <w:pPr>
+        <w:jc w:val="both"/>
+        <w:rPr>
+          <w:sz w:val="36"/>
+          <w:szCs w:val="36"/>
+        </w:rPr>
+      </w:pPr>
+      <w:r>
+        <w:rPr>
+          <w:sz w:val="36"/>
+          <w:szCs w:val="36"/>
+        </w:rPr>
+        <w:t xml:space="preserve">Por eso animo hermanos que hoy estas aquí y hoy el te llama a la conversión y cada día, para que puedas creer en su hijo </w:t>
+      </w:r>
+      <w:r>
+        <w:rPr>
+          <w:sz w:val="36"/>
+          <w:szCs w:val="36"/>
+        </w:rPr>
+        <w:lastRenderedPageBreak/>
+        <w:t xml:space="preserve">Jesucristo que vino del Padre y quiere darte la vida eterna y ha hecho muchas mansiones para su pueblo, porque te ama, porque quiere darte la vida eterna y ha enviado a su único hijo para que puedas ver el valor que Dios te tiene. </w:t>
+      </w:r>
+    </w:p>
+    <w:p>
+      <w:pPr>
+        <w:jc w:val="both"/>
+        <w:rPr>
+          <w:sz w:val="36"/>
+          <w:szCs w:val="36"/>
+        </w:rPr>
+      </w:pPr>
+      <w:r>
+        <w:rPr>
+          <w:sz w:val="36"/>
+          <w:szCs w:val="36"/>
+        </w:rPr>
+        <w:t>Porque Dios quiere devolverte la naturaleza que ha perdido el primer hombre y que tú has heredado</w:t>
+      </w:r>
+      <w:r>
+        <w:rPr>
+          <w:sz w:val="36"/>
+          <w:szCs w:val="36"/>
+        </w:rPr>
+        <w:t xml:space="preserve">, una naturaleza de odio, desprecio, de murmuración, de desobediencia, de impotencia, por eso dice Cristo, “Sin mí no podéis hacer nada” </w:t>
+      </w:r>
+      <w:r>
+        <w:rPr>
+          <w:sz w:val="36"/>
+          <w:szCs w:val="36"/>
+        </w:rPr>
+        <w:t>y lo quiere hacer por medio del hijo del hombre, esa naturaleza es su imagen y semejanza, porque la naturaleza de Dios es amar, bendecir, justificar, la fidelidad, la gracia, la misericordia, la verdad</w:t>
+      </w:r>
+      <w:r>
+        <w:rPr>
+          <w:sz w:val="36"/>
+          <w:szCs w:val="36"/>
+        </w:rPr>
+        <w:t>,</w:t>
+      </w:r>
+      <w:r>
+        <w:rPr>
+          <w:sz w:val="36"/>
+          <w:szCs w:val="36"/>
+        </w:rPr>
+        <w:t xml:space="preserve"> la</w:t>
+      </w:r>
+      <w:r>
+        <w:rPr>
+          <w:sz w:val="36"/>
+          <w:szCs w:val="36"/>
+        </w:rPr>
+        <w:t xml:space="preserve"> </w:t>
+      </w:r>
+      <w:r>
+        <w:rPr>
+          <w:sz w:val="36"/>
+          <w:szCs w:val="36"/>
+        </w:rPr>
+        <w:t>bondad</w:t>
+      </w:r>
+      <w:r>
+        <w:rPr>
+          <w:sz w:val="36"/>
+          <w:szCs w:val="36"/>
+        </w:rPr>
+        <w:t>,</w:t>
+      </w:r>
+      <w:r>
+        <w:rPr>
+          <w:sz w:val="36"/>
+          <w:szCs w:val="36"/>
+        </w:rPr>
+        <w:t xml:space="preserve"> y muchas </w:t>
+      </w:r>
+      <w:r>
+        <w:rPr>
+          <w:sz w:val="36"/>
+          <w:szCs w:val="36"/>
+        </w:rPr>
+        <w:t>otras</w:t>
+      </w:r>
+      <w:r>
+        <w:rPr>
+          <w:sz w:val="36"/>
+          <w:szCs w:val="36"/>
+        </w:rPr>
+        <w:t>.</w:t>
+      </w:r>
+      <w:r>
+        <w:rPr>
+          <w:sz w:val="36"/>
+          <w:szCs w:val="36"/>
+        </w:rPr>
+        <w:t xml:space="preserve"> Quiere hacerte santo como Carlos </w:t>
+      </w:r>
+      <w:r>
+        <w:rPr>
+          <w:sz w:val="36"/>
+          <w:szCs w:val="36"/>
+        </w:rPr>
+        <w:t>Acutis</w:t>
+      </w:r>
+      <w:r>
+        <w:rPr>
+          <w:sz w:val="36"/>
+          <w:szCs w:val="36"/>
+        </w:rPr>
+        <w:t>.</w:t>
+      </w:r>
+    </w:p>
+    <w:p>
+      <w:pPr>
+        <w:jc w:val="both"/>
+        <w:rPr>
+          <w:sz w:val="36"/>
+          <w:szCs w:val="36"/>
+        </w:rPr>
+      </w:pPr>
+      <w:r>
+        <w:rPr>
+          <w:sz w:val="36"/>
+          <w:szCs w:val="36"/>
+        </w:rPr>
+        <w:t xml:space="preserve">Porque hay una buena noticia para nosotros que </w:t>
+      </w:r>
+      <w:r>
+        <w:rPr>
+          <w:sz w:val="36"/>
+          <w:szCs w:val="36"/>
+        </w:rPr>
+        <w:t xml:space="preserve">queremos </w:t>
+      </w:r>
+      <w:r>
+        <w:rPr>
+          <w:sz w:val="36"/>
+          <w:szCs w:val="36"/>
+        </w:rPr>
+        <w:t>profesa</w:t>
+      </w:r>
+      <w:r>
+        <w:rPr>
+          <w:sz w:val="36"/>
+          <w:szCs w:val="36"/>
+        </w:rPr>
+        <w:t xml:space="preserve">r </w:t>
+      </w:r>
+      <w:r>
+        <w:rPr>
+          <w:sz w:val="36"/>
+          <w:szCs w:val="36"/>
+        </w:rPr>
+        <w:t xml:space="preserve">la </w:t>
+      </w:r>
+      <w:r>
+        <w:rPr>
+          <w:sz w:val="36"/>
+          <w:szCs w:val="36"/>
+        </w:rPr>
+        <w:t>fe</w:t>
+      </w:r>
+      <w:r>
+        <w:rPr>
+          <w:sz w:val="36"/>
+          <w:szCs w:val="36"/>
+        </w:rPr>
+        <w:t>, “Un día subiremos a la cruz” donde está la verdadera felicidad.</w:t>
+      </w:r>
+    </w:p>
+    <w:p>
+      <w:pPr>
+        <w:jc w:val="both"/>
+        <w:rPr>
+          <w:sz w:val="36"/>
+          <w:szCs w:val="36"/>
+        </w:rPr>
+      </w:pPr>
+      <w:r>
+        <w:rPr>
+          <w:sz w:val="36"/>
+          <w:szCs w:val="36"/>
+        </w:rPr>
+        <w:t xml:space="preserve">Porque creer en Cristo no es solo decir: </w:t>
+      </w:r>
+    </w:p>
+    <w:p>
+      <w:pPr>
+        <w:jc w:val="center"/>
+        <w:rPr>
+          <w:sz w:val="36"/>
+          <w:szCs w:val="36"/>
+        </w:rPr>
+      </w:pPr>
+      <w:r>
+        <w:rPr>
+          <w:sz w:val="36"/>
+          <w:szCs w:val="36"/>
+        </w:rPr>
+        <w:t>“</w:t>
+      </w:r>
+      <w:r>
+        <w:rPr>
+          <w:sz w:val="36"/>
+          <w:szCs w:val="36"/>
+        </w:rPr>
+        <w:t>Creo en Jesucristo</w:t>
+      </w:r>
+      <w:r>
+        <w:rPr>
+          <w:sz w:val="36"/>
+          <w:szCs w:val="36"/>
+        </w:rPr>
+        <w:t xml:space="preserve">, su </w:t>
+      </w:r>
+      <w:r>
+        <w:rPr>
+          <w:sz w:val="36"/>
+          <w:szCs w:val="36"/>
+        </w:rPr>
+        <w:t>único Hijo</w:t>
+      </w:r>
+      <w:r>
+        <w:rPr>
+          <w:sz w:val="36"/>
+          <w:szCs w:val="36"/>
+        </w:rPr>
+        <w:t>,</w:t>
+      </w:r>
+      <w:r>
+        <w:rPr>
+          <w:sz w:val="36"/>
+          <w:szCs w:val="36"/>
+        </w:rPr>
+        <w:t xml:space="preserve"> nuestro Señor</w:t>
+      </w:r>
+      <w:r>
+        <w:rPr>
+          <w:sz w:val="36"/>
+          <w:szCs w:val="36"/>
+        </w:rPr>
+        <w:t>”</w:t>
+      </w:r>
+    </w:p>
+    <w:p>
+      <w:pPr>
+        <w:jc w:val="both"/>
+        <w:rPr>
+          <w:sz w:val="36"/>
+          <w:szCs w:val="36"/>
+        </w:rPr>
+      </w:pPr>
+      <w:r>
+        <w:rPr>
+          <w:sz w:val="36"/>
+          <w:szCs w:val="36"/>
+        </w:rPr>
+        <w:t xml:space="preserve">Hay que </w:t>
+      </w:r>
+      <w:r>
+        <w:rPr>
+          <w:sz w:val="36"/>
+          <w:szCs w:val="36"/>
+        </w:rPr>
+        <w:t xml:space="preserve">dejarse </w:t>
+      </w:r>
+      <w:r>
+        <w:rPr>
+          <w:sz w:val="36"/>
+          <w:szCs w:val="36"/>
+        </w:rPr>
+        <w:t>convertir</w:t>
+      </w:r>
+      <w:r>
+        <w:rPr>
+          <w:sz w:val="36"/>
+          <w:szCs w:val="36"/>
+        </w:rPr>
+        <w:t xml:space="preserve"> por Dios</w:t>
+      </w:r>
+      <w:r>
+        <w:rPr>
+          <w:sz w:val="36"/>
+          <w:szCs w:val="36"/>
+        </w:rPr>
+        <w:t xml:space="preserve"> en otro </w:t>
+      </w:r>
+      <w:r>
+        <w:rPr>
+          <w:sz w:val="36"/>
+          <w:szCs w:val="36"/>
+        </w:rPr>
+        <w:t xml:space="preserve">Cristo, la fuente original, el patrón original </w:t>
+      </w:r>
+      <w:r>
+        <w:rPr>
+          <w:sz w:val="36"/>
+          <w:szCs w:val="36"/>
+        </w:rPr>
+        <w:t xml:space="preserve">del que fuimos </w:t>
+      </w:r>
+      <w:r>
+        <w:rPr>
+          <w:sz w:val="36"/>
+          <w:szCs w:val="36"/>
+        </w:rPr>
+        <w:t>hechos</w:t>
+      </w:r>
+      <w:r>
+        <w:rPr>
+          <w:sz w:val="36"/>
+          <w:szCs w:val="36"/>
+        </w:rPr>
+        <w:t>, como dice el Genesis</w:t>
+      </w:r>
+      <w:r>
+        <w:rPr>
+          <w:sz w:val="36"/>
+          <w:szCs w:val="36"/>
+        </w:rPr>
+        <w:t>.</w:t>
+      </w:r>
+    </w:p>
+    <w:p>
+      <w:pPr>
+        <w:jc w:val="both"/>
+        <w:rPr>
+          <w:sz w:val="36"/>
+          <w:szCs w:val="36"/>
+        </w:rPr>
+      </w:pPr>
+    </w:p>
+    <w:p>
+      <w:pPr>
+        <w:ind w:left="708" w:firstLine="708"/>
+        <w:jc w:val="both"/>
+        <w:rPr>
+          <w:sz w:val="36"/>
+          <w:szCs w:val="36"/>
+        </w:rPr>
+      </w:pPr>
+      <w:r>
+        <w:rPr>
+          <w:sz w:val="36"/>
+          <w:szCs w:val="36"/>
+        </w:rPr>
+        <w:t>Genesis 1, 26</w:t>
+      </w:r>
+    </w:p>
+    <w:p>
+      <w:pPr>
+        <w:pStyle w:val="ListParagraph"/>
+        <w:numPr>
+          <w:ilvl w:val="0"/>
+          <w:numId w:val="8"/>
+        </w:numPr>
+        <w:ind w:left="720" w:right="1280"/>
+        <w:jc w:val="both"/>
+        <w:rPr>
+          <w:rStyle w:val="bt-verse-text"/>
+          <w:rFonts w:ascii="Cavolini" w:eastAsiaTheme="majorEastAsia" w:hAnsi="Cavolini" w:cs="Cavolini"/>
+          <w:i/>
+          <w:iCs/>
+          <w:color w:val="0A0A0A"/>
+          <w:sz w:val="25"/>
+          <w:szCs w:val="25"/>
+          <w:lang w:eastAsia="es-DO"/>
+          <w14:ligatures w14:val="none"/>
+        </w:rPr>
+      </w:pPr>
+      <w:r>
+        <w:rPr>
+          <w:rStyle w:val="bt-verse-text"/>
+          <w:rFonts w:ascii="Cavolini" w:eastAsiaTheme="majorEastAsia" w:hAnsi="Cavolini" w:cs="Cavolini"/>
+          <w:i/>
+          <w:iCs/>
+          <w:color w:val="0A0A0A"/>
+          <w:sz w:val="25"/>
+          <w:szCs w:val="25"/>
+          <w:lang w:eastAsia="es-DO"/>
+          <w14:ligatures w14:val="none"/>
+        </w:rPr>
+        <w:t xml:space="preserve">Y dijo Dios: «Hagamos al ser humano a nuestra imagen, como semejanza nuestra, y manden en los peces del mar y en las aves de los cielos, y en las </w:t>
+      </w:r>
+      <w:r>
+        <w:rPr>
+          <w:rStyle w:val="bt-verse-text"/>
+          <w:rFonts w:ascii="Cavolini" w:eastAsiaTheme="majorEastAsia" w:hAnsi="Cavolini" w:cs="Cavolini"/>
+          <w:i/>
+          <w:iCs/>
+          <w:color w:val="0A0A0A"/>
+          <w:sz w:val="25"/>
+          <w:szCs w:val="25"/>
+          <w:lang w:eastAsia="es-DO"/>
+          <w14:ligatures w14:val="none"/>
+        </w:rPr>
+        <w:lastRenderedPageBreak/>
+        <w:t>bestias y en todas las</w:t>
+      </w:r>
+      <w:r>
+        <w:rPr>
+          <w:rStyle w:val="bt-verse-text"/>
+          <w:rFonts w:ascii="Cavolini" w:eastAsiaTheme="majorEastAsia" w:hAnsi="Cavolini" w:cs="Cavolini"/>
+          <w:i/>
+          <w:iCs/>
+          <w:color w:val="0A0A0A"/>
+          <w:sz w:val="25"/>
+          <w:szCs w:val="25"/>
+          <w:lang w:eastAsia="es-DO"/>
+          <w14:ligatures w14:val="none"/>
+        </w:rPr>
+        <w:t xml:space="preserve"> alimañas terrestres, y en todas las sierpes que serpean por la tierra.</w:t>
+      </w:r>
+    </w:p>
+    <w:p>
+      <w:pPr>
+        <w:jc w:val="both"/>
+        <w:rPr>
+          <w:sz w:val="36"/>
+          <w:szCs w:val="36"/>
+        </w:rPr>
+      </w:pPr>
+      <w:r>
+        <w:rPr>
+          <w:sz w:val="36"/>
+          <w:szCs w:val="36"/>
+        </w:rPr>
+        <w:t xml:space="preserve">Porque </w:t>
+      </w:r>
+      <w:r>
+        <w:rPr>
+          <w:sz w:val="36"/>
+          <w:szCs w:val="36"/>
+        </w:rPr>
+        <w:t xml:space="preserve">por culpa del primer hombre creado “Adán”, hemos perdido la </w:t>
+      </w:r>
+      <w:r>
+        <w:rPr>
+          <w:sz w:val="36"/>
+          <w:szCs w:val="36"/>
+        </w:rPr>
+        <w:t>G</w:t>
+      </w:r>
+      <w:r>
+        <w:rPr>
+          <w:sz w:val="36"/>
+          <w:szCs w:val="36"/>
+        </w:rPr>
+        <w:t>racia</w:t>
+      </w:r>
+      <w:r>
+        <w:rPr>
+          <w:sz w:val="36"/>
+          <w:szCs w:val="36"/>
+        </w:rPr>
+        <w:t xml:space="preserve">, </w:t>
+      </w:r>
+      <w:r>
+        <w:rPr>
+          <w:sz w:val="36"/>
+          <w:szCs w:val="36"/>
+        </w:rPr>
+        <w:t xml:space="preserve">por </w:t>
+      </w:r>
+      <w:r>
+        <w:rPr>
+          <w:sz w:val="36"/>
+          <w:szCs w:val="36"/>
+        </w:rPr>
+        <w:t>G</w:t>
+      </w:r>
+      <w:r>
+        <w:rPr>
+          <w:sz w:val="36"/>
+          <w:szCs w:val="36"/>
+        </w:rPr>
+        <w:t xml:space="preserve">racia del primer hombre </w:t>
+      </w:r>
+      <w:r>
+        <w:rPr>
+          <w:sz w:val="36"/>
+          <w:szCs w:val="36"/>
+        </w:rPr>
+        <w:t>NO CREADO</w:t>
+      </w:r>
+      <w:r>
+        <w:rPr>
+          <w:sz w:val="36"/>
+          <w:szCs w:val="36"/>
+        </w:rPr>
+        <w:t xml:space="preserve"> (CRISTO)</w:t>
+      </w:r>
+      <w:r>
+        <w:rPr>
+          <w:sz w:val="36"/>
+          <w:szCs w:val="36"/>
+        </w:rPr>
+        <w:t xml:space="preserve">, </w:t>
+      </w:r>
+      <w:r>
+        <w:rPr>
+          <w:sz w:val="36"/>
+          <w:szCs w:val="36"/>
+        </w:rPr>
+        <w:t>hemos sido redimidos, pero es</w:t>
+      </w:r>
+      <w:r>
+        <w:rPr>
+          <w:sz w:val="36"/>
+          <w:szCs w:val="36"/>
+        </w:rPr>
+        <w:t>t</w:t>
+      </w:r>
+      <w:r>
+        <w:rPr>
+          <w:sz w:val="36"/>
+          <w:szCs w:val="36"/>
+        </w:rPr>
+        <w:t xml:space="preserve">a redención necesita nuestra </w:t>
+      </w:r>
+      <w:r>
+        <w:rPr>
+          <w:sz w:val="36"/>
+          <w:szCs w:val="36"/>
+        </w:rPr>
+        <w:t xml:space="preserve">aceptación, creer y tener fe. Para creer y tener fe es necesario aceptar lo que </w:t>
+      </w:r>
+      <w:r>
+        <w:rPr>
+          <w:sz w:val="36"/>
+          <w:szCs w:val="36"/>
+        </w:rPr>
+        <w:t xml:space="preserve">la Iglesia católica nos </w:t>
+      </w:r>
+      <w:r>
+        <w:rPr>
+          <w:sz w:val="36"/>
+          <w:szCs w:val="36"/>
+        </w:rPr>
+        <w:t>transmite</w:t>
+      </w:r>
+      <w:r>
+        <w:rPr>
+          <w:sz w:val="36"/>
+          <w:szCs w:val="36"/>
+        </w:rPr>
+        <w:t xml:space="preserve">, a </w:t>
+      </w:r>
+      <w:r>
+        <w:rPr>
+          <w:sz w:val="36"/>
+          <w:szCs w:val="36"/>
+        </w:rPr>
+        <w:t>Cristo</w:t>
+      </w:r>
+      <w:r>
+        <w:rPr>
+          <w:sz w:val="36"/>
+          <w:szCs w:val="36"/>
+        </w:rPr>
+        <w:t>, camino verdad y vida</w:t>
+      </w:r>
+      <w:r>
+        <w:rPr>
+          <w:sz w:val="36"/>
+          <w:szCs w:val="36"/>
+        </w:rPr>
+        <w:t>.</w:t>
+      </w:r>
+    </w:p>
+    <w:p>
+      <w:pPr>
+        <w:jc w:val="both"/>
+        <w:rPr>
+          <w:sz w:val="36"/>
+          <w:szCs w:val="36"/>
+        </w:rPr>
+      </w:pPr>
+      <w:r>
+        <w:rPr>
+          <w:sz w:val="36"/>
+          <w:szCs w:val="36"/>
+        </w:rPr>
+        <w:t xml:space="preserve">Pero no un Cristo, camino, verdad y vida que se quede en el cliché. Sino llevarlo a la fe, </w:t>
+      </w:r>
+      <w:r>
+        <w:rPr>
+          <w:sz w:val="36"/>
+          <w:szCs w:val="36"/>
+        </w:rPr>
+        <w:t>a la realidad, a la vida, que puedas poner a Cristo primero que</w:t>
+      </w:r>
+      <w:r>
+        <w:rPr>
+          <w:sz w:val="36"/>
+          <w:szCs w:val="36"/>
+        </w:rPr>
+        <w:t xml:space="preserve"> a</w:t>
+      </w:r>
+      <w:r>
+        <w:rPr>
+          <w:sz w:val="36"/>
+          <w:szCs w:val="36"/>
+        </w:rPr>
+        <w:t xml:space="preserve"> tus proyectos, que son pequeños, pero</w:t>
+      </w:r>
+      <w:r>
+        <w:rPr>
+          <w:sz w:val="36"/>
+          <w:szCs w:val="36"/>
+        </w:rPr>
+        <w:t>,</w:t>
+      </w:r>
+      <w:r>
+        <w:rPr>
+          <w:sz w:val="36"/>
+          <w:szCs w:val="36"/>
+        </w:rPr>
+        <w:t xml:space="preserve"> eso lo tiene que creer tú, que tus proyectos son pequeños frente a los proyectos de Dios</w:t>
+      </w:r>
+      <w:r>
+        <w:rPr>
+          <w:sz w:val="36"/>
+          <w:szCs w:val="36"/>
+        </w:rPr>
+        <w:t>,</w:t>
+      </w:r>
+      <w:r>
+        <w:rPr>
+          <w:sz w:val="36"/>
+          <w:szCs w:val="36"/>
+        </w:rPr>
+        <w:t xml:space="preserve"> pero aun así, Dios quiere realizar tus proyectos como lo hizo con Abraham,</w:t>
+      </w:r>
+      <w:r>
+        <w:rPr>
+          <w:sz w:val="36"/>
+          <w:szCs w:val="36"/>
+        </w:rPr>
+        <w:t xml:space="preserve"> que lo saca de su patria, Abraham quería un hijo, Dios </w:t>
+      </w:r>
+      <w:r>
+        <w:rPr>
+          <w:sz w:val="36"/>
+          <w:szCs w:val="36"/>
+        </w:rPr>
+        <w:t xml:space="preserve">quiere darle un </w:t>
+      </w:r>
+      <w:r>
+        <w:rPr>
+          <w:sz w:val="36"/>
+          <w:szCs w:val="36"/>
+        </w:rPr>
+        <w:t xml:space="preserve">pueblo y más que un pueblo </w:t>
+      </w:r>
+      <w:r>
+        <w:rPr>
+          <w:sz w:val="36"/>
+          <w:szCs w:val="36"/>
+        </w:rPr>
+        <w:t xml:space="preserve">que de su decendencia salga </w:t>
+      </w:r>
+      <w:r>
+        <w:rPr>
+          <w:sz w:val="36"/>
+          <w:szCs w:val="36"/>
+        </w:rPr>
+        <w:t>la salvación de la humanidad</w:t>
+      </w:r>
+      <w:r>
+        <w:rPr>
+          <w:sz w:val="36"/>
+          <w:szCs w:val="36"/>
+        </w:rPr>
+        <w:t xml:space="preserve">, </w:t>
+      </w:r>
+      <w:r>
+        <w:rPr>
+          <w:sz w:val="36"/>
+          <w:szCs w:val="36"/>
+        </w:rPr>
+        <w:t xml:space="preserve">por medio de su hijo </w:t>
+      </w:r>
+      <w:r>
+        <w:rPr>
+          <w:sz w:val="36"/>
+          <w:szCs w:val="36"/>
+        </w:rPr>
+        <w:t xml:space="preserve">Cristo Jesús, </w:t>
+      </w:r>
+      <w:r>
+        <w:rPr>
+          <w:sz w:val="36"/>
+          <w:szCs w:val="36"/>
+        </w:rPr>
+        <w:t xml:space="preserve">a quien estamos profesando, </w:t>
+      </w:r>
+      <w:r>
+        <w:rPr>
+          <w:sz w:val="36"/>
+          <w:szCs w:val="36"/>
+        </w:rPr>
+        <w:t>pero primero quiere que seas feliz para que no creas que tus proyectos te dan la felicidad</w:t>
+      </w:r>
+      <w:r>
+        <w:rPr>
+          <w:sz w:val="36"/>
+          <w:szCs w:val="36"/>
+        </w:rPr>
+        <w:t>.</w:t>
+      </w:r>
+    </w:p>
+    <w:p>
+      <w:pPr>
+        <w:jc w:val="both"/>
+        <w:rPr>
+          <w:sz w:val="36"/>
+          <w:szCs w:val="36"/>
+        </w:rPr>
+      </w:pPr>
+      <w:r>
+        <w:rPr>
+          <w:sz w:val="36"/>
+          <w:szCs w:val="36"/>
+        </w:rPr>
+        <w:t xml:space="preserve">La vida la da Dios por medio de Cristo, y Cristo ha querido darnos su cuerpo y Sangre para hacernos </w:t>
+      </w:r>
+      <w:r>
+        <w:rPr>
+          <w:sz w:val="36"/>
+          <w:szCs w:val="36"/>
+        </w:rPr>
+        <w:t xml:space="preserve">entrar en el reino de Dios que ha estado cerrado después de la caída de Adán. Y solo Dios puede entrar en el cielo y hacerlo tiene que ser solo comiendo el cuerpo y bebiendo </w:t>
+      </w:r>
+      <w:proofErr w:type="gramStart"/>
+      <w:r>
+        <w:rPr>
+          <w:sz w:val="36"/>
+          <w:szCs w:val="36"/>
+        </w:rPr>
+        <w:t>la sande</w:t>
+      </w:r>
+      <w:proofErr w:type="gramEnd"/>
+      <w:r>
+        <w:rPr>
+          <w:sz w:val="36"/>
+          <w:szCs w:val="36"/>
+        </w:rPr>
+        <w:t xml:space="preserve"> Cristo y eso nos hace parte de su cuerpo.</w:t>
+      </w:r>
+    </w:p>
+    <w:p>
+      <w:pPr>
+        <w:jc w:val="both"/>
+        <w:rPr>
+          <w:sz w:val="36"/>
+          <w:szCs w:val="36"/>
+        </w:rPr>
+      </w:pPr>
+    </w:p>
+    <w:p>
+      <w:pPr>
+        <w:jc w:val="both"/>
+        <w:rPr>
+          <w:sz w:val="36"/>
+          <w:szCs w:val="36"/>
+        </w:rPr>
+      </w:pPr>
+    </w:p>
+    <w:p>
+      <w:pPr>
+        <w:jc w:val="both"/>
+        <w:rPr>
+          <w:sz w:val="36"/>
+          <w:szCs w:val="36"/>
+        </w:rPr>
+      </w:pPr>
+    </w:p>
+    <w:p>
+      <w:pPr>
+        <w:jc w:val="both"/>
+        <w:rPr>
+          <w:sz w:val="36"/>
+          <w:szCs w:val="36"/>
+        </w:rPr>
+      </w:pPr>
+    </w:p>
+    <w:p>
+      <w:pPr>
+        <w:jc w:val="both"/>
+        <w:rPr>
+          <w:sz w:val="36"/>
+          <w:szCs w:val="36"/>
+        </w:rPr>
+      </w:pPr>
+    </w:p>
+    <w:p>
+      <w:pPr>
+        <w:jc w:val="both"/>
+        <w:rPr>
+          <w:sz w:val="36"/>
+          <w:szCs w:val="36"/>
+        </w:rPr>
+      </w:pPr>
+      <w:r>
+        <w:rPr>
+          <w:sz w:val="36"/>
+          <w:szCs w:val="36"/>
+        </w:rPr>
+        <w:t>Porque Cristo es el primero y el último</w:t>
+      </w:r>
+      <w:r>
+        <w:rPr>
+          <w:sz w:val="36"/>
+          <w:szCs w:val="36"/>
+        </w:rPr>
+        <w:t xml:space="preserve">, el Alfa y Omega y tenemos una oportunidad de oro </w:t>
+      </w:r>
+    </w:p>
+    <w:p>
+      <w:pPr>
+        <w:jc w:val="both"/>
+        <w:rPr>
+          <w:sz w:val="36"/>
+          <w:szCs w:val="36"/>
+        </w:rPr>
+      </w:pPr>
+    </w:p>
+    <w:p>
+      <w:pPr>
+        <w:jc w:val="both"/>
+        <w:rPr>
+          <w:sz w:val="36"/>
+          <w:szCs w:val="36"/>
+        </w:rPr>
+      </w:pPr>
+    </w:p>
+    <w:p>
+      <w:pPr>
+        <w:jc w:val="both"/>
+        <w:rPr>
+          <w:sz w:val="36"/>
+          <w:szCs w:val="36"/>
+        </w:rPr>
+      </w:pPr>
     </w:p>
     <w:p>
       <w:pPr>
@@ -815,6 +3669,211 @@
 <file path=word/numbering.xml><?xml version="1.0" encoding="utf-8"?>
 <w:numbering xmlns:wpc="http://schemas.microsoft.com/office/word/2010/wordprocessingCanvas" xmlns:cx="http://schemas.microsoft.com/office/drawing/2014/chartex" xmlns:cx1="http://schemas.microsoft.com/office/drawing/2015/9/8/chartex" xmlns:cx2="http://schemas.microsoft.com/office/drawing/2015/10/21/chartex" xmlns:cx3="http://schemas.microsoft.com/office/drawing/2016/5/9/chartex" xmlns:cx4="http://schemas.microsoft.com/office/drawing/2016/5/10/chartex" xmlns:cx5="http://schemas.microsoft.com/office/drawing/2016/5/11/chartex" xmlns:cx6="http://schemas.microsoft.com/office/drawing/2016/5/12/chartex" xmlns:cx7="http://schemas.microsoft.com/office/drawing/2016/5/13/chartex" xmlns:cx8="http://schemas.microsoft.com/office/drawing/2016/5/14/chartex" xmlns:mc="http://schemas.openxmlformats.org/markup-compatibility/2006" xmlns:aink="http://schemas.microsoft.com/office/drawing/2016/ink" xmlns:am3d="http://schemas.microsoft.com/office/drawing/2017/model3d" xmlns:o="urn:schemas-microsoft-com:office:office" xmlns:oel="http://schemas.microsoft.com/office/2019/extlst" xmlns:r="http://schemas.openxmlformats.org/officeDocument/2006/relationships" xmlns:m="http://schemas.openxmlformats.org/officeDocument/2006/math" xmlns:v="urn:schemas-microsoft-com:vml" xmlns:wp14="http://schemas.microsoft.com/office/word/2010/wordprocessingDrawing" xmlns:wp="http://schemas.openxmlformats.org/drawingml/2006/wordprocessingDrawing" xmlns:w10="urn:schemas-microsoft-com:office:word" xmlns:w="http://schemas.openxmlformats.org/wordprocessingml/2006/main" xmlns:w14="http://schemas.microsoft.com/office/word/2010/wordml" xmlns:w15="http://schemas.microsoft.com/office/word/2012/wordml" xmlns:w16cex="http://schemas.microsoft.com/office/word/2018/wordml/cex" xmlns:w16cid="http://schemas.microsoft.com/office/word/2016/wordml/cid" xmlns:w16="http://schemas.microsoft.com/office/word/2018/wordml" xmlns:w16du="http://schemas.microsoft.com/office/word/2023/wordml/word16du" xmlns:w16sdtdh="http://schemas.microsoft.com/office/word/2020/wordml/sdtdatahash" xmlns:w16sdtfl="http://schemas.microsoft.com/office/word/2024/wordml/sdtformatlock" xmlns:w16se="http://schemas.microsoft.com/office/word/2015/wordml/symex" xmlns:wpg="http://schemas.microsoft.com/office/word/2010/wordprocessingGroup" xmlns:wpi="http://schemas.microsoft.com/office/word/2010/wordprocessingInk" xmlns:wne="http://schemas.microsoft.com/office/word/2006/wordml" xmlns:wps="http://schemas.microsoft.com/office/word/2010/wordprocessingShape" mc:Ignorable="w14 w15 w16se w16cid w16 w16cex w16sdtdh w16sdtfl w16du wp14">
   <w:abstractNum w:abstractNumId="0" w15:restartNumberingAfterBreak="0">
+    <w:nsid w:val="069066DC"/>
+    <w:multiLevelType w:val="hybridMultilevel"/>
+    <w:tmpl w:val="90E662B2"/>
+    <w:lvl w:ilvl="0" w:tplc="BE681806">
+      <w:start w:val="10"/>
+      <w:numFmt w:val="decimal"/>
+      <w:lvlText w:val="%1."/>
+      <w:lvlJc w:val="left"/>
+      <w:pPr>
+        <w:ind w:left="1276" w:hanging="360"/>
+      </w:pPr>
+      <w:rPr>
+        <w:rFonts w:hint="default"/>
+        <w:color w:val="00B0F0"/>
+        <w:sz w:val="12"/>
+        <w:szCs w:val="12"/>
+      </w:rPr>
+    </w:lvl>
+    <w:lvl w:ilvl="1" w:tplc="1C0A0019" w:tentative="1">
+      <w:start w:val="1"/>
+      <w:numFmt w:val="lowerLetter"/>
+      <w:lvlText w:val="%2."/>
+      <w:lvlJc w:val="left"/>
+      <w:pPr>
+        <w:ind w:left="-1604" w:hanging="360"/>
+      </w:pPr>
+    </w:lvl>
+    <w:lvl w:ilvl="2" w:tplc="1C0A001B" w:tentative="1">
+      <w:start w:val="1"/>
+      <w:numFmt w:val="lowerRoman"/>
+      <w:lvlText w:val="%3."/>
+      <w:lvlJc w:val="right"/>
+      <w:pPr>
+        <w:ind w:left="-884" w:hanging="180"/>
+      </w:pPr>
+    </w:lvl>
+    <w:lvl w:ilvl="3" w:tplc="1C0A000F" w:tentative="1">
+      <w:start w:val="1"/>
+      <w:numFmt w:val="decimal"/>
+      <w:lvlText w:val="%4."/>
+      <w:lvlJc w:val="left"/>
+      <w:pPr>
+        <w:ind w:left="-164" w:hanging="360"/>
+      </w:pPr>
+    </w:lvl>
+    <w:lvl w:ilvl="4" w:tplc="1C0A0019" w:tentative="1">
+      <w:start w:val="1"/>
+      <w:numFmt w:val="lowerLetter"/>
+      <w:lvlText w:val="%5."/>
+      <w:lvlJc w:val="left"/>
+      <w:pPr>
+        <w:ind w:left="556" w:hanging="360"/>
+      </w:pPr>
+    </w:lvl>
+    <w:lvl w:ilvl="5" w:tplc="1C0A001B" w:tentative="1">
+      <w:start w:val="1"/>
+      <w:numFmt w:val="lowerRoman"/>
+      <w:lvlText w:val="%6."/>
+      <w:lvlJc w:val="right"/>
+      <w:pPr>
+        <w:ind w:left="1276" w:hanging="180"/>
+      </w:pPr>
+    </w:lvl>
+    <w:lvl w:ilvl="6" w:tplc="1C0A000F" w:tentative="1">
+      <w:start w:val="1"/>
+      <w:numFmt w:val="decimal"/>
+      <w:lvlText w:val="%7."/>
+      <w:lvlJc w:val="left"/>
+      <w:pPr>
+        <w:ind w:left="1996" w:hanging="360"/>
+      </w:pPr>
+    </w:lvl>
+    <w:lvl w:ilvl="7" w:tplc="1C0A0019" w:tentative="1">
+      <w:start w:val="1"/>
+      <w:numFmt w:val="lowerLetter"/>
+      <w:lvlText w:val="%8."/>
+      <w:lvlJc w:val="left"/>
+      <w:pPr>
+        <w:ind w:left="2716" w:hanging="360"/>
+      </w:pPr>
+    </w:lvl>
+    <w:lvl w:ilvl="8" w:tplc="1C0A001B" w:tentative="1">
+      <w:start w:val="1"/>
+      <w:numFmt w:val="lowerRoman"/>
+      <w:lvlText w:val="%9."/>
+      <w:lvlJc w:val="right"/>
+      <w:pPr>
+        <w:ind w:left="3436" w:hanging="180"/>
+      </w:pPr>
+    </w:lvl>
+  </w:abstractNum>
+  <w:abstractNum w:abstractNumId="1" w15:restartNumberingAfterBreak="0">
+    <w:nsid w:val="1EEF7C93"/>
+    <w:multiLevelType w:val="hybridMultilevel"/>
+    <w:tmpl w:val="3372F326"/>
+    <w:lvl w:ilvl="0" w:tplc="D2DA7FA4">
+      <w:numFmt w:val="bullet"/>
+      <w:lvlText w:val=""/>
+      <w:lvlJc w:val="left"/>
+      <w:pPr>
+        <w:ind w:left="720" w:hanging="360"/>
+      </w:pPr>
+      <w:rPr>
+        <w:rFonts w:ascii="Symbol" w:eastAsiaTheme="minorHAnsi" w:hAnsi="Symbol" w:cstheme="minorBidi" w:hint="default"/>
+        <w:b w:val="0"/>
+      </w:rPr>
+    </w:lvl>
+    <w:lvl w:ilvl="1" w:tplc="1C0A0003" w:tentative="1">
+      <w:start w:val="1"/>
+      <w:numFmt w:val="bullet"/>
+      <w:lvlText w:val="o"/>
+      <w:lvlJc w:val="left"/>
+      <w:pPr>
+        <w:ind w:left="1440" w:hanging="360"/>
+      </w:pPr>
+      <w:rPr>
+        <w:rFonts w:ascii="Courier New" w:hAnsi="Courier New" w:cs="Courier New" w:hint="default"/>
+      </w:rPr>
+    </w:lvl>
+    <w:lvl w:ilvl="2" w:tplc="1C0A0005" w:tentative="1">
+      <w:start w:val="1"/>
+      <w:numFmt w:val="bullet"/>
+      <w:lvlText w:val=""/>
+      <w:lvlJc w:val="left"/>
+      <w:pPr>
+        <w:ind w:left="2160" w:hanging="360"/>
+      </w:pPr>
+      <w:rPr>
+        <w:rFonts w:ascii="Wingdings" w:hAnsi="Wingdings" w:hint="default"/>
+      </w:rPr>
+    </w:lvl>
+    <w:lvl w:ilvl="3" w:tplc="1C0A0001" w:tentative="1">
+      <w:start w:val="1"/>
+      <w:numFmt w:val="bullet"/>
+      <w:lvlText w:val=""/>
+      <w:lvlJc w:val="left"/>
+      <w:pPr>
+        <w:ind w:left="2880" w:hanging="360"/>
+      </w:pPr>
+      <w:rPr>
+        <w:rFonts w:ascii="Symbol" w:hAnsi="Symbol" w:hint="default"/>
+      </w:rPr>
+    </w:lvl>
+    <w:lvl w:ilvl="4" w:tplc="1C0A0003" w:tentative="1">
+      <w:start w:val="1"/>
+      <w:numFmt w:val="bullet"/>
+      <w:lvlText w:val="o"/>
+      <w:lvlJc w:val="left"/>
+      <w:pPr>
+        <w:ind w:left="3600" w:hanging="360"/>
+      </w:pPr>
+      <w:rPr>
+        <w:rFonts w:ascii="Courier New" w:hAnsi="Courier New" w:cs="Courier New" w:hint="default"/>
+      </w:rPr>
+    </w:lvl>
+    <w:lvl w:ilvl="5" w:tplc="1C0A0005" w:tentative="1">
+      <w:start w:val="1"/>
+      <w:numFmt w:val="bullet"/>
+      <w:lvlText w:val=""/>
+      <w:lvlJc w:val="left"/>
+      <w:pPr>
+        <w:ind w:left="4320" w:hanging="360"/>
+      </w:pPr>
+      <w:rPr>
+        <w:rFonts w:ascii="Wingdings" w:hAnsi="Wingdings" w:hint="default"/>
+      </w:rPr>
+    </w:lvl>
+    <w:lvl w:ilvl="6" w:tplc="1C0A0001" w:tentative="1">
+      <w:start w:val="1"/>
+      <w:numFmt w:val="bullet"/>
+      <w:lvlText w:val=""/>
+      <w:lvlJc w:val="left"/>
+      <w:pPr>
+        <w:ind w:left="5040" w:hanging="360"/>
+      </w:pPr>
+      <w:rPr>
+        <w:rFonts w:ascii="Symbol" w:hAnsi="Symbol" w:hint="default"/>
+      </w:rPr>
+    </w:lvl>
+    <w:lvl w:ilvl="7" w:tplc="1C0A0003" w:tentative="1">
+      <w:start w:val="1"/>
+      <w:numFmt w:val="bullet"/>
+      <w:lvlText w:val="o"/>
+      <w:lvlJc w:val="left"/>
+      <w:pPr>
+        <w:ind w:left="5760" w:hanging="360"/>
+      </w:pPr>
+      <w:rPr>
+        <w:rFonts w:ascii="Courier New" w:hAnsi="Courier New" w:cs="Courier New" w:hint="default"/>
+      </w:rPr>
+    </w:lvl>
+    <w:lvl w:ilvl="8" w:tplc="1C0A0005" w:tentative="1">
+      <w:start w:val="1"/>
+      <w:numFmt w:val="bullet"/>
+      <w:lvlText w:val=""/>
+      <w:lvlJc w:val="left"/>
+      <w:pPr>
+        <w:ind w:left="6480" w:hanging="360"/>
+      </w:pPr>
+      <w:rPr>
+        <w:rFonts w:ascii="Wingdings" w:hAnsi="Wingdings" w:hint="default"/>
+      </w:rPr>
+    </w:lvl>
+  </w:abstractNum>
+  <w:abstractNum w:abstractNumId="2" w15:restartNumberingAfterBreak="0">
     <w:nsid w:val="28353BE5"/>
     <w:multiLevelType w:val="hybridMultilevel"/>
     <w:tmpl w:val="CE5C160A"/>
@@ -926,7 +3985,99 @@
       </w:rPr>
     </w:lvl>
   </w:abstractNum>
-  <w:abstractNum w:abstractNumId="1" w15:restartNumberingAfterBreak="0">
+  <w:abstractNum w:abstractNumId="3" w15:restartNumberingAfterBreak="0">
+    <w:nsid w:val="294337DD"/>
+    <w:multiLevelType w:val="hybridMultilevel"/>
+    <w:tmpl w:val="D3F27BD4"/>
+    <w:lvl w:ilvl="0" w:tplc="4D32D05A">
+      <w:start w:val="13"/>
+      <w:numFmt w:val="decimal"/>
+      <w:lvlText w:val="%1."/>
+      <w:lvlJc w:val="left"/>
+      <w:pPr>
+        <w:ind w:left="4320" w:hanging="360"/>
+      </w:pPr>
+      <w:rPr>
+        <w:rFonts w:hint="default"/>
+        <w:color w:val="00B0F0"/>
+        <w:sz w:val="12"/>
+        <w:szCs w:val="12"/>
+      </w:rPr>
+    </w:lvl>
+    <w:lvl w:ilvl="1" w:tplc="1C0A0019" w:tentative="1">
+      <w:start w:val="1"/>
+      <w:numFmt w:val="lowerLetter"/>
+      <w:lvlText w:val="%2."/>
+      <w:lvlJc w:val="left"/>
+      <w:pPr>
+        <w:ind w:left="5040" w:hanging="360"/>
+      </w:pPr>
+    </w:lvl>
+    <w:lvl w:ilvl="2" w:tplc="1C0A001B" w:tentative="1">
+      <w:start w:val="1"/>
+      <w:numFmt w:val="lowerRoman"/>
+      <w:lvlText w:val="%3."/>
+      <w:lvlJc w:val="right"/>
+      <w:pPr>
+        <w:ind w:left="5760" w:hanging="180"/>
+      </w:pPr>
+    </w:lvl>
+    <w:lvl w:ilvl="3" w:tplc="1C0A000F" w:tentative="1">
+      <w:start w:val="1"/>
+      <w:numFmt w:val="decimal"/>
+      <w:lvlText w:val="%4."/>
+      <w:lvlJc w:val="left"/>
+      <w:pPr>
+        <w:ind w:left="6480" w:hanging="360"/>
+      </w:pPr>
+    </w:lvl>
+    <w:lvl w:ilvl="4" w:tplc="1C0A0019" w:tentative="1">
+      <w:start w:val="1"/>
+      <w:numFmt w:val="lowerLetter"/>
+      <w:lvlText w:val="%5."/>
+      <w:lvlJc w:val="left"/>
+      <w:pPr>
+        <w:ind w:left="7200" w:hanging="360"/>
+      </w:pPr>
+    </w:lvl>
+    <w:lvl w:ilvl="5" w:tplc="1C0A001B" w:tentative="1">
+      <w:start w:val="1"/>
+      <w:numFmt w:val="lowerRoman"/>
+      <w:lvlText w:val="%6."/>
+      <w:lvlJc w:val="right"/>
+      <w:pPr>
+        <w:ind w:left="7920" w:hanging="180"/>
+      </w:pPr>
+    </w:lvl>
+    <w:lvl w:ilvl="6" w:tplc="1C0A000F" w:tentative="1">
+      <w:start w:val="1"/>
+      <w:numFmt w:val="decimal"/>
+      <w:lvlText w:val="%7."/>
+      <w:lvlJc w:val="left"/>
+      <w:pPr>
+        <w:ind w:left="8640" w:hanging="360"/>
+      </w:pPr>
+    </w:lvl>
+    <w:lvl w:ilvl="7" w:tplc="1C0A0019" w:tentative="1">
+      <w:start w:val="1"/>
+      <w:numFmt w:val="lowerLetter"/>
+      <w:lvlText w:val="%8."/>
+      <w:lvlJc w:val="left"/>
+      <w:pPr>
+        <w:ind w:left="9360" w:hanging="360"/>
+      </w:pPr>
+    </w:lvl>
+    <w:lvl w:ilvl="8" w:tplc="1C0A001B" w:tentative="1">
+      <w:start w:val="1"/>
+      <w:numFmt w:val="lowerRoman"/>
+      <w:lvlText w:val="%9."/>
+      <w:lvlJc w:val="right"/>
+      <w:pPr>
+        <w:ind w:left="10080" w:hanging="180"/>
+      </w:pPr>
+    </w:lvl>
+  </w:abstractNum>
+  <w:abstractNum w:abstractNumId="4" w15:restartNumberingAfterBreak="0">
     <w:nsid w:val="31BA5C46"/>
     <w:multiLevelType w:val="hybridMultilevel"/>
     <w:tmpl w:val="0004D0D8"/>
@@ -1039,11 +4190,325 @@
       </w:rPr>
     </w:lvl>
   </w:abstractNum>
+  <w:abstractNum w:abstractNumId="5" w15:restartNumberingAfterBreak="0">
+    <w:nsid w:val="3B770A4E"/>
+    <w:multiLevelType w:val="hybridMultilevel"/>
+    <w:tmpl w:val="2522F55A"/>
+    <w:lvl w:ilvl="0" w:tplc="C9DA242C">
+      <w:start w:val="26"/>
+      <w:numFmt w:val="decimal"/>
+      <w:lvlText w:val="%1."/>
+      <w:lvlJc w:val="left"/>
+      <w:pPr>
+        <w:ind w:left="1276" w:hanging="360"/>
+      </w:pPr>
+      <w:rPr>
+        <w:rFonts w:hint="default"/>
+        <w:color w:val="00B0F0"/>
+        <w:sz w:val="12"/>
+        <w:szCs w:val="12"/>
+      </w:rPr>
+    </w:lvl>
+    <w:lvl w:ilvl="1" w:tplc="1C0A0019" w:tentative="1">
+      <w:start w:val="1"/>
+      <w:numFmt w:val="lowerLetter"/>
+      <w:lvlText w:val="%2."/>
+      <w:lvlJc w:val="left"/>
+      <w:pPr>
+        <w:ind w:left="1440" w:hanging="360"/>
+      </w:pPr>
+    </w:lvl>
+    <w:lvl w:ilvl="2" w:tplc="1C0A001B" w:tentative="1">
+      <w:start w:val="1"/>
+      <w:numFmt w:val="lowerRoman"/>
+      <w:lvlText w:val="%3."/>
+      <w:lvlJc w:val="right"/>
+      <w:pPr>
+        <w:ind w:left="2160" w:hanging="180"/>
+      </w:pPr>
+    </w:lvl>
+    <w:lvl w:ilvl="3" w:tplc="1C0A000F" w:tentative="1">
+      <w:start w:val="1"/>
+      <w:numFmt w:val="decimal"/>
+      <w:lvlText w:val="%4."/>
+      <w:lvlJc w:val="left"/>
+      <w:pPr>
+        <w:ind w:left="2880" w:hanging="360"/>
+      </w:pPr>
+    </w:lvl>
+    <w:lvl w:ilvl="4" w:tplc="1C0A0019" w:tentative="1">
+      <w:start w:val="1"/>
+      <w:numFmt w:val="lowerLetter"/>
+      <w:lvlText w:val="%5."/>
+      <w:lvlJc w:val="left"/>
+      <w:pPr>
+        <w:ind w:left="3600" w:hanging="360"/>
+      </w:pPr>
+    </w:lvl>
+    <w:lvl w:ilvl="5" w:tplc="1C0A001B" w:tentative="1">
+      <w:start w:val="1"/>
+      <w:numFmt w:val="lowerRoman"/>
+      <w:lvlText w:val="%6."/>
+      <w:lvlJc w:val="right"/>
+      <w:pPr>
+        <w:ind w:left="4320" w:hanging="180"/>
+      </w:pPr>
+    </w:lvl>
+    <w:lvl w:ilvl="6" w:tplc="1C0A000F" w:tentative="1">
+      <w:start w:val="1"/>
+      <w:numFmt w:val="decimal"/>
+      <w:lvlText w:val="%7."/>
+      <w:lvlJc w:val="left"/>
+      <w:pPr>
+        <w:ind w:left="5040" w:hanging="360"/>
+      </w:pPr>
+    </w:lvl>
+    <w:lvl w:ilvl="7" w:tplc="1C0A0019" w:tentative="1">
+      <w:start w:val="1"/>
+      <w:numFmt w:val="lowerLetter"/>
+      <w:lvlText w:val="%8."/>
+      <w:lvlJc w:val="left"/>
+      <w:pPr>
+        <w:ind w:left="5760" w:hanging="360"/>
+      </w:pPr>
+    </w:lvl>
+    <w:lvl w:ilvl="8" w:tplc="1C0A001B" w:tentative="1">
+      <w:start w:val="1"/>
+      <w:numFmt w:val="lowerRoman"/>
+      <w:lvlText w:val="%9."/>
+      <w:lvlJc w:val="right"/>
+      <w:pPr>
+        <w:ind w:left="6480" w:hanging="180"/>
+      </w:pPr>
+    </w:lvl>
+  </w:abstractNum>
+  <w:abstractNum w:abstractNumId="6" w15:restartNumberingAfterBreak="0">
+    <w:nsid w:val="6D411E17"/>
+    <w:multiLevelType w:val="hybridMultilevel"/>
+    <w:tmpl w:val="DFB82E62"/>
+    <w:lvl w:ilvl="0" w:tplc="C8F2699C">
+      <w:numFmt w:val="bullet"/>
+      <w:lvlText w:val=""/>
+      <w:lvlJc w:val="left"/>
+      <w:pPr>
+        <w:ind w:left="720" w:hanging="360"/>
+      </w:pPr>
+      <w:rPr>
+        <w:rFonts w:ascii="Symbol" w:eastAsiaTheme="minorHAnsi" w:hAnsi="Symbol" w:cstheme="minorBidi" w:hint="default"/>
+      </w:rPr>
+    </w:lvl>
+    <w:lvl w:ilvl="1" w:tplc="1C0A0003" w:tentative="1">
+      <w:start w:val="1"/>
+      <w:numFmt w:val="bullet"/>
+      <w:lvlText w:val="o"/>
+      <w:lvlJc w:val="left"/>
+      <w:pPr>
+        <w:ind w:left="1440" w:hanging="360"/>
+      </w:pPr>
+      <w:rPr>
+        <w:rFonts w:ascii="Courier New" w:hAnsi="Courier New" w:cs="Courier New" w:hint="default"/>
+      </w:rPr>
+    </w:lvl>
+    <w:lvl w:ilvl="2" w:tplc="1C0A0005" w:tentative="1">
+      <w:start w:val="1"/>
+      <w:numFmt w:val="bullet"/>
+      <w:lvlText w:val=""/>
+      <w:lvlJc w:val="left"/>
+      <w:pPr>
+        <w:ind w:left="2160" w:hanging="360"/>
+      </w:pPr>
+      <w:rPr>
+        <w:rFonts w:ascii="Wingdings" w:hAnsi="Wingdings" w:hint="default"/>
+      </w:rPr>
+    </w:lvl>
+    <w:lvl w:ilvl="3" w:tplc="1C0A0001" w:tentative="1">
+      <w:start w:val="1"/>
+      <w:numFmt w:val="bullet"/>
+      <w:lvlText w:val=""/>
+      <w:lvlJc w:val="left"/>
+      <w:pPr>
+        <w:ind w:left="2880" w:hanging="360"/>
+      </w:pPr>
+      <w:rPr>
+        <w:rFonts w:ascii="Symbol" w:hAnsi="Symbol" w:hint="default"/>
+      </w:rPr>
+    </w:lvl>
+    <w:lvl w:ilvl="4" w:tplc="1C0A0003" w:tentative="1">
+      <w:start w:val="1"/>
+      <w:numFmt w:val="bullet"/>
+      <w:lvlText w:val="o"/>
+      <w:lvlJc w:val="left"/>
+      <w:pPr>
+        <w:ind w:left="3600" w:hanging="360"/>
+      </w:pPr>
+      <w:rPr>
+        <w:rFonts w:ascii="Courier New" w:hAnsi="Courier New" w:cs="Courier New" w:hint="default"/>
+      </w:rPr>
+    </w:lvl>
+    <w:lvl w:ilvl="5" w:tplc="1C0A0005" w:tentative="1">
+      <w:start w:val="1"/>
+      <w:numFmt w:val="bullet"/>
+      <w:lvlText w:val=""/>
+      <w:lvlJc w:val="left"/>
+      <w:pPr>
+        <w:ind w:left="4320" w:hanging="360"/>
+      </w:pPr>
+      <w:rPr>
+        <w:rFonts w:ascii="Wingdings" w:hAnsi="Wingdings" w:hint="default"/>
+      </w:rPr>
+    </w:lvl>
+    <w:lvl w:ilvl="6" w:tplc="1C0A0001" w:tentative="1">
+      <w:start w:val="1"/>
+      <w:numFmt w:val="bullet"/>
+      <w:lvlText w:val=""/>
+      <w:lvlJc w:val="left"/>
+      <w:pPr>
+        <w:ind w:left="5040" w:hanging="360"/>
+      </w:pPr>
+      <w:rPr>
+        <w:rFonts w:ascii="Symbol" w:hAnsi="Symbol" w:hint="default"/>
+      </w:rPr>
+    </w:lvl>
+    <w:lvl w:ilvl="7" w:tplc="1C0A0003" w:tentative="1">
+      <w:start w:val="1"/>
+      <w:numFmt w:val="bullet"/>
+      <w:lvlText w:val="o"/>
+      <w:lvlJc w:val="left"/>
+      <w:pPr>
+        <w:ind w:left="5760" w:hanging="360"/>
+      </w:pPr>
+      <w:rPr>
+        <w:rFonts w:ascii="Courier New" w:hAnsi="Courier New" w:cs="Courier New" w:hint="default"/>
+      </w:rPr>
+    </w:lvl>
+    <w:lvl w:ilvl="8" w:tplc="1C0A0005" w:tentative="1">
+      <w:start w:val="1"/>
+      <w:numFmt w:val="bullet"/>
+      <w:lvlText w:val=""/>
+      <w:lvlJc w:val="left"/>
+      <w:pPr>
+        <w:ind w:left="6480" w:hanging="360"/>
+      </w:pPr>
+      <w:rPr>
+        <w:rFonts w:ascii="Wingdings" w:hAnsi="Wingdings" w:hint="default"/>
+      </w:rPr>
+    </w:lvl>
+  </w:abstractNum>
+  <w:abstractNum w:abstractNumId="7" w15:restartNumberingAfterBreak="0">
+    <w:nsid w:val="73851473"/>
+    <w:multiLevelType w:val="hybridMultilevel"/>
+    <w:tmpl w:val="4D58BBBA"/>
+    <w:lvl w:ilvl="0" w:tplc="BE681806">
+      <w:start w:val="10"/>
+      <w:numFmt w:val="decimal"/>
+      <w:lvlText w:val="%1."/>
+      <w:lvlJc w:val="left"/>
+      <w:pPr>
+        <w:ind w:left="1080" w:hanging="360"/>
+      </w:pPr>
+      <w:rPr>
+        <w:rFonts w:hint="default"/>
+        <w:color w:val="00B0F0"/>
+        <w:sz w:val="12"/>
+        <w:szCs w:val="12"/>
+      </w:rPr>
+    </w:lvl>
+    <w:lvl w:ilvl="1" w:tplc="1C0A0019" w:tentative="1">
+      <w:start w:val="1"/>
+      <w:numFmt w:val="lowerLetter"/>
+      <w:lvlText w:val="%2."/>
+      <w:lvlJc w:val="left"/>
+      <w:pPr>
+        <w:ind w:left="-1800" w:hanging="360"/>
+      </w:pPr>
+    </w:lvl>
+    <w:lvl w:ilvl="2" w:tplc="1C0A001B" w:tentative="1">
+      <w:start w:val="1"/>
+      <w:numFmt w:val="lowerRoman"/>
+      <w:lvlText w:val="%3."/>
+      <w:lvlJc w:val="right"/>
+      <w:pPr>
+        <w:ind w:left="-1080" w:hanging="180"/>
+      </w:pPr>
+    </w:lvl>
+    <w:lvl w:ilvl="3" w:tplc="1C0A000F" w:tentative="1">
+      <w:start w:val="1"/>
+      <w:numFmt w:val="decimal"/>
+      <w:lvlText w:val="%4."/>
+      <w:lvlJc w:val="left"/>
+      <w:pPr>
+        <w:ind w:left="-360" w:hanging="360"/>
+      </w:pPr>
+    </w:lvl>
+    <w:lvl w:ilvl="4" w:tplc="1C0A0019" w:tentative="1">
+      <w:start w:val="1"/>
+      <w:numFmt w:val="lowerLetter"/>
+      <w:lvlText w:val="%5."/>
+      <w:lvlJc w:val="left"/>
+      <w:pPr>
+        <w:ind w:left="360" w:hanging="360"/>
+      </w:pPr>
+    </w:lvl>
+    <w:lvl w:ilvl="5" w:tplc="1C0A001B" w:tentative="1">
+      <w:start w:val="1"/>
+      <w:numFmt w:val="lowerRoman"/>
+      <w:lvlText w:val="%6."/>
+      <w:lvlJc w:val="right"/>
+      <w:pPr>
+        <w:ind w:left="1080" w:hanging="180"/>
+      </w:pPr>
+    </w:lvl>
+    <w:lvl w:ilvl="6" w:tplc="1C0A000F" w:tentative="1">
+      <w:start w:val="1"/>
+      <w:numFmt w:val="decimal"/>
+      <w:lvlText w:val="%7."/>
+      <w:lvlJc w:val="left"/>
+      <w:pPr>
+        <w:ind w:left="1800" w:hanging="360"/>
+      </w:pPr>
+    </w:lvl>
+    <w:lvl w:ilvl="7" w:tplc="1C0A0019" w:tentative="1">
+      <w:start w:val="1"/>
+      <w:numFmt w:val="lowerLetter"/>
+      <w:lvlText w:val="%8."/>
+      <w:lvlJc w:val="left"/>
+      <w:pPr>
+        <w:ind w:left="2520" w:hanging="360"/>
+      </w:pPr>
+    </w:lvl>
+    <w:lvl w:ilvl="8" w:tplc="1C0A001B" w:tentative="1">
+      <w:start w:val="1"/>
+      <w:numFmt w:val="lowerRoman"/>
+      <w:lvlText w:val="%9."/>
+      <w:lvlJc w:val="right"/>
+      <w:pPr>
+        <w:ind w:left="3240" w:hanging="180"/>
+      </w:pPr>
+    </w:lvl>
+  </w:abstractNum>
   <w:num w:numId="1" w16cid:durableId="947926934">
+    <w:abstractNumId w:val="4"/>
+  </w:num>
+  <w:num w:numId="2" w16cid:durableId="2097701523">
+    <w:abstractNumId w:val="2"/>
+  </w:num>
+  <w:num w:numId="3" w16cid:durableId="1228222195">
+    <w:abstractNumId w:val="6"/>
+  </w:num>
+  <w:num w:numId="4" w16cid:durableId="755785039">
     <w:abstractNumId w:val="1"/>
   </w:num>
-  <w:num w:numId="2" w16cid:durableId="2097701523">
+  <w:num w:numId="5" w16cid:durableId="157356417">
+    <w:abstractNumId w:val="3"/>
+  </w:num>
+  <w:num w:numId="6" w16cid:durableId="2116898407">
     <w:abstractNumId w:val="0"/>
+  </w:num>
+  <w:num w:numId="7" w16cid:durableId="753746467">
+    <w:abstractNumId w:val="7"/>
+  </w:num>
+  <w:num w:numId="8" w16cid:durableId="2047172538">
+    <w:abstractNumId w:val="5"/>
   </w:num>
 </w:numbering>
 </file>
@@ -2047,6 +5512,49 @@
       <w:spacing w:after="0" w:line="240" w:lineRule="auto"/>
     </w:pPr>
   </w:style>
+  <w:style w:type="paragraph" w:customStyle="1" w:styleId="bt-verse">
+    <w:name w:val="bt-verse"/>
+    <w:basedOn w:val="Normal"/>
+    <w:rsid w:val="00325329"/>
+    <w:pPr>
+      <w:spacing w:before="100" w:beforeAutospacing="1" w:after="100" w:afterAutospacing="1" w:line="240" w:lineRule="auto"/>
+    </w:pPr>
+    <w:rPr>
+      <w:rFonts w:ascii="Times New Roman" w:eastAsia="Times New Roman" w:hAnsi="Times New Roman" w:cs="Times New Roman"/>
+      <w:sz w:val="24"/>
+      <w:szCs w:val="24"/>
+      <w:lang w:eastAsia="es-DO"/>
+      <w14:ligatures w14:val="none"/>
+    </w:rPr>
+  </w:style>
+  <w:style w:type="character" w:styleId="Hyperlink">
+    <w:name w:val="Hyperlink"/>
+    <w:basedOn w:val="DefaultParagraphFont"/>
+    <w:uiPriority w:val="99"/>
+    <w:unhideWhenUsed/>
+    <w:rsid w:val="00325329"/>
+    <w:rPr>
+      <w:color w:val="0000FF"/>
+      <w:u w:val="single"/>
+    </w:rPr>
+  </w:style>
+  <w:style w:type="character" w:customStyle="1" w:styleId="bt-verse-text">
+    <w:name w:val="bt-verse-text"/>
+    <w:basedOn w:val="DefaultParagraphFont"/>
+    <w:rsid w:val="00325329"/>
+  </w:style>
+  <w:style w:type="character" w:styleId="UnresolvedMention">
+    <w:name w:val="Unresolved Mention"/>
+    <w:basedOn w:val="DefaultParagraphFont"/>
+    <w:uiPriority w:val="99"/>
+    <w:semiHidden/>
+    <w:unhideWhenUsed/>
+    <w:rsid w:val="008114C0"/>
+    <w:rPr>
+      <w:color w:val="605E5C"/>
+      <w:shd w:val="clear" w:color="auto" w:fill="E1DFDD"/>
+    </w:rPr>
+  </w:style>
 </w:styles>
 </file>
 

--- a/Catequesis CREO EN JESUCRISTO SU UNICO HIJO NUESTRO SEÑOR.docx
+++ b/Catequesis CREO EN JESUCRISTO SU UNICO HIJO NUESTRO SEÑOR.docx
@@ -163,16 +163,73 @@
       <w:pPr>
         <w:jc w:val="both"/>
         <w:rPr>
-          <w:sz w:val="36"/>
-          <w:szCs w:val="36"/>
-        </w:rPr>
-      </w:pPr>
-      <w:r>
-        <w:rPr>
-          <w:sz w:val="36"/>
-          <w:szCs w:val="36"/>
-        </w:rPr>
-        <w:t xml:space="preserve">Vamos a pedir </w:t>
+          <w:rFonts w:ascii="Monotype Corsiva" w:hAnsi="Monotype Corsiva"/>
+          <w:color w:val="EE0000"/>
+          <w:sz w:val="36"/>
+          <w:szCs w:val="36"/>
+        </w:rPr>
+      </w:pPr>
+      <w:r>
+        <w:rPr>
+          <w:rFonts w:ascii="Monotype Corsiva" w:hAnsi="Monotype Corsiva"/>
+          <w:color w:val="EE0000"/>
+          <w:sz w:val="36"/>
+          <w:szCs w:val="36"/>
+        </w:rPr>
+        <w:t>2 Corintio 5,19</w:t>
+      </w:r>
+    </w:p>
+    <w:p>
+      <w:pPr>
+        <w:ind w:left="990" w:right="1440" w:firstLine="708"/>
+        <w:jc w:val="both"/>
+        <w:rPr>
+          <w:rFonts w:ascii="Viner Hand ITC" w:hAnsi="Viner Hand ITC"/>
+          <w:sz w:val="32"/>
+          <w:szCs w:val="32"/>
+        </w:rPr>
+      </w:pPr>
+      <w:r>
+        <w:rPr>
+          <w:rFonts w:ascii="Viner Hand ITC" w:hAnsi="Viner Hand ITC"/>
+          <w:sz w:val="32"/>
+          <w:szCs w:val="32"/>
+        </w:rPr>
+        <w:t>Porque en Cristo estaba Dios reconciliando al mundo consigo, no tomando en cuenta las transgresiones de los hombres, sino poniendo en nosotros la palabra de la reconciliación.</w:t>
+      </w:r>
+    </w:p>
+    <w:p>
+      <w:pPr>
+        <w:jc w:val="both"/>
+        <w:rPr>
+          <w:b/>
+          <w:bCs/>
+          <w:sz w:val="36"/>
+          <w:szCs w:val="36"/>
+        </w:rPr>
+      </w:pPr>
+    </w:p>
+    <w:p>
+      <w:pPr>
+        <w:jc w:val="both"/>
+        <w:rPr>
+          <w:sz w:val="36"/>
+          <w:szCs w:val="36"/>
+        </w:rPr>
+      </w:pPr>
+      <w:r>
+        <w:rPr>
+          <w:sz w:val="36"/>
+          <w:szCs w:val="36"/>
+        </w:rPr>
+        <w:t>Bien hermanos, v</w:t>
+      </w:r>
+      <w:r>
+        <w:rPr>
+          <w:sz w:val="36"/>
+          <w:szCs w:val="36"/>
+        </w:rPr>
+        <w:t xml:space="preserve">amos a pedir </w:t>
       </w:r>
       <w:r>
         <w:rPr>
@@ -207,7 +264,7 @@
           <w:sz w:val="36"/>
           <w:szCs w:val="36"/>
         </w:rPr>
-        <w:t xml:space="preserve"> pedirle a </w:t>
+        <w:t xml:space="preserve"> a </w:t>
       </w:r>
       <w:r>
         <w:rPr>
@@ -221,7 +278,14 @@
           <w:sz w:val="36"/>
           <w:szCs w:val="36"/>
         </w:rPr>
-        <w:t xml:space="preserve">el Espíritu Santo para interiorizar estas catequesis y hacer carne, aunque sea una </w:t>
+        <w:t xml:space="preserve">su </w:t>
+      </w:r>
+      <w:r>
+        <w:rPr>
+          <w:sz w:val="36"/>
+          <w:szCs w:val="36"/>
+        </w:rPr>
+        <w:t xml:space="preserve">Espíritu Santo para interiorizar estas catequesis y hacer carne, aunque sea una </w:t>
       </w:r>
       <w:r>
         <w:rPr>
@@ -296,6 +360,7 @@
           <w:sz w:val="36"/>
           <w:szCs w:val="36"/>
         </w:rPr>
+        <w:lastRenderedPageBreak/>
         <w:t>Por eso</w:t>
       </w:r>
       <w:r>
@@ -326,7 +391,14 @@
           <w:sz w:val="36"/>
           <w:szCs w:val="36"/>
         </w:rPr>
-        <w:t xml:space="preserve">Señor dame tu Espíritu Santo y </w:t>
+        <w:t>Señor dame tu Espíritu Santo</w:t>
+      </w:r>
+      <w:r>
+        <w:rPr>
+          <w:sz w:val="36"/>
+          <w:szCs w:val="36"/>
+        </w:rPr>
+        <w:t xml:space="preserve">, un </w:t>
       </w:r>
       <w:r>
         <w:rPr>
@@ -461,102 +533,117 @@
           <w:sz w:val="36"/>
           <w:szCs w:val="36"/>
         </w:rPr>
+        <w:t xml:space="preserve">Si te ayuda </w:t>
+      </w:r>
+      <w:r>
+        <w:rPr>
+          <w:sz w:val="36"/>
+          <w:szCs w:val="36"/>
+        </w:rPr>
+        <w:t>c</w:t>
+      </w:r>
+      <w:r>
+        <w:rPr>
+          <w:sz w:val="36"/>
+          <w:szCs w:val="36"/>
+        </w:rPr>
+        <w:t>ie</w:t>
+      </w:r>
+      <w:r>
+        <w:rPr>
+          <w:sz w:val="36"/>
+          <w:szCs w:val="36"/>
+        </w:rPr>
+        <w:t>rra los ojos</w:t>
+      </w:r>
+      <w:r>
+        <w:rPr>
+          <w:sz w:val="36"/>
+          <w:szCs w:val="36"/>
+        </w:rPr>
+        <w:t xml:space="preserve"> sin dormirte</w:t>
+      </w:r>
+      <w:r>
+        <w:rPr>
+          <w:sz w:val="36"/>
+          <w:szCs w:val="36"/>
+        </w:rPr>
+        <w:t xml:space="preserve">, </w:t>
+      </w:r>
+      <w:r>
+        <w:rPr>
+          <w:sz w:val="36"/>
+          <w:szCs w:val="36"/>
+        </w:rPr>
+        <w:t>puedes escuchar con los ojos cerrados y que Dios te conceda escuchar su voz y no la de</w:t>
+      </w:r>
+      <w:r>
+        <w:rPr>
+          <w:sz w:val="36"/>
+          <w:szCs w:val="36"/>
+        </w:rPr>
+        <w:t xml:space="preserve"> este </w:t>
+      </w:r>
+      <w:r>
+        <w:rPr>
+          <w:sz w:val="36"/>
+          <w:szCs w:val="36"/>
+        </w:rPr>
+        <w:t>pobre.</w:t>
+      </w:r>
+    </w:p>
+    <w:p>
+      <w:pPr>
+        <w:jc w:val="both"/>
+        <w:rPr>
+          <w:sz w:val="36"/>
+          <w:szCs w:val="36"/>
+        </w:rPr>
+      </w:pPr>
+      <w:r>
+        <w:rPr>
+          <w:sz w:val="36"/>
+          <w:szCs w:val="36"/>
+        </w:rPr>
+        <w:t>Bien hermanos para entender este artículo del credo, que es el Cristo centrismo v</w:t>
+      </w:r>
+      <w:r>
+        <w:rPr>
+          <w:sz w:val="36"/>
+          <w:szCs w:val="36"/>
+        </w:rPr>
+        <w:t>amos a entender dos conceptos antes de iniciar la catequesis.</w:t>
+      </w:r>
+    </w:p>
+    <w:p>
+      <w:pPr>
+        <w:rPr>
+          <w:sz w:val="36"/>
+          <w:szCs w:val="36"/>
+        </w:rPr>
+      </w:pPr>
+      <w:r>
+        <w:rPr>
+          <w:sz w:val="36"/>
+          <w:szCs w:val="36"/>
+        </w:rPr>
+        <w:br w:type="page"/>
+      </w:r>
+    </w:p>
+    <w:p>
+      <w:pPr>
+        <w:jc w:val="both"/>
+        <w:rPr>
+          <w:sz w:val="36"/>
+          <w:szCs w:val="36"/>
+        </w:rPr>
+      </w:pPr>
+      <w:r>
+        <w:rPr>
+          <w:sz w:val="36"/>
+          <w:szCs w:val="36"/>
+        </w:rPr>
         <w:lastRenderedPageBreak/>
-        <w:t xml:space="preserve">Si te ayuda </w:t>
-      </w:r>
-      <w:r>
-        <w:rPr>
-          <w:sz w:val="36"/>
-          <w:szCs w:val="36"/>
-        </w:rPr>
-        <w:t>c</w:t>
-      </w:r>
-      <w:r>
-        <w:rPr>
-          <w:sz w:val="36"/>
-          <w:szCs w:val="36"/>
-        </w:rPr>
-        <w:t>ie</w:t>
-      </w:r>
-      <w:r>
-        <w:rPr>
-          <w:sz w:val="36"/>
-          <w:szCs w:val="36"/>
-        </w:rPr>
-        <w:t>rra los ojos</w:t>
-      </w:r>
-      <w:r>
-        <w:rPr>
-          <w:sz w:val="36"/>
-          <w:szCs w:val="36"/>
-        </w:rPr>
-        <w:t xml:space="preserve"> sin dormirte</w:t>
-      </w:r>
-      <w:r>
-        <w:rPr>
-          <w:sz w:val="36"/>
-          <w:szCs w:val="36"/>
-        </w:rPr>
-        <w:t xml:space="preserve">, </w:t>
-      </w:r>
-      <w:r>
-        <w:rPr>
-          <w:sz w:val="36"/>
-          <w:szCs w:val="36"/>
-        </w:rPr>
-        <w:t>puedes escuchar con los ojos cerrados y que Dios te conceda escuchar su voz y no la de</w:t>
-      </w:r>
-      <w:r>
-        <w:rPr>
-          <w:sz w:val="36"/>
-          <w:szCs w:val="36"/>
-        </w:rPr>
-        <w:t xml:space="preserve"> este </w:t>
-      </w:r>
-      <w:r>
-        <w:rPr>
-          <w:sz w:val="36"/>
-          <w:szCs w:val="36"/>
-        </w:rPr>
-        <w:t>pobre.</w:t>
-      </w:r>
-    </w:p>
-    <w:p>
-      <w:pPr>
-        <w:jc w:val="both"/>
-        <w:rPr>
-          <w:sz w:val="36"/>
-          <w:szCs w:val="36"/>
-        </w:rPr>
-      </w:pPr>
-      <w:r>
-        <w:rPr>
-          <w:sz w:val="36"/>
-          <w:szCs w:val="36"/>
-        </w:rPr>
-        <w:t>Bien hermanos para entender este artículo del credo, que es el Cristo centrismo v</w:t>
-      </w:r>
-      <w:r>
-        <w:rPr>
-          <w:sz w:val="36"/>
-          <w:szCs w:val="36"/>
-        </w:rPr>
-        <w:t>amos a entender dos conceptos antes de iniciar la catequesis.</w:t>
-      </w:r>
-    </w:p>
-    <w:p>
-      <w:pPr>
-        <w:jc w:val="both"/>
-        <w:rPr>
-          <w:sz w:val="36"/>
-          <w:szCs w:val="36"/>
-        </w:rPr>
-      </w:pPr>
-      <w:r>
-        <w:rPr>
-          <w:sz w:val="36"/>
-          <w:szCs w:val="36"/>
-        </w:rPr>
         <w:t xml:space="preserve">Necesitamos saber </w:t>
       </w:r>
       <w:r>
@@ -746,32 +833,26 @@
     </w:p>
     <w:p>
       <w:pPr>
-        <w:jc w:val="both"/>
-        <w:rPr>
-          <w:sz w:val="36"/>
-          <w:szCs w:val="36"/>
-        </w:rPr>
-      </w:pPr>
-      <w:r>
-        <w:rPr>
-          <w:sz w:val="36"/>
-          <w:szCs w:val="36"/>
-        </w:rPr>
-        <w:t xml:space="preserve">El rey David había de recibido de </w:t>
-      </w:r>
-      <w:r>
-        <w:rPr>
-          <w:sz w:val="36"/>
-          <w:szCs w:val="36"/>
-        </w:rPr>
-        <w:t xml:space="preserve">Dios </w:t>
-      </w:r>
-      <w:r>
-        <w:rPr>
-          <w:sz w:val="36"/>
-          <w:szCs w:val="36"/>
-        </w:rPr>
-        <w:t xml:space="preserve">una promesa </w:t>
+        <w:rPr>
+          <w:sz w:val="36"/>
+          <w:szCs w:val="36"/>
+        </w:rPr>
+      </w:pPr>
+    </w:p>
+    <w:p>
+      <w:pPr>
+        <w:jc w:val="both"/>
+        <w:rPr>
+          <w:sz w:val="36"/>
+          <w:szCs w:val="36"/>
+        </w:rPr>
+      </w:pPr>
+      <w:r>
+        <w:rPr>
+          <w:sz w:val="36"/>
+          <w:szCs w:val="36"/>
+        </w:rPr>
+        <w:t xml:space="preserve">El rey David había de recibido de Dios una promesa </w:t>
       </w:r>
       <w:r>
         <w:rPr>
@@ -978,15 +1059,13 @@
         </w:rPr>
         <w:t xml:space="preserve"> 150 más </w:t>
       </w:r>
-      <w:proofErr w:type="gramStart"/>
-      <w:r>
-        <w:rPr>
-          <w:sz w:val="36"/>
-          <w:szCs w:val="36"/>
-        </w:rPr>
-        <w:t>tarde</w:t>
-      </w:r>
-      <w:proofErr w:type="gramEnd"/>
+      <w:r>
+        <w:rPr>
+          <w:sz w:val="36"/>
+          <w:szCs w:val="36"/>
+        </w:rPr>
+        <w:t>tarde,</w:t>
+      </w:r>
       <w:r>
         <w:rPr>
           <w:sz w:val="36"/>
@@ -1089,33 +1168,7 @@
           <w:sz w:val="25"/>
           <w:szCs w:val="25"/>
         </w:rPr>
-        <w:t xml:space="preserve">Volvió Yahveh a hablar a </w:t>
-      </w:r>
-      <w:proofErr w:type="spellStart"/>
-      <w:r>
-        <w:rPr>
-          <w:rStyle w:val="bt-verse-text"/>
-          <w:rFonts w:ascii="Cavolini" w:eastAsiaTheme="majorEastAsia" w:hAnsi="Cavolini" w:cs="Cavolini"/>
-          <w:i/>
-          <w:iCs/>
-          <w:color w:val="0A0A0A"/>
-          <w:sz w:val="25"/>
-          <w:szCs w:val="25"/>
-        </w:rPr>
-        <w:t>Ajaz</w:t>
-      </w:r>
-      <w:proofErr w:type="spellEnd"/>
-      <w:r>
-        <w:rPr>
-          <w:rStyle w:val="bt-verse-text"/>
-          <w:rFonts w:ascii="Cavolini" w:eastAsiaTheme="majorEastAsia" w:hAnsi="Cavolini" w:cs="Cavolini"/>
-          <w:i/>
-          <w:iCs/>
-          <w:color w:val="0A0A0A"/>
-          <w:sz w:val="25"/>
-          <w:szCs w:val="25"/>
-        </w:rPr>
-        <w:t xml:space="preserve"> diciendo:</w:t>
+        <w:t>Volvió Yahveh a hablar a Ajaz diciendo:</w:t>
       </w:r>
     </w:p>
     <w:p>
@@ -1148,33 +1201,8 @@
           <w:sz w:val="25"/>
           <w:szCs w:val="25"/>
         </w:rPr>
-        <w:t xml:space="preserve">«Pide para ti una señal de Yahveh tu Dios en lo profundo del </w:t>
-      </w:r>
-      <w:proofErr w:type="spellStart"/>
-      <w:r>
-        <w:rPr>
-          <w:rStyle w:val="bt-verse-text"/>
-          <w:rFonts w:ascii="Cavolini" w:eastAsiaTheme="majorEastAsia" w:hAnsi="Cavolini" w:cs="Cavolini"/>
-          <w:i/>
-          <w:iCs/>
-          <w:color w:val="0A0A0A"/>
-          <w:sz w:val="25"/>
-          <w:szCs w:val="25"/>
-        </w:rPr>
-        <w:t>seol</w:t>
-      </w:r>
-      <w:proofErr w:type="spellEnd"/>
-      <w:r>
-        <w:rPr>
-          <w:rStyle w:val="bt-verse-text"/>
-          <w:rFonts w:ascii="Cavolini" w:eastAsiaTheme="majorEastAsia" w:hAnsi="Cavolini" w:cs="Cavolini"/>
-          <w:i/>
-          <w:iCs/>
-          <w:color w:val="0A0A0A"/>
-          <w:sz w:val="25"/>
-          <w:szCs w:val="25"/>
-        </w:rPr>
-        <w:t xml:space="preserve"> o en lo más alto.»</w:t>
+        <w:lastRenderedPageBreak/>
+        <w:t>«Pide para ti una señal de Yahveh tu Dios en lo profundo del seol o en lo más alto.»</w:t>
       </w:r>
     </w:p>
     <w:p>
@@ -1207,33 +1235,7 @@
           <w:sz w:val="25"/>
           <w:szCs w:val="25"/>
         </w:rPr>
-        <w:t xml:space="preserve">Dijo </w:t>
-      </w:r>
-      <w:proofErr w:type="spellStart"/>
-      <w:r>
-        <w:rPr>
-          <w:rStyle w:val="bt-verse-text"/>
-          <w:rFonts w:ascii="Cavolini" w:eastAsiaTheme="majorEastAsia" w:hAnsi="Cavolini" w:cs="Cavolini"/>
-          <w:i/>
-          <w:iCs/>
-          <w:color w:val="0A0A0A"/>
-          <w:sz w:val="25"/>
-          <w:szCs w:val="25"/>
-        </w:rPr>
-        <w:t>Ajaz</w:t>
-      </w:r>
-      <w:proofErr w:type="spellEnd"/>
-      <w:r>
-        <w:rPr>
-          <w:rStyle w:val="bt-verse-text"/>
-          <w:rFonts w:ascii="Cavolini" w:eastAsiaTheme="majorEastAsia" w:hAnsi="Cavolini" w:cs="Cavolini"/>
-          <w:i/>
-          <w:iCs/>
-          <w:color w:val="0A0A0A"/>
-          <w:sz w:val="25"/>
-          <w:szCs w:val="25"/>
-        </w:rPr>
-        <w:t>: «No la pediré, no tentaré a Yahveh.»</w:t>
+        <w:t>Dijo Ajaz: «No la pediré, no tentaré a Yahveh.»</w:t>
       </w:r>
     </w:p>
     <w:p>
@@ -1433,7 +1435,21 @@
           <w:sz w:val="36"/>
           <w:szCs w:val="36"/>
         </w:rPr>
-        <w:t>La razón está en que Emmanuel es un título profético o una descripción de su naturaleza, mientras que Jesús es su nombre personal.</w:t>
+        <w:t>La razón está en que Emmanuel es un título profético o una descripción de su naturaleza, mientras que Jesús es su nombre personal</w:t>
+      </w:r>
+      <w:r>
+        <w:rPr>
+          <w:sz w:val="36"/>
+          <w:szCs w:val="36"/>
+        </w:rPr>
+        <w:t xml:space="preserve"> también con un significado intrínseco</w:t>
+      </w:r>
+      <w:r>
+        <w:rPr>
+          <w:sz w:val="36"/>
+          <w:szCs w:val="36"/>
+        </w:rPr>
+        <w:t>.</w:t>
       </w:r>
     </w:p>
     <w:p>
@@ -1520,13 +1536,6 @@
           <w:sz w:val="36"/>
           <w:szCs w:val="36"/>
         </w:rPr>
-        <w:t xml:space="preserve">Ungido, Mesías, </w:t>
-      </w:r>
-      <w:r>
-        <w:rPr>
-          <w:sz w:val="36"/>
-          <w:szCs w:val="36"/>
-        </w:rPr>
         <w:t>Dios salva</w:t>
       </w:r>
       <w:r>
@@ -1534,23 +1543,21 @@
           <w:sz w:val="36"/>
           <w:szCs w:val="36"/>
         </w:rPr>
+        <w:t xml:space="preserve">, </w:t>
+      </w:r>
+      <w:r>
+        <w:rPr>
+          <w:sz w:val="36"/>
+          <w:szCs w:val="36"/>
+        </w:rPr>
+        <w:t>Ungido, Mesías</w:t>
+      </w:r>
+      <w:r>
+        <w:rPr>
+          <w:sz w:val="36"/>
+          <w:szCs w:val="36"/>
+        </w:rPr>
         <w:t>.</w:t>
-      </w:r>
-    </w:p>
-    <w:p>
-      <w:pPr>
-        <w:jc w:val="both"/>
-        <w:rPr>
-          <w:sz w:val="36"/>
-          <w:szCs w:val="36"/>
-        </w:rPr>
-      </w:pPr>
-      <w:r>
-        <w:rPr>
-          <w:sz w:val="36"/>
-          <w:szCs w:val="36"/>
-        </w:rPr>
-        <w:t>Es el nombre que le dio el ángel Gabriel a la Virgen Maria.</w:t>
       </w:r>
     </w:p>
     <w:p>
@@ -1713,43 +1720,7 @@
           <w:sz w:val="36"/>
           <w:szCs w:val="36"/>
         </w:rPr>
-        <w:t>Y</w:t>
-      </w:r>
-      <w:r>
-        <w:rPr>
-          <w:b/>
-          <w:bCs/>
-          <w:sz w:val="36"/>
-          <w:szCs w:val="36"/>
-        </w:rPr>
-        <w:t>ê</w:t>
-      </w:r>
-      <w:r>
-        <w:rPr>
-          <w:b/>
-          <w:bCs/>
-          <w:sz w:val="36"/>
-          <w:szCs w:val="36"/>
-        </w:rPr>
-        <w:t>s</w:t>
-      </w:r>
-      <w:r>
-        <w:rPr>
-          <w:b/>
-          <w:bCs/>
-          <w:sz w:val="36"/>
-          <w:szCs w:val="36"/>
-        </w:rPr>
-        <w:t>u</w:t>
-      </w:r>
-      <w:r>
-        <w:rPr>
-          <w:b/>
-          <w:bCs/>
-          <w:sz w:val="36"/>
-          <w:szCs w:val="36"/>
-        </w:rPr>
-        <w:t>a</w:t>
+        <w:t>Yêsua</w:t>
       </w:r>
       <w:proofErr w:type="spellEnd"/>
       <w:r>
@@ -1863,10 +1834,53 @@
           <w:szCs w:val="36"/>
         </w:rPr>
       </w:pPr>
-    </w:p>
-    <w:p>
-      <w:pPr>
-        <w:jc w:val="both"/>
+      <w:r>
+        <w:rPr>
+          <w:sz w:val="36"/>
+          <w:szCs w:val="36"/>
+        </w:rPr>
+        <w:t>N</w:t>
+      </w:r>
+      <w:r>
+        <w:rPr>
+          <w:sz w:val="36"/>
+          <w:szCs w:val="36"/>
+        </w:rPr>
+        <w:t>ombre que le dio el ángel Gabriel a la Virgen Maria</w:t>
+      </w:r>
+      <w:r>
+        <w:rPr>
+          <w:sz w:val="36"/>
+          <w:szCs w:val="36"/>
+        </w:rPr>
+        <w:t xml:space="preserve"> para el niño.</w:t>
+      </w:r>
+    </w:p>
+    <w:p>
+      <w:pPr>
+        <w:jc w:val="both"/>
+        <w:rPr>
+          <w:sz w:val="36"/>
+          <w:szCs w:val="36"/>
+        </w:rPr>
+      </w:pPr>
+      <w:r>
+        <w:rPr>
+          <w:sz w:val="36"/>
+          <w:szCs w:val="36"/>
+        </w:rPr>
+        <w:t xml:space="preserve">El nacimiento de Jesús cuenta </w:t>
+      </w:r>
+      <w:r>
+        <w:rPr>
+          <w:sz w:val="36"/>
+          <w:szCs w:val="36"/>
+        </w:rPr>
+        <w:t>que no había quien lo acogiera, y nace en un establo, pero no por coincidencia, dice la escritura, El buey y el asno son los únicos que reconocen a su amo, cosa que no hicieron los ciudadanos de belén, por eso tuvo que nacer Jesús en un establo, donde solo es acogido por el buey y el asno.</w:t>
+      </w:r>
+    </w:p>
+    <w:p>
+      <w:pPr>
         <w:rPr>
           <w:b/>
           <w:bCs/>
@@ -1881,7 +1895,46 @@
           <w:sz w:val="36"/>
           <w:szCs w:val="36"/>
         </w:rPr>
-        <w:t>Anteriormente se ungía a tres personas:</w:t>
+        <w:br w:type="page"/>
+      </w:r>
+    </w:p>
+    <w:p>
+      <w:pPr>
+        <w:jc w:val="both"/>
+        <w:rPr>
+          <w:b/>
+          <w:bCs/>
+          <w:sz w:val="36"/>
+          <w:szCs w:val="36"/>
+        </w:rPr>
+      </w:pPr>
+      <w:r>
+        <w:rPr>
+          <w:b/>
+          <w:bCs/>
+          <w:sz w:val="36"/>
+          <w:szCs w:val="36"/>
+        </w:rPr>
+        <w:lastRenderedPageBreak/>
+        <w:t>Anteriormente se ungía</w:t>
+      </w:r>
+      <w:r>
+        <w:rPr>
+          <w:b/>
+          <w:bCs/>
+          <w:sz w:val="36"/>
+          <w:szCs w:val="36"/>
+        </w:rPr>
+        <w:t>n</w:t>
+      </w:r>
+      <w:r>
+        <w:rPr>
+          <w:b/>
+          <w:bCs/>
+          <w:sz w:val="36"/>
+          <w:szCs w:val="36"/>
+        </w:rPr>
+        <w:t xml:space="preserve"> a tres personas:</w:t>
       </w:r>
     </w:p>
     <w:p>
@@ -2018,7 +2071,28 @@
           <w:sz w:val="36"/>
           <w:szCs w:val="36"/>
         </w:rPr>
-        <w:t>en la homilía que parte la palabra según las proclamaciones y los ecos de los hermanos.</w:t>
+        <w:t xml:space="preserve">en la homilía que parte la palabra según las proclamaciones </w:t>
+      </w:r>
+      <w:r>
+        <w:rPr>
+          <w:sz w:val="36"/>
+          <w:szCs w:val="36"/>
+        </w:rPr>
+        <w:t xml:space="preserve">de las lecturas </w:t>
+      </w:r>
+      <w:r>
+        <w:rPr>
+          <w:sz w:val="36"/>
+          <w:szCs w:val="36"/>
+        </w:rPr>
+        <w:t>y los ecos de los hermanos</w:t>
+      </w:r>
+      <w:r>
+        <w:rPr>
+          <w:sz w:val="36"/>
+          <w:szCs w:val="36"/>
+        </w:rPr>
+        <w:t xml:space="preserve"> en orden a Cristo Profetal por excelencia.</w:t>
       </w:r>
     </w:p>
     <w:p>
@@ -2041,7 +2115,6 @@
           <w:sz w:val="36"/>
           <w:szCs w:val="36"/>
         </w:rPr>
-        <w:lastRenderedPageBreak/>
         <w:t>Sacerdote</w:t>
       </w:r>
       <w:r>
@@ -2065,35 +2138,56 @@
           <w:sz w:val="36"/>
           <w:szCs w:val="36"/>
         </w:rPr>
-        <w:t xml:space="preserve">Eran y son ungidos con el poder de ofrecer sacrificio y mediar entre Dios y lo hombres y Cristo es el sacerdote eterno que ofrece el único y perfecto sacrificio, por lo que decimos que Cristo se hace presente en cada Eucaristía y se inmola </w:t>
-      </w:r>
-      <w:r>
-        <w:rPr>
-          <w:sz w:val="36"/>
-          <w:szCs w:val="36"/>
-        </w:rPr>
-        <w:t xml:space="preserve">haciendo presente su pasión donde entrega su cuerpo y su sangre, presentándose </w:t>
-      </w:r>
-      <w:r>
-        <w:rPr>
-          <w:sz w:val="36"/>
-          <w:szCs w:val="36"/>
-        </w:rPr>
-        <w:t>por medio de quien ahora es nuestro párroco</w:t>
-      </w:r>
-      <w:r>
-        <w:rPr>
-          <w:sz w:val="36"/>
-          <w:szCs w:val="36"/>
-        </w:rPr>
-        <w:t>.</w:t>
-      </w:r>
-      <w:r>
-        <w:rPr>
-          <w:sz w:val="36"/>
-          <w:szCs w:val="36"/>
-        </w:rPr>
-        <w:br/>
+        <w:t>Eran y son ungidos con el poder de ofrecer sacrificio y mediar entre Dios y lo hombres</w:t>
+      </w:r>
+      <w:r>
+        <w:rPr>
+          <w:sz w:val="36"/>
+          <w:szCs w:val="36"/>
+        </w:rPr>
+        <w:t xml:space="preserve">. </w:t>
+      </w:r>
+      <w:r>
+        <w:rPr>
+          <w:sz w:val="36"/>
+          <w:szCs w:val="36"/>
+        </w:rPr>
+        <w:t xml:space="preserve">Cristo es el sacerdote eterno que ofrece el único y perfecto sacrificio, por lo que decimos que Cristo se hace presente en cada Eucaristía y se inmola </w:t>
+      </w:r>
+      <w:r>
+        <w:rPr>
+          <w:sz w:val="36"/>
+          <w:szCs w:val="36"/>
+        </w:rPr>
+        <w:t>haciendo presente su pasión donde entrega su cuerpo y sangre</w:t>
+      </w:r>
+      <w:r>
+        <w:rPr>
+          <w:sz w:val="36"/>
+          <w:szCs w:val="36"/>
+        </w:rPr>
+        <w:t>, p</w:t>
+      </w:r>
+      <w:r>
+        <w:rPr>
+          <w:sz w:val="36"/>
+          <w:szCs w:val="36"/>
+        </w:rPr>
+        <w:t>or medio de</w:t>
+      </w:r>
+      <w:r>
+        <w:rPr>
+          <w:sz w:val="36"/>
+          <w:szCs w:val="36"/>
+        </w:rPr>
+        <w:t xml:space="preserve">l sacerdocio ministerial </w:t>
+      </w:r>
+      <w:r>
+        <w:rPr>
+          <w:sz w:val="36"/>
+          <w:szCs w:val="36"/>
+        </w:rPr>
+        <w:t>que se le fue entregado.</w:t>
       </w:r>
     </w:p>
     <w:p>
@@ -2195,6 +2289,13 @@
         </w:rPr>
         <w:t>Rey del Universo.</w:t>
       </w:r>
+      <w:r>
+        <w:rPr>
+          <w:sz w:val="36"/>
+          <w:szCs w:val="36"/>
+        </w:rPr>
+        <w:t xml:space="preserve"> Cristo ha nacido para ser Rey y un Rey eterno, en quien el Padre pone su complacencia, alguien que sublimemente se compadece de nosotros, y que constantemente está animándonos a tener fe en ÉL.</w:t>
+      </w:r>
     </w:p>
     <w:p>
       <w:pPr>
@@ -2267,6 +2368,13 @@
           <w:sz w:val="36"/>
           <w:szCs w:val="36"/>
         </w:rPr>
+        <w:t>,</w:t>
+      </w:r>
+      <w:r>
+        <w:rPr>
+          <w:sz w:val="36"/>
+          <w:szCs w:val="36"/>
+        </w:rPr>
         <w:t xml:space="preserve"> </w:t>
       </w:r>
       <w:r>
@@ -2274,6 +2382,7 @@
           <w:sz w:val="36"/>
           <w:szCs w:val="36"/>
         </w:rPr>
+        <w:lastRenderedPageBreak/>
         <w:t xml:space="preserve">de la muerte a la vida, </w:t>
       </w:r>
       <w:r>
@@ -2288,7 +2397,35 @@
           <w:sz w:val="36"/>
           <w:szCs w:val="36"/>
         </w:rPr>
-        <w:t xml:space="preserve"> Señor nuestro, a quien profesamos</w:t>
+        <w:t xml:space="preserve"> Señor nuestro, </w:t>
+      </w:r>
+      <w:r>
+        <w:rPr>
+          <w:sz w:val="36"/>
+          <w:szCs w:val="36"/>
+        </w:rPr>
+        <w:t xml:space="preserve">que </w:t>
+      </w:r>
+      <w:r>
+        <w:rPr>
+          <w:sz w:val="36"/>
+          <w:szCs w:val="36"/>
+        </w:rPr>
+        <w:t xml:space="preserve">ahora mismo estamos </w:t>
+      </w:r>
+      <w:r>
+        <w:rPr>
+          <w:sz w:val="36"/>
+          <w:szCs w:val="36"/>
+        </w:rPr>
+        <w:t>profesa</w:t>
+      </w:r>
+      <w:r>
+        <w:rPr>
+          <w:sz w:val="36"/>
+          <w:szCs w:val="36"/>
+        </w:rPr>
+        <w:t>ndo</w:t>
       </w:r>
       <w:r>
         <w:rPr>
@@ -2327,102 +2464,627 @@
           <w:sz w:val="36"/>
           <w:szCs w:val="36"/>
         </w:rPr>
-        <w:t>, por eso les anuncio esta buena noticia: “Convertíos y cree en la buena noticia”</w:t>
-      </w:r>
-    </w:p>
-    <w:p>
-      <w:pPr>
-        <w:jc w:val="both"/>
-        <w:rPr>
-          <w:sz w:val="36"/>
-          <w:szCs w:val="36"/>
-        </w:rPr>
-      </w:pPr>
-      <w:r>
-        <w:rPr>
-          <w:sz w:val="36"/>
-          <w:szCs w:val="36"/>
-        </w:rPr>
-        <w:t>Y cual es esta buena noticia, que Dios ha enviado a su Hijo amado y elegido, para que de la vida por ti.</w:t>
-      </w:r>
-    </w:p>
-    <w:p>
-      <w:pPr>
-        <w:jc w:val="both"/>
-        <w:rPr>
-          <w:sz w:val="36"/>
-          <w:szCs w:val="36"/>
-        </w:rPr>
-      </w:pPr>
-      <w:r>
-        <w:rPr>
-          <w:sz w:val="36"/>
-          <w:szCs w:val="36"/>
-        </w:rPr>
-        <w:t>Pero Dios no hace esto sino crees, Dios no te da la fe, sino aceptas a Cristo.</w:t>
-      </w:r>
-    </w:p>
-    <w:p>
-      <w:pPr>
-        <w:jc w:val="both"/>
-        <w:rPr>
-          <w:sz w:val="36"/>
-          <w:szCs w:val="36"/>
-        </w:rPr>
-      </w:pPr>
+        <w:t xml:space="preserve">, por eso les anuncio esta buena noticia: “Convertíos y cree en </w:t>
+      </w:r>
+      <w:r>
+        <w:rPr>
+          <w:sz w:val="36"/>
+          <w:szCs w:val="36"/>
+        </w:rPr>
+        <w:t xml:space="preserve">Cristo y su </w:t>
+      </w:r>
+      <w:r>
+        <w:rPr>
+          <w:sz w:val="36"/>
+          <w:szCs w:val="36"/>
+        </w:rPr>
+        <w:t>buena noticia”</w:t>
+      </w:r>
+    </w:p>
+    <w:p>
+      <w:pPr>
+        <w:jc w:val="both"/>
+        <w:rPr>
+          <w:sz w:val="36"/>
+          <w:szCs w:val="36"/>
+        </w:rPr>
+      </w:pPr>
+      <w:r>
+        <w:rPr>
+          <w:sz w:val="36"/>
+          <w:szCs w:val="36"/>
+        </w:rPr>
+        <w:t>Y cual es esta buena noticia, que Dios</w:t>
+      </w:r>
+      <w:r>
+        <w:rPr>
+          <w:sz w:val="36"/>
+          <w:szCs w:val="36"/>
+        </w:rPr>
+        <w:t>,</w:t>
+      </w:r>
+      <w:r>
+        <w:rPr>
+          <w:sz w:val="36"/>
+          <w:szCs w:val="36"/>
+        </w:rPr>
+        <w:t xml:space="preserve"> ha enviado a su Hijo </w:t>
+      </w:r>
+      <w:r>
+        <w:rPr>
+          <w:sz w:val="36"/>
+          <w:szCs w:val="36"/>
+        </w:rPr>
+        <w:t xml:space="preserve">unigénito, el amado, el </w:t>
+      </w:r>
+      <w:r>
+        <w:rPr>
+          <w:sz w:val="36"/>
+          <w:szCs w:val="36"/>
+        </w:rPr>
+        <w:t xml:space="preserve">elegido, para </w:t>
+      </w:r>
+      <w:r>
+        <w:rPr>
+          <w:sz w:val="36"/>
+          <w:szCs w:val="36"/>
+        </w:rPr>
+        <w:t>dar su</w:t>
+      </w:r>
+      <w:r>
+        <w:rPr>
+          <w:sz w:val="36"/>
+          <w:szCs w:val="36"/>
+        </w:rPr>
+        <w:t xml:space="preserve"> vida por ti.</w:t>
+      </w:r>
+    </w:p>
+    <w:p>
+      <w:pPr>
+        <w:jc w:val="both"/>
+        <w:rPr>
+          <w:sz w:val="36"/>
+          <w:szCs w:val="36"/>
+        </w:rPr>
+      </w:pPr>
+      <w:r>
+        <w:rPr>
+          <w:sz w:val="36"/>
+          <w:szCs w:val="36"/>
+        </w:rPr>
+        <w:t>Pero Dios no hace esto sin</w:t>
+      </w:r>
+      <w:r>
+        <w:rPr>
+          <w:sz w:val="36"/>
+          <w:szCs w:val="36"/>
+        </w:rPr>
+        <w:t xml:space="preserve"> tu disposición de creer que su palabra es más importante para ti que todo</w:t>
+      </w:r>
+      <w:r>
+        <w:rPr>
+          <w:sz w:val="36"/>
+          <w:szCs w:val="36"/>
+        </w:rPr>
+        <w:t>, Dios no te da la fe, sino aceptas a Cristo.</w:t>
+      </w:r>
+    </w:p>
+    <w:p>
+      <w:pPr>
+        <w:ind w:left="708" w:hanging="708"/>
+        <w:jc w:val="both"/>
+        <w:rPr>
+          <w:sz w:val="36"/>
+          <w:szCs w:val="36"/>
+        </w:rPr>
+      </w:pPr>
+      <w:r>
+        <w:rPr>
+          <w:sz w:val="36"/>
+          <w:szCs w:val="36"/>
+        </w:rPr>
+        <w:t>Es un acto de escuchar para creer y hacer carne la fe en ti.</w:t>
+      </w:r>
+    </w:p>
+    <w:p>
+      <w:pPr>
+        <w:jc w:val="both"/>
+        <w:rPr>
+          <w:sz w:val="36"/>
+          <w:szCs w:val="36"/>
+        </w:rPr>
+      </w:pPr>
+      <w:r>
+        <w:rPr>
+          <w:sz w:val="36"/>
+          <w:szCs w:val="36"/>
+        </w:rPr>
+        <w:t>Y dirás: pero yo tengo fe, pero fe y creer no es lo mismo, se necesita de una para alcanzar a la otra.</w:t>
+      </w:r>
+    </w:p>
+    <w:p>
+      <w:pPr>
+        <w:jc w:val="both"/>
+        <w:rPr>
+          <w:sz w:val="36"/>
+          <w:szCs w:val="36"/>
+        </w:rPr>
+      </w:pPr>
+      <w:r>
+        <w:rPr>
+          <w:sz w:val="36"/>
+          <w:szCs w:val="36"/>
+        </w:rPr>
+        <w:t>Porque la fe</w:t>
+      </w:r>
+      <w:r>
+        <w:rPr>
+          <w:sz w:val="36"/>
+          <w:szCs w:val="36"/>
+        </w:rPr>
+        <w:t>,</w:t>
+      </w:r>
+      <w:r>
+        <w:rPr>
+          <w:sz w:val="36"/>
+          <w:szCs w:val="36"/>
+        </w:rPr>
+        <w:t xml:space="preserve"> </w:t>
+      </w:r>
+      <w:r>
+        <w:rPr>
+          <w:sz w:val="36"/>
+          <w:szCs w:val="36"/>
+        </w:rPr>
+        <w:t>la Gracia Divina de recibir de Dios el Don que nos muev</w:t>
+      </w:r>
+      <w:r>
+        <w:rPr>
+          <w:sz w:val="36"/>
+          <w:szCs w:val="36"/>
+        </w:rPr>
+        <w:t>a</w:t>
+      </w:r>
+      <w:r>
+        <w:rPr>
+          <w:sz w:val="36"/>
+          <w:szCs w:val="36"/>
+        </w:rPr>
+        <w:t>, en cualquier momento y situación, a confiar de forma plena y absoluta, haciéndonos consientes de la certeza y convicción</w:t>
+      </w:r>
+      <w:r>
+        <w:rPr>
+          <w:sz w:val="36"/>
+          <w:szCs w:val="36"/>
+        </w:rPr>
+        <w:t xml:space="preserve"> de su Gracia</w:t>
+      </w:r>
+      <w:r>
+        <w:rPr>
+          <w:sz w:val="36"/>
+          <w:szCs w:val="36"/>
+        </w:rPr>
+        <w:t xml:space="preserve"> tiene que darse en ti frente a las decisiones que Dios nos concede</w:t>
+      </w:r>
+      <w:r>
+        <w:rPr>
+          <w:sz w:val="36"/>
+          <w:szCs w:val="36"/>
+        </w:rPr>
+        <w:t xml:space="preserve"> tomar</w:t>
+      </w:r>
+      <w:r>
+        <w:rPr>
+          <w:sz w:val="36"/>
+          <w:szCs w:val="36"/>
+        </w:rPr>
+        <w:t xml:space="preserve"> en aquellos días que </w:t>
+      </w:r>
+      <w:r>
+        <w:rPr>
+          <w:sz w:val="36"/>
+          <w:szCs w:val="36"/>
+        </w:rPr>
+        <w:t>Dios nos invita</w:t>
+      </w:r>
+      <w:r>
+        <w:rPr>
+          <w:sz w:val="36"/>
+          <w:szCs w:val="36"/>
+        </w:rPr>
+        <w:t>, a ver que es más importante tus proyectos o los míos. Y no tienes que responder con la boca, no es necesario, Dios verá tu decisión</w:t>
+      </w:r>
+      <w:r>
+        <w:rPr>
+          <w:sz w:val="36"/>
+          <w:szCs w:val="36"/>
+        </w:rPr>
+        <w:t xml:space="preserve"> tomada</w:t>
+      </w:r>
+      <w:r>
+        <w:rPr>
+          <w:sz w:val="36"/>
+          <w:szCs w:val="36"/>
+        </w:rPr>
+        <w:t xml:space="preserve"> en la </w:t>
+      </w:r>
+      <w:r>
+        <w:rPr>
+          <w:sz w:val="36"/>
+          <w:szCs w:val="36"/>
+        </w:rPr>
+        <w:t>ausencia</w:t>
+      </w:r>
+      <w:r>
+        <w:rPr>
+          <w:sz w:val="36"/>
+          <w:szCs w:val="36"/>
+        </w:rPr>
+        <w:t xml:space="preserve"> </w:t>
+      </w:r>
+      <w:r>
+        <w:rPr>
+          <w:sz w:val="36"/>
+          <w:szCs w:val="36"/>
+        </w:rPr>
+        <w:t xml:space="preserve">o presencia </w:t>
+      </w:r>
+      <w:r>
+        <w:rPr>
+          <w:sz w:val="36"/>
+          <w:szCs w:val="36"/>
+        </w:rPr>
+        <w:t>frente a la</w:t>
+      </w:r>
+      <w:r>
+        <w:rPr>
+          <w:sz w:val="36"/>
+          <w:szCs w:val="36"/>
+        </w:rPr>
+        <w:t>s</w:t>
+      </w:r>
+      <w:r>
+        <w:rPr>
+          <w:sz w:val="36"/>
+          <w:szCs w:val="36"/>
+        </w:rPr>
+        <w:t xml:space="preserve"> celebraci</w:t>
+      </w:r>
+      <w:r>
+        <w:rPr>
+          <w:sz w:val="36"/>
+          <w:szCs w:val="36"/>
+        </w:rPr>
+        <w:t>ones</w:t>
+      </w:r>
+      <w:r>
+        <w:rPr>
+          <w:sz w:val="36"/>
+          <w:szCs w:val="36"/>
+        </w:rPr>
+        <w:t>, la misión, la eucaristía y no necesitas reunir requisitos para que Dios te ame, es su naturaleza amarte</w:t>
+      </w:r>
+      <w:r>
+        <w:rPr>
+          <w:sz w:val="36"/>
+          <w:szCs w:val="36"/>
+        </w:rPr>
+        <w:t xml:space="preserve">, eres libre de tomar tus decisiones. Yo siempre digo, cada día </w:t>
+      </w:r>
+      <w:r>
+        <w:rPr>
+          <w:sz w:val="36"/>
+          <w:szCs w:val="36"/>
+        </w:rPr>
+        <w:t xml:space="preserve">tiene un </w:t>
+      </w:r>
+      <w:r>
+        <w:rPr>
+          <w:sz w:val="36"/>
+          <w:szCs w:val="36"/>
+        </w:rPr>
+        <w:t>cierr</w:t>
+      </w:r>
+      <w:r>
+        <w:rPr>
+          <w:sz w:val="36"/>
+          <w:szCs w:val="36"/>
+        </w:rPr>
+        <w:t>e</w:t>
+      </w:r>
+      <w:r>
+        <w:rPr>
+          <w:sz w:val="36"/>
+          <w:szCs w:val="36"/>
+        </w:rPr>
+        <w:t xml:space="preserve">, y lo que </w:t>
+      </w:r>
       <w:r>
         <w:rPr>
           <w:sz w:val="36"/>
           <w:szCs w:val="36"/>
         </w:rPr>
         <w:lastRenderedPageBreak/>
-        <w:t>Y dirás: pero yo tengo fe, pero fe y creer no es lo mismo, se necesita de una para alcanzar a la otra.</w:t>
-      </w:r>
-    </w:p>
-    <w:p>
-      <w:pPr>
-        <w:jc w:val="both"/>
-        <w:rPr>
-          <w:sz w:val="36"/>
-          <w:szCs w:val="36"/>
-        </w:rPr>
-      </w:pPr>
-      <w:r>
-        <w:rPr>
-          <w:sz w:val="36"/>
-          <w:szCs w:val="36"/>
-        </w:rPr>
-        <w:t xml:space="preserve">Porque la fe </w:t>
-      </w:r>
-      <w:r>
-        <w:rPr>
-          <w:sz w:val="36"/>
-          <w:szCs w:val="36"/>
-        </w:rPr>
-        <w:t>la Gracia Divina de recibir de Dios el Don que nos mueve, en cualquier momento y situación, a confiar en Dios de forma plena y absoluta, haciéndonos consientes de la certeza y convicción</w:t>
-      </w:r>
-      <w:r>
-        <w:rPr>
-          <w:sz w:val="36"/>
-          <w:szCs w:val="36"/>
-        </w:rPr>
-        <w:t xml:space="preserve"> de su Gracia</w:t>
-      </w:r>
-    </w:p>
-    <w:p>
-      <w:pPr>
-        <w:jc w:val="both"/>
-        <w:rPr>
-          <w:sz w:val="36"/>
-          <w:szCs w:val="36"/>
-        </w:rPr>
-      </w:pPr>
-      <w:r>
-        <w:rPr>
-          <w:sz w:val="36"/>
-          <w:szCs w:val="36"/>
-        </w:rPr>
-        <w:t>Y no a dejar la celebración de la palabra, la preparación, la Eucaristía, las convivencia</w:t>
+        <w:t>hiciste ayer ya no lo puedes cambiar, pero el amor de Dios es tan grande que</w:t>
+      </w:r>
+      <w:r>
+        <w:rPr>
+          <w:sz w:val="36"/>
+          <w:szCs w:val="36"/>
+        </w:rPr>
+        <w:t xml:space="preserve"> traspasa eso, si se puede ver así, </w:t>
+      </w:r>
+      <w:r>
+        <w:rPr>
+          <w:sz w:val="36"/>
+          <w:szCs w:val="36"/>
+        </w:rPr>
+        <w:t>viaja en el tiempo y destruye nuestros pecados pasados</w:t>
+      </w:r>
+      <w:r>
+        <w:rPr>
+          <w:sz w:val="36"/>
+          <w:szCs w:val="36"/>
+        </w:rPr>
+        <w:t>,</w:t>
+      </w:r>
+      <w:r>
+        <w:rPr>
+          <w:sz w:val="36"/>
+          <w:szCs w:val="36"/>
+        </w:rPr>
+        <w:t xml:space="preserve"> en el sacramento de la confesión, y todo, obra de su amor.</w:t>
+      </w:r>
+    </w:p>
+    <w:p>
+      <w:pPr>
+        <w:jc w:val="both"/>
+        <w:rPr>
+          <w:sz w:val="36"/>
+          <w:szCs w:val="36"/>
+        </w:rPr>
+      </w:pPr>
+      <w:r>
+        <w:rPr>
+          <w:sz w:val="36"/>
+          <w:szCs w:val="36"/>
+        </w:rPr>
+        <w:t xml:space="preserve">Dios quiere hacer de ti </w:t>
+      </w:r>
+      <w:r>
+        <w:rPr>
+          <w:sz w:val="36"/>
+          <w:szCs w:val="36"/>
+        </w:rPr>
+        <w:t>una criatura nueva</w:t>
+      </w:r>
+      <w:r>
+        <w:rPr>
+          <w:sz w:val="36"/>
+          <w:szCs w:val="36"/>
+        </w:rPr>
+        <w:t xml:space="preserve"> como </w:t>
+      </w:r>
+      <w:r>
+        <w:rPr>
+          <w:sz w:val="36"/>
+          <w:szCs w:val="36"/>
+        </w:rPr>
+        <w:t xml:space="preserve">Cristo Jesús y </w:t>
+      </w:r>
+      <w:r>
+        <w:rPr>
+          <w:sz w:val="36"/>
+          <w:szCs w:val="36"/>
+        </w:rPr>
+        <w:t xml:space="preserve">no una vara que se </w:t>
+      </w:r>
+      <w:r>
+        <w:rPr>
+          <w:sz w:val="36"/>
+          <w:szCs w:val="36"/>
+        </w:rPr>
+        <w:t xml:space="preserve">la </w:t>
+      </w:r>
+      <w:r>
+        <w:rPr>
+          <w:sz w:val="36"/>
+          <w:szCs w:val="36"/>
+        </w:rPr>
+        <w:t xml:space="preserve">lleva el viento, </w:t>
+      </w:r>
+      <w:r>
+        <w:rPr>
+          <w:sz w:val="36"/>
+          <w:szCs w:val="36"/>
+        </w:rPr>
+        <w:t xml:space="preserve">alguien </w:t>
+      </w:r>
+      <w:r>
+        <w:rPr>
+          <w:sz w:val="36"/>
+          <w:szCs w:val="36"/>
+        </w:rPr>
+        <w:t xml:space="preserve">que tome la vida en peso, </w:t>
+      </w:r>
+      <w:r>
+        <w:rPr>
+          <w:sz w:val="36"/>
+          <w:szCs w:val="36"/>
+        </w:rPr>
+        <w:t xml:space="preserve">que </w:t>
+      </w:r>
+      <w:r>
+        <w:rPr>
+          <w:sz w:val="36"/>
+          <w:szCs w:val="36"/>
+        </w:rPr>
+        <w:t xml:space="preserve">no </w:t>
+      </w:r>
+      <w:r>
+        <w:rPr>
+          <w:sz w:val="36"/>
+          <w:szCs w:val="36"/>
+        </w:rPr>
+        <w:t>por cualquier compromiso efímero</w:t>
+      </w:r>
+      <w:r>
+        <w:rPr>
+          <w:sz w:val="36"/>
+          <w:szCs w:val="36"/>
+        </w:rPr>
+        <w:t xml:space="preserve">, por cualquier lenteja </w:t>
+      </w:r>
+      <w:r>
+        <w:rPr>
+          <w:sz w:val="36"/>
+          <w:szCs w:val="36"/>
+        </w:rPr>
+        <w:t>cambia su palabra</w:t>
+      </w:r>
+      <w:r>
+        <w:rPr>
+          <w:sz w:val="36"/>
+          <w:szCs w:val="36"/>
+        </w:rPr>
+        <w:t xml:space="preserve"> por la de ti mismo.</w:t>
+      </w:r>
+    </w:p>
+    <w:p>
+      <w:pPr>
+        <w:jc w:val="both"/>
+        <w:rPr>
+          <w:sz w:val="36"/>
+          <w:szCs w:val="36"/>
+        </w:rPr>
+      </w:pPr>
+      <w:r>
+        <w:rPr>
+          <w:sz w:val="36"/>
+          <w:szCs w:val="36"/>
+        </w:rPr>
+        <w:t>porque mañana te mueres y entonces quedará en tu registro que cualquier compromiso es más importante que la Palabra de Dios</w:t>
+      </w:r>
+      <w:r>
+        <w:rPr>
+          <w:sz w:val="36"/>
+          <w:szCs w:val="36"/>
+        </w:rPr>
+        <w:t xml:space="preserve"> en tu vida.</w:t>
+      </w:r>
+    </w:p>
+    <w:p>
+      <w:pPr>
+        <w:jc w:val="both"/>
+        <w:rPr>
+          <w:sz w:val="36"/>
+          <w:szCs w:val="36"/>
+        </w:rPr>
+      </w:pPr>
+      <w:r>
+        <w:rPr>
+          <w:sz w:val="36"/>
+          <w:szCs w:val="36"/>
+        </w:rPr>
+        <w:t>Pero todo esto es cuestión de fe. Que le dices a Dios ese día, Señor tengo un compromiso, “</w:t>
+      </w:r>
+      <w:r>
+        <w:rPr>
+          <w:sz w:val="36"/>
+          <w:szCs w:val="36"/>
+        </w:rPr>
+        <w:t>dispénsame</w:t>
+      </w:r>
+      <w:r>
+        <w:rPr>
+          <w:sz w:val="36"/>
+          <w:szCs w:val="36"/>
+        </w:rPr>
+        <w:t>”</w:t>
+      </w:r>
+      <w:r>
+        <w:rPr>
+          <w:sz w:val="36"/>
+          <w:szCs w:val="36"/>
+        </w:rPr>
+        <w:t>, como aquella parábola de las fiestas del cordero</w:t>
+      </w:r>
+      <w:r>
+        <w:rPr>
+          <w:sz w:val="36"/>
+          <w:szCs w:val="36"/>
+        </w:rPr>
+        <w:t xml:space="preserve">. </w:t>
+      </w:r>
+    </w:p>
+    <w:p>
+      <w:pPr>
+        <w:jc w:val="both"/>
+        <w:rPr>
+          <w:sz w:val="36"/>
+          <w:szCs w:val="36"/>
+        </w:rPr>
+      </w:pPr>
+      <w:r>
+        <w:rPr>
+          <w:sz w:val="36"/>
+          <w:szCs w:val="36"/>
+        </w:rPr>
+        <w:t>Lucas 14,19</w:t>
+      </w:r>
+    </w:p>
+    <w:p>
+      <w:pPr>
+        <w:ind w:left="2070" w:right="2880"/>
+        <w:jc w:val="both"/>
+        <w:rPr>
+          <w:sz w:val="36"/>
+          <w:szCs w:val="36"/>
+        </w:rPr>
+      </w:pPr>
+      <w:r>
+        <w:rPr>
+          <w:sz w:val="36"/>
+          <w:szCs w:val="36"/>
+        </w:rPr>
+        <w:t>He comprado cinco yuntas de bueyes y voy a probarlos; te ruego que me excuses</w:t>
+      </w:r>
+      <w:r>
+        <w:rPr>
+          <w:sz w:val="36"/>
+          <w:szCs w:val="36"/>
+        </w:rPr>
+        <w:t>.</w:t>
+      </w:r>
+    </w:p>
+    <w:p>
+      <w:pPr>
+        <w:jc w:val="both"/>
+        <w:rPr>
+          <w:sz w:val="36"/>
+          <w:szCs w:val="36"/>
+        </w:rPr>
+      </w:pPr>
+      <w:r>
+        <w:rPr>
+          <w:sz w:val="36"/>
+          <w:szCs w:val="36"/>
+        </w:rPr>
+        <w:t xml:space="preserve">Y le ponemos escusas a Dios, </w:t>
+      </w:r>
+      <w:r>
+        <w:rPr>
+          <w:sz w:val="36"/>
+          <w:szCs w:val="36"/>
+        </w:rPr>
+        <w:t xml:space="preserve">y </w:t>
+      </w:r>
+      <w:r>
+        <w:rPr>
+          <w:sz w:val="36"/>
+          <w:szCs w:val="36"/>
+        </w:rPr>
+        <w:t>esa</w:t>
       </w:r>
       <w:r>
         <w:rPr>
@@ -2436,23 +3098,95 @@
           <w:sz w:val="36"/>
           <w:szCs w:val="36"/>
         </w:rPr>
-        <w:t xml:space="preserve"> por cualquier compromiso efímero, porque mañana te mueres y entonces quedará en tu registro que cualquier compromiso es más importante que la Palabra de Dios.</w:t>
-      </w:r>
-    </w:p>
-    <w:p>
-      <w:pPr>
-        <w:jc w:val="both"/>
-        <w:rPr>
-          <w:sz w:val="36"/>
-          <w:szCs w:val="36"/>
-        </w:rPr>
-      </w:pPr>
-      <w:r>
-        <w:rPr>
-          <w:sz w:val="36"/>
-          <w:szCs w:val="36"/>
-        </w:rPr>
-        <w:t xml:space="preserve">Pero todo esto es cuestión de fe. Que le dices a Dios ese día, Señor tengo un compromiso, “y se traduce en NO CREO EN TI SEÑOR”, pues </w:t>
+        <w:t xml:space="preserve"> escusa</w:t>
+      </w:r>
+      <w:r>
+        <w:rPr>
+          <w:sz w:val="36"/>
+          <w:szCs w:val="36"/>
+        </w:rPr>
+        <w:t>s</w:t>
+      </w:r>
+      <w:r>
+        <w:rPr>
+          <w:sz w:val="36"/>
+          <w:szCs w:val="36"/>
+        </w:rPr>
+        <w:t xml:space="preserve"> pone</w:t>
+      </w:r>
+      <w:r>
+        <w:rPr>
+          <w:sz w:val="36"/>
+          <w:szCs w:val="36"/>
+        </w:rPr>
+        <w:t>n</w:t>
+      </w:r>
+      <w:r>
+        <w:rPr>
+          <w:sz w:val="36"/>
+          <w:szCs w:val="36"/>
+        </w:rPr>
+        <w:t xml:space="preserve"> a la palabra de Dios en tu vida en segundo plano, en espera.</w:t>
+      </w:r>
+    </w:p>
+    <w:p>
+      <w:pPr>
+        <w:jc w:val="both"/>
+        <w:rPr>
+          <w:sz w:val="36"/>
+          <w:szCs w:val="36"/>
+        </w:rPr>
+      </w:pPr>
+      <w:r>
+        <w:rPr>
+          <w:sz w:val="36"/>
+          <w:szCs w:val="36"/>
+        </w:rPr>
+        <w:t>P</w:t>
+      </w:r>
+      <w:r>
+        <w:rPr>
+          <w:sz w:val="36"/>
+          <w:szCs w:val="36"/>
+        </w:rPr>
+        <w:t xml:space="preserve">orque Dios nos ha dado la inteligencia para no solo defender nuestras cositas, sino la fe </w:t>
+      </w:r>
+      <w:r>
+        <w:rPr>
+          <w:sz w:val="36"/>
+          <w:szCs w:val="36"/>
+        </w:rPr>
+        <w:t xml:space="preserve">por encima de esas cositas, fe </w:t>
+      </w:r>
+      <w:r>
+        <w:rPr>
+          <w:sz w:val="36"/>
+          <w:szCs w:val="36"/>
+        </w:rPr>
+        <w:t>que quiere darte y que se consigue a través de su palabra</w:t>
+      </w:r>
+      <w:r>
+        <w:rPr>
+          <w:sz w:val="36"/>
+          <w:szCs w:val="36"/>
+        </w:rPr>
+        <w:t>.</w:t>
+      </w:r>
+    </w:p>
+    <w:p>
+      <w:pPr>
+        <w:jc w:val="both"/>
+        <w:rPr>
+          <w:sz w:val="36"/>
+          <w:szCs w:val="36"/>
+        </w:rPr>
+      </w:pPr>
+      <w:r>
+        <w:rPr>
+          <w:sz w:val="36"/>
+          <w:szCs w:val="36"/>
+        </w:rPr>
+        <w:t xml:space="preserve">Porque </w:t>
       </w:r>
       <w:r>
         <w:rPr>
@@ -2466,7 +3200,21 @@
           <w:sz w:val="36"/>
           <w:szCs w:val="36"/>
         </w:rPr>
-        <w:t xml:space="preserve"> fe, y dices con tus palabras a todo pulmón tengo fe, pero tu</w:t>
+        <w:t xml:space="preserve"> fe, y dices con tus palabras a todo pulmón </w:t>
+      </w:r>
+      <w:r>
+        <w:rPr>
+          <w:sz w:val="36"/>
+          <w:szCs w:val="36"/>
+        </w:rPr>
+        <w:t>YO TENGO FE</w:t>
+      </w:r>
+      <w:r>
+        <w:rPr>
+          <w:sz w:val="36"/>
+          <w:szCs w:val="36"/>
+        </w:rPr>
+        <w:t>, pero tu</w:t>
       </w:r>
       <w:r>
         <w:rPr>
@@ -2508,7 +3256,15 @@
           <w:sz w:val="36"/>
           <w:szCs w:val="36"/>
         </w:rPr>
-        <w:t xml:space="preserve"> que dice, hemos </w:t>
+        <w:t xml:space="preserve"> que </w:t>
+      </w:r>
+      <w:r>
+        <w:rPr>
+          <w:sz w:val="36"/>
+          <w:szCs w:val="36"/>
+        </w:rPr>
+        <w:lastRenderedPageBreak/>
+        <w:t xml:space="preserve">dice, hemos </w:t>
       </w:r>
       <w:r>
         <w:rPr>
@@ -2613,21 +3369,21 @@
           <w:sz w:val="36"/>
           <w:szCs w:val="36"/>
         </w:rPr>
-        <w:t xml:space="preserve"> asiento para este hijo m</w:t>
-      </w:r>
-      <w:r>
-        <w:rPr>
-          <w:sz w:val="36"/>
-          <w:szCs w:val="36"/>
-        </w:rPr>
-        <w:t>í</w:t>
-      </w:r>
-      <w:r>
-        <w:rPr>
-          <w:sz w:val="36"/>
-          <w:szCs w:val="36"/>
-        </w:rPr>
-        <w:t>o.</w:t>
+        <w:t xml:space="preserve"> asiento para este</w:t>
+      </w:r>
+      <w:r>
+        <w:rPr>
+          <w:sz w:val="36"/>
+          <w:szCs w:val="36"/>
+        </w:rPr>
+        <w:t xml:space="preserve"> ti</w:t>
+      </w:r>
+      <w:r>
+        <w:rPr>
+          <w:sz w:val="36"/>
+          <w:szCs w:val="36"/>
+        </w:rPr>
+        <w:t>.</w:t>
       </w:r>
       <w:r>
         <w:rPr>
@@ -2641,7 +3397,21 @@
           <w:sz w:val="36"/>
           <w:szCs w:val="36"/>
         </w:rPr>
-        <w:t xml:space="preserve"> y así como los que ya no están estarás tu en tus cosas porque no quisiste escuchar a tu Dios y dirá, Jerusalén, Jerusalén, la que mata los profetas y apedrea</w:t>
+        <w:t xml:space="preserve"> y así como los que ya no están</w:t>
+      </w:r>
+      <w:r>
+        <w:rPr>
+          <w:sz w:val="36"/>
+          <w:szCs w:val="36"/>
+        </w:rPr>
+        <w:t>,</w:t>
+      </w:r>
+      <w:r>
+        <w:rPr>
+          <w:sz w:val="36"/>
+          <w:szCs w:val="36"/>
+        </w:rPr>
+        <w:t xml:space="preserve"> estarás tu en tus cosas porque no quisiste escuchar a tu Dios y dirá, Jerusalén, Jerusalén, la que mata los profetas y apedrea</w:t>
       </w:r>
       <w:r>
         <w:rPr>
@@ -2666,59 +3436,330 @@
           <w:szCs w:val="36"/>
         </w:rPr>
       </w:pPr>
-    </w:p>
-    <w:p>
-      <w:pPr>
-        <w:jc w:val="both"/>
-        <w:rPr>
-          <w:sz w:val="36"/>
-          <w:szCs w:val="36"/>
-        </w:rPr>
-      </w:pPr>
-      <w:r>
-        <w:rPr>
-          <w:sz w:val="36"/>
-          <w:szCs w:val="36"/>
-        </w:rPr>
-        <w:t xml:space="preserve">Por eso animo hermanos que hoy estas aquí y hoy el te llama a la conversión y cada día, para que puedas creer en su hijo </w:t>
-      </w:r>
+      <w:r>
+        <w:rPr>
+          <w:sz w:val="36"/>
+          <w:szCs w:val="36"/>
+        </w:rPr>
+        <w:t xml:space="preserve">Por eso animo hermanos que hoy estas aquí y hoy el te llama a la conversión y cada día, para que puedas creer en su hijo Jesucristo que vino del Padre y quiere darte la vida eterna y ha hecho muchas mansiones para su pueblo, </w:t>
+      </w:r>
+      <w:r>
+        <w:rPr>
+          <w:sz w:val="36"/>
+          <w:szCs w:val="36"/>
+        </w:rPr>
+        <w:t xml:space="preserve">para ti, </w:t>
+      </w:r>
+      <w:r>
+        <w:rPr>
+          <w:sz w:val="36"/>
+          <w:szCs w:val="36"/>
+        </w:rPr>
+        <w:t xml:space="preserve">porque te ama, porque quiere darte </w:t>
+      </w:r>
+      <w:r>
+        <w:rPr>
+          <w:sz w:val="36"/>
+          <w:szCs w:val="36"/>
+        </w:rPr>
+        <w:t>“Vida eterna”</w:t>
+      </w:r>
+      <w:r>
+        <w:rPr>
+          <w:sz w:val="36"/>
+          <w:szCs w:val="36"/>
+        </w:rPr>
+        <w:t xml:space="preserve"> y ha enviado a su único hijo para que puedas ver el valor que Dios te tiene. </w:t>
+      </w:r>
+    </w:p>
+    <w:p>
+      <w:pPr>
+        <w:jc w:val="both"/>
+        <w:rPr>
+          <w:sz w:val="36"/>
+          <w:szCs w:val="36"/>
+        </w:rPr>
+      </w:pPr>
+      <w:r>
+        <w:rPr>
+          <w:sz w:val="36"/>
+          <w:szCs w:val="36"/>
+        </w:rPr>
+        <w:t>Porque Dios quiere devolverte la naturaleza que ha perdido el primer hombre</w:t>
+      </w:r>
+      <w:r>
+        <w:rPr>
+          <w:sz w:val="36"/>
+          <w:szCs w:val="36"/>
+        </w:rPr>
+        <w:t xml:space="preserve"> creado</w:t>
+      </w:r>
+      <w:r>
+        <w:rPr>
+          <w:sz w:val="36"/>
+          <w:szCs w:val="36"/>
+        </w:rPr>
+        <w:t xml:space="preserve"> y que tú has heredado</w:t>
+      </w:r>
+      <w:r>
+        <w:rPr>
+          <w:sz w:val="36"/>
+          <w:szCs w:val="36"/>
+        </w:rPr>
+        <w:t xml:space="preserve">, una naturaleza de odio, </w:t>
+      </w:r>
+      <w:r>
+        <w:rPr>
+          <w:sz w:val="36"/>
+          <w:szCs w:val="36"/>
+        </w:rPr>
+        <w:t xml:space="preserve">de </w:t>
+      </w:r>
+      <w:r>
+        <w:rPr>
+          <w:sz w:val="36"/>
+          <w:szCs w:val="36"/>
+        </w:rPr>
+        <w:t xml:space="preserve">desprecio, de murmuración, de desobediencia, de impotencia, por eso dice Cristo, “Sin mí no podéis hacer nada” </w:t>
+      </w:r>
+      <w:r>
+        <w:rPr>
+          <w:sz w:val="36"/>
+          <w:szCs w:val="36"/>
+        </w:rPr>
+        <w:t>y lo quiere hacer por medio del hijo del hombre, esa naturaleza es su imagen y semejanza</w:t>
+      </w:r>
+      <w:r>
+        <w:rPr>
+          <w:sz w:val="36"/>
+          <w:szCs w:val="36"/>
+        </w:rPr>
+        <w:t>, su impronta</w:t>
+      </w:r>
+      <w:r>
+        <w:rPr>
+          <w:sz w:val="36"/>
+          <w:szCs w:val="36"/>
+        </w:rPr>
+        <w:t>, porque la naturaleza de Dios es amar, bendecir, justificar, la fidelidad, la gracia, la misericordia, la verdad</w:t>
+      </w:r>
+      <w:r>
+        <w:rPr>
+          <w:sz w:val="36"/>
+          <w:szCs w:val="36"/>
+        </w:rPr>
+        <w:t>,</w:t>
+      </w:r>
+      <w:r>
+        <w:rPr>
+          <w:sz w:val="36"/>
+          <w:szCs w:val="36"/>
+        </w:rPr>
+        <w:t xml:space="preserve"> la</w:t>
+      </w:r>
+      <w:r>
+        <w:rPr>
+          <w:sz w:val="36"/>
+          <w:szCs w:val="36"/>
+        </w:rPr>
+        <w:t xml:space="preserve"> </w:t>
+      </w:r>
+      <w:r>
+        <w:rPr>
+          <w:sz w:val="36"/>
+          <w:szCs w:val="36"/>
+        </w:rPr>
+        <w:t>bondad</w:t>
+      </w:r>
+      <w:r>
+        <w:rPr>
+          <w:sz w:val="36"/>
+          <w:szCs w:val="36"/>
+        </w:rPr>
+        <w:t>,</w:t>
+      </w:r>
+      <w:r>
+        <w:rPr>
+          <w:sz w:val="36"/>
+          <w:szCs w:val="36"/>
+        </w:rPr>
+        <w:t xml:space="preserve"> y muchas </w:t>
+      </w:r>
+      <w:r>
+        <w:rPr>
+          <w:sz w:val="36"/>
+          <w:szCs w:val="36"/>
+        </w:rPr>
+        <w:t>otras</w:t>
+      </w:r>
+      <w:r>
+        <w:rPr>
+          <w:sz w:val="36"/>
+          <w:szCs w:val="36"/>
+        </w:rPr>
+        <w:t>.</w:t>
+      </w:r>
+      <w:r>
+        <w:rPr>
+          <w:sz w:val="36"/>
+          <w:szCs w:val="36"/>
+        </w:rPr>
+        <w:t xml:space="preserve"> Quiere hacerte santo como </w:t>
+      </w:r>
+      <w:r>
+        <w:rPr>
+          <w:sz w:val="36"/>
+          <w:szCs w:val="36"/>
+        </w:rPr>
+        <w:t xml:space="preserve">san </w:t>
+      </w:r>
+      <w:r>
+        <w:rPr>
+          <w:sz w:val="36"/>
+          <w:szCs w:val="36"/>
+        </w:rPr>
+        <w:t xml:space="preserve">Carlos </w:t>
+      </w:r>
+      <w:r>
+        <w:rPr>
+          <w:sz w:val="36"/>
+          <w:szCs w:val="36"/>
+        </w:rPr>
+        <w:t>Acutis</w:t>
+      </w:r>
+      <w:r>
+        <w:rPr>
+          <w:sz w:val="36"/>
+          <w:szCs w:val="36"/>
+        </w:rPr>
+        <w:t>.</w:t>
+      </w:r>
+    </w:p>
+    <w:p>
+      <w:pPr>
+        <w:jc w:val="both"/>
+        <w:rPr>
+          <w:sz w:val="36"/>
+          <w:szCs w:val="36"/>
+        </w:rPr>
+      </w:pPr>
+      <w:r>
+        <w:rPr>
+          <w:sz w:val="36"/>
+          <w:szCs w:val="36"/>
+        </w:rPr>
+        <w:t xml:space="preserve">Porque hay una buena noticia para nosotros que </w:t>
+      </w:r>
+      <w:r>
+        <w:rPr>
+          <w:sz w:val="36"/>
+          <w:szCs w:val="36"/>
+        </w:rPr>
+        <w:t xml:space="preserve">queremos </w:t>
+      </w:r>
+      <w:r>
+        <w:rPr>
+          <w:sz w:val="36"/>
+          <w:szCs w:val="36"/>
+        </w:rPr>
+        <w:t>profesa</w:t>
+      </w:r>
+      <w:r>
+        <w:rPr>
+          <w:sz w:val="36"/>
+          <w:szCs w:val="36"/>
+        </w:rPr>
+        <w:t xml:space="preserve">r </w:t>
+      </w:r>
+      <w:r>
+        <w:rPr>
+          <w:sz w:val="36"/>
+          <w:szCs w:val="36"/>
+        </w:rPr>
+        <w:t xml:space="preserve">la </w:t>
+      </w:r>
+      <w:r>
+        <w:rPr>
+          <w:sz w:val="36"/>
+          <w:szCs w:val="36"/>
+        </w:rPr>
+        <w:t>fe</w:t>
+      </w:r>
+      <w:r>
+        <w:rPr>
+          <w:sz w:val="36"/>
+          <w:szCs w:val="36"/>
+        </w:rPr>
+        <w:t>, “Un día subiremos a la cruz” donde está la verdadera felicidad.</w:t>
+      </w:r>
+    </w:p>
+    <w:p>
+      <w:pPr>
+        <w:rPr>
+          <w:sz w:val="36"/>
+          <w:szCs w:val="36"/>
+        </w:rPr>
+      </w:pPr>
+      <w:r>
+        <w:rPr>
+          <w:sz w:val="36"/>
+          <w:szCs w:val="36"/>
+        </w:rPr>
+        <w:br w:type="page"/>
+      </w:r>
+    </w:p>
+    <w:p>
+      <w:pPr>
+        <w:jc w:val="both"/>
+        <w:rPr>
+          <w:sz w:val="36"/>
+          <w:szCs w:val="36"/>
+        </w:rPr>
+      </w:pPr>
       <w:r>
         <w:rPr>
           <w:sz w:val="36"/>
           <w:szCs w:val="36"/>
         </w:rPr>
         <w:lastRenderedPageBreak/>
-        <w:t xml:space="preserve">Jesucristo que vino del Padre y quiere darte la vida eterna y ha hecho muchas mansiones para su pueblo, porque te ama, porque quiere darte la vida eterna y ha enviado a su único hijo para que puedas ver el valor que Dios te tiene. </w:t>
-      </w:r>
-    </w:p>
-    <w:p>
-      <w:pPr>
-        <w:jc w:val="both"/>
-        <w:rPr>
-          <w:sz w:val="36"/>
-          <w:szCs w:val="36"/>
-        </w:rPr>
-      </w:pPr>
-      <w:r>
-        <w:rPr>
-          <w:sz w:val="36"/>
-          <w:szCs w:val="36"/>
-        </w:rPr>
-        <w:t>Porque Dios quiere devolverte la naturaleza que ha perdido el primer hombre y que tú has heredado</w:t>
-      </w:r>
-      <w:r>
-        <w:rPr>
-          <w:sz w:val="36"/>
-          <w:szCs w:val="36"/>
-        </w:rPr>
-        <w:t xml:space="preserve">, una naturaleza de odio, desprecio, de murmuración, de desobediencia, de impotencia, por eso dice Cristo, “Sin mí no podéis hacer nada” </w:t>
-      </w:r>
-      <w:r>
-        <w:rPr>
-          <w:sz w:val="36"/>
-          <w:szCs w:val="36"/>
-        </w:rPr>
-        <w:t>y lo quiere hacer por medio del hijo del hombre, esa naturaleza es su imagen y semejanza, porque la naturaleza de Dios es amar, bendecir, justificar, la fidelidad, la gracia, la misericordia, la verdad</w:t>
+        <w:t xml:space="preserve">Porque creer en Cristo no es solo decir: </w:t>
+      </w:r>
+    </w:p>
+    <w:p>
+      <w:pPr>
+        <w:jc w:val="center"/>
+        <w:rPr>
+          <w:sz w:val="36"/>
+          <w:szCs w:val="36"/>
+        </w:rPr>
+      </w:pPr>
+      <w:r>
+        <w:rPr>
+          <w:sz w:val="36"/>
+          <w:szCs w:val="36"/>
+        </w:rPr>
+        <w:t>“</w:t>
+      </w:r>
+      <w:r>
+        <w:rPr>
+          <w:sz w:val="36"/>
+          <w:szCs w:val="36"/>
+        </w:rPr>
+        <w:t>Creo en Jesucristo</w:t>
+      </w:r>
+      <w:r>
+        <w:rPr>
+          <w:sz w:val="36"/>
+          <w:szCs w:val="36"/>
+        </w:rPr>
+        <w:t xml:space="preserve">, su </w:t>
+      </w:r>
+      <w:r>
+        <w:rPr>
+          <w:sz w:val="36"/>
+          <w:szCs w:val="36"/>
+        </w:rPr>
+        <w:t>único Hijo</w:t>
       </w:r>
       <w:r>
         <w:rPr>
@@ -2732,194 +3773,6 @@
           <w:sz w:val="36"/>
           <w:szCs w:val="36"/>
         </w:rPr>
-        <w:t xml:space="preserve"> la</w:t>
-      </w:r>
-      <w:r>
-        <w:rPr>
-          <w:sz w:val="36"/>
-          <w:szCs w:val="36"/>
-        </w:rPr>
-        <w:t xml:space="preserve"> </w:t>
-      </w:r>
-      <w:r>
-        <w:rPr>
-          <w:sz w:val="36"/>
-          <w:szCs w:val="36"/>
-        </w:rPr>
-        <w:t>bondad</w:t>
-      </w:r>
-      <w:r>
-        <w:rPr>
-          <w:sz w:val="36"/>
-          <w:szCs w:val="36"/>
-        </w:rPr>
-        <w:t>,</w:t>
-      </w:r>
-      <w:r>
-        <w:rPr>
-          <w:sz w:val="36"/>
-          <w:szCs w:val="36"/>
-        </w:rPr>
-        <w:t xml:space="preserve"> y muchas </w:t>
-      </w:r>
-      <w:r>
-        <w:rPr>
-          <w:sz w:val="36"/>
-          <w:szCs w:val="36"/>
-        </w:rPr>
-        <w:t>otras</w:t>
-      </w:r>
-      <w:r>
-        <w:rPr>
-          <w:sz w:val="36"/>
-          <w:szCs w:val="36"/>
-        </w:rPr>
-        <w:t>.</w:t>
-      </w:r>
-      <w:r>
-        <w:rPr>
-          <w:sz w:val="36"/>
-          <w:szCs w:val="36"/>
-        </w:rPr>
-        <w:t xml:space="preserve"> Quiere hacerte santo como Carlos </w:t>
-      </w:r>
-      <w:r>
-        <w:rPr>
-          <w:sz w:val="36"/>
-          <w:szCs w:val="36"/>
-        </w:rPr>
-        <w:t>Acutis</w:t>
-      </w:r>
-      <w:r>
-        <w:rPr>
-          <w:sz w:val="36"/>
-          <w:szCs w:val="36"/>
-        </w:rPr>
-        <w:t>.</w:t>
-      </w:r>
-    </w:p>
-    <w:p>
-      <w:pPr>
-        <w:jc w:val="both"/>
-        <w:rPr>
-          <w:sz w:val="36"/>
-          <w:szCs w:val="36"/>
-        </w:rPr>
-      </w:pPr>
-      <w:r>
-        <w:rPr>
-          <w:sz w:val="36"/>
-          <w:szCs w:val="36"/>
-        </w:rPr>
-        <w:t xml:space="preserve">Porque hay una buena noticia para nosotros que </w:t>
-      </w:r>
-      <w:r>
-        <w:rPr>
-          <w:sz w:val="36"/>
-          <w:szCs w:val="36"/>
-        </w:rPr>
-        <w:t xml:space="preserve">queremos </w:t>
-      </w:r>
-      <w:r>
-        <w:rPr>
-          <w:sz w:val="36"/>
-          <w:szCs w:val="36"/>
-        </w:rPr>
-        <w:t>profesa</w:t>
-      </w:r>
-      <w:r>
-        <w:rPr>
-          <w:sz w:val="36"/>
-          <w:szCs w:val="36"/>
-        </w:rPr>
-        <w:t xml:space="preserve">r </w:t>
-      </w:r>
-      <w:r>
-        <w:rPr>
-          <w:sz w:val="36"/>
-          <w:szCs w:val="36"/>
-        </w:rPr>
-        <w:t xml:space="preserve">la </w:t>
-      </w:r>
-      <w:r>
-        <w:rPr>
-          <w:sz w:val="36"/>
-          <w:szCs w:val="36"/>
-        </w:rPr>
-        <w:t>fe</w:t>
-      </w:r>
-      <w:r>
-        <w:rPr>
-          <w:sz w:val="36"/>
-          <w:szCs w:val="36"/>
-        </w:rPr>
-        <w:t>, “Un día subiremos a la cruz” donde está la verdadera felicidad.</w:t>
-      </w:r>
-    </w:p>
-    <w:p>
-      <w:pPr>
-        <w:jc w:val="both"/>
-        <w:rPr>
-          <w:sz w:val="36"/>
-          <w:szCs w:val="36"/>
-        </w:rPr>
-      </w:pPr>
-      <w:r>
-        <w:rPr>
-          <w:sz w:val="36"/>
-          <w:szCs w:val="36"/>
-        </w:rPr>
-        <w:t xml:space="preserve">Porque creer en Cristo no es solo decir: </w:t>
-      </w:r>
-    </w:p>
-    <w:p>
-      <w:pPr>
-        <w:jc w:val="center"/>
-        <w:rPr>
-          <w:sz w:val="36"/>
-          <w:szCs w:val="36"/>
-        </w:rPr>
-      </w:pPr>
-      <w:r>
-        <w:rPr>
-          <w:sz w:val="36"/>
-          <w:szCs w:val="36"/>
-        </w:rPr>
-        <w:t>“</w:t>
-      </w:r>
-      <w:r>
-        <w:rPr>
-          <w:sz w:val="36"/>
-          <w:szCs w:val="36"/>
-        </w:rPr>
-        <w:t>Creo en Jesucristo</w:t>
-      </w:r>
-      <w:r>
-        <w:rPr>
-          <w:sz w:val="36"/>
-          <w:szCs w:val="36"/>
-        </w:rPr>
-        <w:t xml:space="preserve">, su </w:t>
-      </w:r>
-      <w:r>
-        <w:rPr>
-          <w:sz w:val="36"/>
-          <w:szCs w:val="36"/>
-        </w:rPr>
-        <w:t>único Hijo</w:t>
-      </w:r>
-      <w:r>
-        <w:rPr>
-          <w:sz w:val="36"/>
-          <w:szCs w:val="36"/>
-        </w:rPr>
-        <w:t>,</w:t>
-      </w:r>
-      <w:r>
-        <w:rPr>
-          <w:sz w:val="36"/>
-          <w:szCs w:val="36"/>
-        </w:rPr>
         <w:t xml:space="preserve"> nuestro Señor</w:t>
       </w:r>
       <w:r>
@@ -2943,7 +3796,14 @@
           <w:sz w:val="36"/>
           <w:szCs w:val="36"/>
         </w:rPr>
-        <w:t xml:space="preserve">Hay que </w:t>
+        <w:t>Hay que hacerlo carne, h</w:t>
+      </w:r>
+      <w:r>
+        <w:rPr>
+          <w:sz w:val="36"/>
+          <w:szCs w:val="36"/>
+        </w:rPr>
+        <w:t xml:space="preserve">ay que </w:t>
       </w:r>
       <w:r>
         <w:rPr>
@@ -3068,185 +3928,653 @@
           <w:lang w:eastAsia="es-DO"/>
           <w14:ligatures w14:val="none"/>
         </w:rPr>
-        <w:t xml:space="preserve">Y dijo Dios: «Hagamos al ser humano a nuestra imagen, como semejanza nuestra, y manden en los peces del mar y en las aves de los cielos, y en las </w:t>
-      </w:r>
-      <w:r>
-        <w:rPr>
-          <w:rStyle w:val="bt-verse-text"/>
-          <w:rFonts w:ascii="Cavolini" w:eastAsiaTheme="majorEastAsia" w:hAnsi="Cavolini" w:cs="Cavolini"/>
+        <w:t>Y dijo Dios: «Hagamos al ser humano a nuestra imagen, como semejanza nuestra, y manden en los peces del mar y en las aves de los cielos, y en las bestias y en todas las alimañas terrestres, y en todas las sierpes que serpean por la tierra.</w:t>
+      </w:r>
+    </w:p>
+    <w:p>
+      <w:pPr>
+        <w:jc w:val="both"/>
+        <w:rPr>
+          <w:sz w:val="36"/>
+          <w:szCs w:val="36"/>
+        </w:rPr>
+      </w:pPr>
+      <w:r>
+        <w:rPr>
+          <w:sz w:val="36"/>
+          <w:szCs w:val="36"/>
+        </w:rPr>
+        <w:t xml:space="preserve">Porque </w:t>
+      </w:r>
+      <w:r>
+        <w:rPr>
+          <w:sz w:val="36"/>
+          <w:szCs w:val="36"/>
+        </w:rPr>
+        <w:t xml:space="preserve">por culpa del primer hombre creado “Adán”, hemos perdido la </w:t>
+      </w:r>
+      <w:r>
+        <w:rPr>
+          <w:sz w:val="36"/>
+          <w:szCs w:val="36"/>
+        </w:rPr>
+        <w:t>G</w:t>
+      </w:r>
+      <w:r>
+        <w:rPr>
+          <w:sz w:val="36"/>
+          <w:szCs w:val="36"/>
+        </w:rPr>
+        <w:t>racia</w:t>
+      </w:r>
+      <w:r>
+        <w:rPr>
+          <w:sz w:val="36"/>
+          <w:szCs w:val="36"/>
+        </w:rPr>
+        <w:t xml:space="preserve"> y </w:t>
+      </w:r>
+      <w:r>
+        <w:rPr>
+          <w:sz w:val="36"/>
+          <w:szCs w:val="36"/>
+        </w:rPr>
+        <w:t xml:space="preserve">por </w:t>
+      </w:r>
+      <w:r>
+        <w:rPr>
+          <w:sz w:val="36"/>
+          <w:szCs w:val="36"/>
+        </w:rPr>
+        <w:t>G</w:t>
+      </w:r>
+      <w:r>
+        <w:rPr>
+          <w:sz w:val="36"/>
+          <w:szCs w:val="36"/>
+        </w:rPr>
+        <w:t xml:space="preserve">racia del primer hombre </w:t>
+      </w:r>
+      <w:r>
+        <w:rPr>
+          <w:sz w:val="36"/>
+          <w:szCs w:val="36"/>
+        </w:rPr>
+        <w:t>NO CREADO</w:t>
+      </w:r>
+      <w:r>
+        <w:rPr>
+          <w:sz w:val="36"/>
+          <w:szCs w:val="36"/>
+        </w:rPr>
+        <w:t xml:space="preserve"> (CRISTO)</w:t>
+      </w:r>
+      <w:r>
+        <w:rPr>
+          <w:sz w:val="36"/>
+          <w:szCs w:val="36"/>
+        </w:rPr>
+        <w:t xml:space="preserve">, </w:t>
+      </w:r>
+      <w:r>
+        <w:rPr>
+          <w:sz w:val="36"/>
+          <w:szCs w:val="36"/>
+        </w:rPr>
+        <w:t>hemos sido redimidos, pero es</w:t>
+      </w:r>
+      <w:r>
+        <w:rPr>
+          <w:sz w:val="36"/>
+          <w:szCs w:val="36"/>
+        </w:rPr>
+        <w:t>t</w:t>
+      </w:r>
+      <w:r>
+        <w:rPr>
+          <w:sz w:val="36"/>
+          <w:szCs w:val="36"/>
+        </w:rPr>
+        <w:t xml:space="preserve">a redención necesita nuestra </w:t>
+      </w:r>
+      <w:r>
+        <w:rPr>
+          <w:sz w:val="36"/>
+          <w:szCs w:val="36"/>
+        </w:rPr>
+        <w:t xml:space="preserve">aceptación, creer y tener fe. Para creer y tener fe es necesario aceptar lo que </w:t>
+      </w:r>
+      <w:r>
+        <w:rPr>
+          <w:sz w:val="36"/>
+          <w:szCs w:val="36"/>
+        </w:rPr>
+        <w:t xml:space="preserve">la Iglesia católica nos </w:t>
+      </w:r>
+      <w:r>
+        <w:rPr>
+          <w:sz w:val="36"/>
+          <w:szCs w:val="36"/>
+        </w:rPr>
+        <w:t>transmite</w:t>
+      </w:r>
+      <w:r>
+        <w:rPr>
+          <w:sz w:val="36"/>
+          <w:szCs w:val="36"/>
+        </w:rPr>
+        <w:t xml:space="preserve">, a </w:t>
+      </w:r>
+      <w:r>
+        <w:rPr>
+          <w:sz w:val="36"/>
+          <w:szCs w:val="36"/>
+        </w:rPr>
+        <w:t>Cristo</w:t>
+      </w:r>
+      <w:r>
+        <w:rPr>
+          <w:sz w:val="36"/>
+          <w:szCs w:val="36"/>
+        </w:rPr>
+        <w:t>, camino verdad y vida</w:t>
+      </w:r>
+      <w:r>
+        <w:rPr>
+          <w:sz w:val="36"/>
+          <w:szCs w:val="36"/>
+        </w:rPr>
+        <w:t>.</w:t>
+      </w:r>
+    </w:p>
+    <w:p>
+      <w:pPr>
+        <w:jc w:val="both"/>
+        <w:rPr>
+          <w:sz w:val="36"/>
+          <w:szCs w:val="36"/>
+        </w:rPr>
+      </w:pPr>
+      <w:r>
+        <w:rPr>
+          <w:sz w:val="36"/>
+          <w:szCs w:val="36"/>
+        </w:rPr>
+        <w:t xml:space="preserve">Pero no un Cristo, camino, verdad y vida que se quede en el cliché. </w:t>
+      </w:r>
+    </w:p>
+    <w:p>
+      <w:pPr>
+        <w:jc w:val="both"/>
+        <w:rPr>
+          <w:sz w:val="36"/>
+          <w:szCs w:val="36"/>
+        </w:rPr>
+      </w:pPr>
+      <w:r>
+        <w:rPr>
+          <w:sz w:val="36"/>
+          <w:szCs w:val="36"/>
+        </w:rPr>
+        <w:t>Sino llevarlo a la</w:t>
+      </w:r>
+      <w:r>
+        <w:rPr>
+          <w:sz w:val="36"/>
+          <w:szCs w:val="36"/>
+        </w:rPr>
+        <w:t xml:space="preserve"> práctica, a la </w:t>
+      </w:r>
+      <w:r>
+        <w:rPr>
+          <w:sz w:val="36"/>
+          <w:szCs w:val="36"/>
+        </w:rPr>
+        <w:t xml:space="preserve"> fe, </w:t>
+      </w:r>
+      <w:r>
+        <w:rPr>
+          <w:sz w:val="36"/>
+          <w:szCs w:val="36"/>
+        </w:rPr>
+        <w:t>a la realidad, a la vida, que puedas poner a Cristo primero que</w:t>
+      </w:r>
+      <w:r>
+        <w:rPr>
+          <w:sz w:val="36"/>
+          <w:szCs w:val="36"/>
+        </w:rPr>
+        <w:t xml:space="preserve"> a</w:t>
+      </w:r>
+      <w:r>
+        <w:rPr>
+          <w:sz w:val="36"/>
+          <w:szCs w:val="36"/>
+        </w:rPr>
+        <w:t xml:space="preserve"> tus proyectos, que son pequeños, pero</w:t>
+      </w:r>
+      <w:r>
+        <w:rPr>
+          <w:sz w:val="36"/>
+          <w:szCs w:val="36"/>
+        </w:rPr>
+        <w:t>,</w:t>
+      </w:r>
+      <w:r>
+        <w:rPr>
+          <w:sz w:val="36"/>
+          <w:szCs w:val="36"/>
+        </w:rPr>
+        <w:t xml:space="preserve"> eso lo tiene que creer tú, que tus proyectos son pequeños frente a los proyectos de Dios</w:t>
+      </w:r>
+      <w:r>
+        <w:rPr>
+          <w:sz w:val="36"/>
+          <w:szCs w:val="36"/>
+        </w:rPr>
+        <w:t>,</w:t>
+      </w:r>
+      <w:r>
+        <w:rPr>
+          <w:sz w:val="36"/>
+          <w:szCs w:val="36"/>
+        </w:rPr>
+        <w:t xml:space="preserve"> pero aun así, Dios quiere realizar tus proyectos como lo hizo con Abraham,</w:t>
+      </w:r>
+      <w:r>
+        <w:rPr>
+          <w:sz w:val="36"/>
+          <w:szCs w:val="36"/>
+        </w:rPr>
+        <w:t xml:space="preserve"> que lo saca de su patria, Abraham quería un hijo, Dios </w:t>
+      </w:r>
+      <w:r>
+        <w:rPr>
+          <w:sz w:val="36"/>
+          <w:szCs w:val="36"/>
+        </w:rPr>
+        <w:t xml:space="preserve">quiere darle un </w:t>
+      </w:r>
+      <w:r>
+        <w:rPr>
+          <w:sz w:val="36"/>
+          <w:szCs w:val="36"/>
+        </w:rPr>
+        <w:t>pueblo</w:t>
+      </w:r>
+      <w:r>
+        <w:rPr>
+          <w:sz w:val="36"/>
+          <w:szCs w:val="36"/>
+        </w:rPr>
+        <w:t xml:space="preserve"> una nación</w:t>
+      </w:r>
+      <w:r>
+        <w:rPr>
+          <w:sz w:val="36"/>
+          <w:szCs w:val="36"/>
+        </w:rPr>
+        <w:t xml:space="preserve"> y más que un</w:t>
+      </w:r>
+      <w:r>
+        <w:rPr>
+          <w:sz w:val="36"/>
+          <w:szCs w:val="36"/>
+        </w:rPr>
+        <w:t xml:space="preserve">a nación que de sus entrañas salga la </w:t>
+      </w:r>
+      <w:r>
+        <w:rPr>
+          <w:sz w:val="36"/>
+          <w:szCs w:val="36"/>
+        </w:rPr>
+        <w:t>salvación de la humanidad</w:t>
+      </w:r>
+      <w:r>
+        <w:rPr>
+          <w:sz w:val="36"/>
+          <w:szCs w:val="36"/>
+        </w:rPr>
+        <w:t xml:space="preserve">, </w:t>
+      </w:r>
+      <w:r>
+        <w:rPr>
+          <w:sz w:val="36"/>
+          <w:szCs w:val="36"/>
+        </w:rPr>
+        <w:t xml:space="preserve">por medio de </w:t>
+      </w:r>
+      <w:r>
+        <w:rPr>
+          <w:sz w:val="36"/>
+          <w:szCs w:val="36"/>
+        </w:rPr>
+        <w:lastRenderedPageBreak/>
+        <w:t xml:space="preserve">su hijo </w:t>
+      </w:r>
+      <w:r>
+        <w:rPr>
+          <w:sz w:val="36"/>
+          <w:szCs w:val="36"/>
+        </w:rPr>
+        <w:t xml:space="preserve">Cristo Jesús, </w:t>
+      </w:r>
+      <w:r>
+        <w:rPr>
+          <w:sz w:val="36"/>
+          <w:szCs w:val="36"/>
+        </w:rPr>
+        <w:t xml:space="preserve">a quien estamos profesando, </w:t>
+      </w:r>
+      <w:r>
+        <w:rPr>
+          <w:sz w:val="36"/>
+          <w:szCs w:val="36"/>
+        </w:rPr>
+        <w:t>pero primero quiere que seas feliz para que no creas que tus proyectos te dan la felicidad</w:t>
+      </w:r>
+      <w:r>
+        <w:rPr>
+          <w:sz w:val="36"/>
+          <w:szCs w:val="36"/>
+        </w:rPr>
+        <w:t>, sino que la facilidad viene de Dios y que no viene de nosotros.</w:t>
+      </w:r>
+    </w:p>
+    <w:p>
+      <w:pPr>
+        <w:jc w:val="both"/>
+        <w:rPr>
+          <w:sz w:val="36"/>
+          <w:szCs w:val="36"/>
+        </w:rPr>
+      </w:pPr>
+      <w:r>
+        <w:rPr>
+          <w:sz w:val="36"/>
+          <w:szCs w:val="36"/>
+        </w:rPr>
+        <w:t xml:space="preserve">La vida la da Dios por medio de Cristo, y Cristo ha querido darnos su cuerpo y Sangre para hacernos </w:t>
+      </w:r>
+      <w:r>
+        <w:rPr>
+          <w:sz w:val="36"/>
+          <w:szCs w:val="36"/>
+        </w:rPr>
+        <w:t xml:space="preserve">uno con ÉL. Para que podamos </w:t>
+      </w:r>
+      <w:r>
+        <w:rPr>
+          <w:sz w:val="36"/>
+          <w:szCs w:val="36"/>
+        </w:rPr>
+        <w:t>entrar en el reino de Dios que ha estado cerrado después de la caída de</w:t>
+      </w:r>
+      <w:r>
+        <w:rPr>
+          <w:sz w:val="36"/>
+          <w:szCs w:val="36"/>
+        </w:rPr>
+        <w:t>l hombre</w:t>
+      </w:r>
+      <w:r>
+        <w:rPr>
+          <w:sz w:val="36"/>
+          <w:szCs w:val="36"/>
+        </w:rPr>
+        <w:t>, hasta la</w:t>
+      </w:r>
+      <w:r>
+        <w:rPr>
+          <w:sz w:val="36"/>
+          <w:szCs w:val="36"/>
+        </w:rPr>
+        <w:t xml:space="preserve"> resurrección de Cristo</w:t>
+      </w:r>
+      <w:r>
+        <w:rPr>
+          <w:sz w:val="36"/>
+          <w:szCs w:val="36"/>
+        </w:rPr>
+        <w:t>. Y solo Dios puede entrar en el cielo y hacer</w:t>
+      </w:r>
+      <w:r>
+        <w:rPr>
+          <w:sz w:val="36"/>
+          <w:szCs w:val="36"/>
+        </w:rPr>
+        <w:t xml:space="preserve">nos entrar en </w:t>
+      </w:r>
+      <w:r>
+        <w:rPr>
+          <w:sz w:val="36"/>
+          <w:szCs w:val="36"/>
+        </w:rPr>
+        <w:t>é</w:t>
+      </w:r>
+      <w:r>
+        <w:rPr>
+          <w:sz w:val="36"/>
+          <w:szCs w:val="36"/>
+        </w:rPr>
+        <w:t>l</w:t>
+      </w:r>
+      <w:r>
+        <w:rPr>
+          <w:sz w:val="36"/>
+          <w:szCs w:val="36"/>
+        </w:rPr>
+        <w:t>,</w:t>
+      </w:r>
+      <w:r>
+        <w:rPr>
+          <w:sz w:val="36"/>
+          <w:szCs w:val="36"/>
+        </w:rPr>
+        <w:t xml:space="preserve"> </w:t>
+      </w:r>
+      <w:r>
+        <w:rPr>
+          <w:sz w:val="36"/>
+          <w:szCs w:val="36"/>
+        </w:rPr>
+        <w:t xml:space="preserve">y para eso es necesario comer su </w:t>
+      </w:r>
+      <w:r>
+        <w:rPr>
+          <w:sz w:val="36"/>
+          <w:szCs w:val="36"/>
+        </w:rPr>
+        <w:t>cuerpo y beb</w:t>
+      </w:r>
+      <w:r>
+        <w:rPr>
+          <w:sz w:val="36"/>
+          <w:szCs w:val="36"/>
+        </w:rPr>
+        <w:t xml:space="preserve">er su </w:t>
+      </w:r>
+      <w:r>
+        <w:rPr>
+          <w:sz w:val="36"/>
+          <w:szCs w:val="36"/>
+        </w:rPr>
+        <w:t>san</w:t>
+      </w:r>
+      <w:r>
+        <w:rPr>
+          <w:sz w:val="36"/>
+          <w:szCs w:val="36"/>
+        </w:rPr>
+        <w:t>gre</w:t>
+      </w:r>
+      <w:r>
+        <w:rPr>
+          <w:sz w:val="36"/>
+          <w:szCs w:val="36"/>
+        </w:rPr>
+        <w:t xml:space="preserve"> </w:t>
+      </w:r>
+      <w:r>
+        <w:rPr>
+          <w:sz w:val="36"/>
+          <w:szCs w:val="36"/>
+        </w:rPr>
+        <w:t xml:space="preserve">que nos hace hijos </w:t>
+      </w:r>
+      <w:r>
+        <w:rPr>
+          <w:sz w:val="36"/>
+          <w:szCs w:val="36"/>
+        </w:rPr>
+        <w:t xml:space="preserve">adoptivos </w:t>
+      </w:r>
+      <w:r>
+        <w:rPr>
+          <w:sz w:val="36"/>
+          <w:szCs w:val="36"/>
+        </w:rPr>
+        <w:t>a semejanza de Cristo</w:t>
+      </w:r>
+      <w:r>
+        <w:rPr>
+          <w:sz w:val="36"/>
+          <w:szCs w:val="36"/>
+        </w:rPr>
+        <w:t>.</w:t>
+      </w:r>
+    </w:p>
+    <w:p>
+      <w:pPr>
+        <w:jc w:val="both"/>
+        <w:rPr>
           <w:i/>
           <w:iCs/>
-          <w:color w:val="0A0A0A"/>
-          <w:sz w:val="25"/>
-          <w:szCs w:val="25"/>
-          <w:lang w:eastAsia="es-DO"/>
-          <w14:ligatures w14:val="none"/>
-        </w:rPr>
-        <w:lastRenderedPageBreak/>
-        <w:t>bestias y en todas las</w:t>
-      </w:r>
-      <w:r>
-        <w:rPr>
-          <w:rStyle w:val="bt-verse-text"/>
-          <w:rFonts w:ascii="Cavolini" w:eastAsiaTheme="majorEastAsia" w:hAnsi="Cavolini" w:cs="Cavolini"/>
+          <w:sz w:val="36"/>
+          <w:szCs w:val="36"/>
+        </w:rPr>
+      </w:pPr>
+      <w:r>
+        <w:rPr>
           <w:i/>
           <w:iCs/>
-          <w:color w:val="0A0A0A"/>
-          <w:sz w:val="25"/>
-          <w:szCs w:val="25"/>
-          <w:lang w:eastAsia="es-DO"/>
-          <w14:ligatures w14:val="none"/>
-        </w:rPr>
-        <w:t xml:space="preserve"> alimañas terrestres, y en todas las sierpes que serpean por la tierra.</w:t>
-      </w:r>
-    </w:p>
-    <w:p>
-      <w:pPr>
-        <w:jc w:val="both"/>
-        <w:rPr>
-          <w:sz w:val="36"/>
-          <w:szCs w:val="36"/>
-        </w:rPr>
-      </w:pPr>
-      <w:r>
-        <w:rPr>
-          <w:sz w:val="36"/>
-          <w:szCs w:val="36"/>
-        </w:rPr>
-        <w:t xml:space="preserve">Porque </w:t>
-      </w:r>
-      <w:r>
-        <w:rPr>
-          <w:sz w:val="36"/>
-          <w:szCs w:val="36"/>
-        </w:rPr>
-        <w:t xml:space="preserve">por culpa del primer hombre creado “Adán”, hemos perdido la </w:t>
-      </w:r>
-      <w:r>
-        <w:rPr>
-          <w:sz w:val="36"/>
-          <w:szCs w:val="36"/>
-        </w:rPr>
-        <w:t>G</w:t>
-      </w:r>
-      <w:r>
-        <w:rPr>
-          <w:sz w:val="36"/>
-          <w:szCs w:val="36"/>
-        </w:rPr>
-        <w:t>racia</w:t>
-      </w:r>
-      <w:r>
-        <w:rPr>
-          <w:sz w:val="36"/>
-          <w:szCs w:val="36"/>
-        </w:rPr>
-        <w:t xml:space="preserve">, </w:t>
-      </w:r>
-      <w:r>
-        <w:rPr>
-          <w:sz w:val="36"/>
-          <w:szCs w:val="36"/>
-        </w:rPr>
-        <w:t xml:space="preserve">por </w:t>
-      </w:r>
-      <w:r>
-        <w:rPr>
-          <w:sz w:val="36"/>
-          <w:szCs w:val="36"/>
-        </w:rPr>
-        <w:t>G</w:t>
-      </w:r>
-      <w:r>
-        <w:rPr>
-          <w:sz w:val="36"/>
-          <w:szCs w:val="36"/>
-        </w:rPr>
-        <w:t xml:space="preserve">racia del primer hombre </w:t>
-      </w:r>
-      <w:r>
-        <w:rPr>
-          <w:sz w:val="36"/>
-          <w:szCs w:val="36"/>
-        </w:rPr>
-        <w:t>NO CREADO</w:t>
-      </w:r>
-      <w:r>
-        <w:rPr>
-          <w:sz w:val="36"/>
-          <w:szCs w:val="36"/>
-        </w:rPr>
-        <w:t xml:space="preserve"> (CRISTO)</w:t>
-      </w:r>
-      <w:r>
-        <w:rPr>
-          <w:sz w:val="36"/>
-          <w:szCs w:val="36"/>
-        </w:rPr>
-        <w:t xml:space="preserve">, </w:t>
-      </w:r>
-      <w:r>
-        <w:rPr>
-          <w:sz w:val="36"/>
-          <w:szCs w:val="36"/>
-        </w:rPr>
-        <w:t>hemos sido redimidos, pero es</w:t>
-      </w:r>
-      <w:r>
-        <w:rPr>
-          <w:sz w:val="36"/>
-          <w:szCs w:val="36"/>
-        </w:rPr>
-        <w:t>t</w:t>
-      </w:r>
-      <w:r>
-        <w:rPr>
-          <w:sz w:val="36"/>
-          <w:szCs w:val="36"/>
-        </w:rPr>
-        <w:t xml:space="preserve">a redención necesita nuestra </w:t>
-      </w:r>
-      <w:r>
-        <w:rPr>
-          <w:sz w:val="36"/>
-          <w:szCs w:val="36"/>
-        </w:rPr>
-        <w:t xml:space="preserve">aceptación, creer y tener fe. Para creer y tener fe es necesario aceptar lo que </w:t>
-      </w:r>
-      <w:r>
-        <w:rPr>
-          <w:sz w:val="36"/>
-          <w:szCs w:val="36"/>
-        </w:rPr>
-        <w:t xml:space="preserve">la Iglesia católica nos </w:t>
-      </w:r>
-      <w:r>
-        <w:rPr>
-          <w:sz w:val="36"/>
-          <w:szCs w:val="36"/>
-        </w:rPr>
-        <w:t>transmite</w:t>
-      </w:r>
-      <w:r>
-        <w:rPr>
-          <w:sz w:val="36"/>
-          <w:szCs w:val="36"/>
-        </w:rPr>
-        <w:t xml:space="preserve">, a </w:t>
-      </w:r>
-      <w:r>
-        <w:rPr>
-          <w:sz w:val="36"/>
-          <w:szCs w:val="36"/>
-        </w:rPr>
-        <w:t>Cristo</w:t>
-      </w:r>
-      <w:r>
-        <w:rPr>
-          <w:sz w:val="36"/>
-          <w:szCs w:val="36"/>
-        </w:rPr>
-        <w:t>, camino verdad y vida</w:t>
+          <w:sz w:val="36"/>
+          <w:szCs w:val="36"/>
+        </w:rPr>
+        <w:t>Y</w:t>
+      </w:r>
+      <w:r>
+        <w:rPr>
+          <w:i/>
+          <w:iCs/>
+          <w:sz w:val="36"/>
+          <w:szCs w:val="36"/>
+        </w:rPr>
+        <w:t xml:space="preserve"> podemos decir que también hijos de la misma sangre de Cristo.</w:t>
+      </w:r>
+    </w:p>
+    <w:p>
+      <w:pPr>
+        <w:jc w:val="both"/>
+        <w:rPr>
+          <w:sz w:val="36"/>
+          <w:szCs w:val="36"/>
+        </w:rPr>
+      </w:pPr>
+      <w:r>
+        <w:rPr>
+          <w:sz w:val="36"/>
+          <w:szCs w:val="36"/>
+        </w:rPr>
+        <w:t>Porque Cristo es el primero y el último</w:t>
+      </w:r>
+      <w:r>
+        <w:rPr>
+          <w:sz w:val="36"/>
+          <w:szCs w:val="36"/>
+        </w:rPr>
+        <w:t>, el Alfa y Omega</w:t>
+      </w:r>
+      <w:r>
+        <w:rPr>
+          <w:sz w:val="36"/>
+          <w:szCs w:val="36"/>
+        </w:rPr>
+        <w:t>, Cristo</w:t>
+      </w:r>
+      <w:r>
+        <w:rPr>
+          <w:sz w:val="36"/>
+          <w:szCs w:val="36"/>
+        </w:rPr>
+        <w:t xml:space="preserve"> </w:t>
+      </w:r>
+      <w:r>
+        <w:rPr>
+          <w:sz w:val="36"/>
+          <w:szCs w:val="36"/>
+        </w:rPr>
+        <w:t>es un gran tesoro que un hombre encontró en un ca</w:t>
+      </w:r>
+      <w:r>
+        <w:rPr>
+          <w:sz w:val="36"/>
+          <w:szCs w:val="36"/>
+        </w:rPr>
+        <w:t>mpo</w:t>
+      </w:r>
+      <w:r>
+        <w:rPr>
+          <w:sz w:val="36"/>
+          <w:szCs w:val="36"/>
+        </w:rPr>
+        <w:t xml:space="preserve">, Cristo es la </w:t>
+      </w:r>
+      <w:r>
+        <w:rPr>
+          <w:sz w:val="36"/>
+          <w:szCs w:val="36"/>
+        </w:rPr>
+        <w:t xml:space="preserve">oportunidad de oro </w:t>
+      </w:r>
+      <w:r>
+        <w:rPr>
+          <w:sz w:val="36"/>
+          <w:szCs w:val="36"/>
+        </w:rPr>
+        <w:t>de todos. Buenos, malos, ricos, pobres, enfermos, sanos, y muchos etcéteras más.</w:t>
+      </w:r>
+    </w:p>
+    <w:p>
+      <w:pPr>
+        <w:jc w:val="both"/>
+        <w:rPr>
+          <w:sz w:val="36"/>
+          <w:szCs w:val="36"/>
+        </w:rPr>
+      </w:pPr>
+    </w:p>
+    <w:p>
+      <w:pPr>
+        <w:jc w:val="both"/>
+        <w:rPr>
+          <w:sz w:val="36"/>
+          <w:szCs w:val="36"/>
+        </w:rPr>
+      </w:pPr>
+      <w:r>
+        <w:rPr>
+          <w:sz w:val="36"/>
+          <w:szCs w:val="36"/>
+        </w:rPr>
+        <w:t>Y nos muestra las promesas que tenemos que creer, para que por la fe se cumplan en nosotros como t</w:t>
+      </w:r>
+      <w:r>
+        <w:rPr>
+          <w:sz w:val="36"/>
+          <w:szCs w:val="36"/>
+        </w:rPr>
+        <w:t>ransfiguración</w:t>
       </w:r>
       <w:r>
         <w:rPr>
@@ -3255,338 +4583,6 @@
         </w:rPr>
         <w:t>.</w:t>
       </w:r>
-    </w:p>
-    <w:p>
-      <w:pPr>
-        <w:jc w:val="both"/>
-        <w:rPr>
-          <w:sz w:val="36"/>
-          <w:szCs w:val="36"/>
-        </w:rPr>
-      </w:pPr>
-      <w:r>
-        <w:rPr>
-          <w:sz w:val="36"/>
-          <w:szCs w:val="36"/>
-        </w:rPr>
-        <w:t xml:space="preserve">Pero no un Cristo, camino, verdad y vida que se quede en el cliché. Sino llevarlo a la fe, </w:t>
-      </w:r>
-      <w:r>
-        <w:rPr>
-          <w:sz w:val="36"/>
-          <w:szCs w:val="36"/>
-        </w:rPr>
-        <w:t>a la realidad, a la vida, que puedas poner a Cristo primero que</w:t>
-      </w:r>
-      <w:r>
-        <w:rPr>
-          <w:sz w:val="36"/>
-          <w:szCs w:val="36"/>
-        </w:rPr>
-        <w:t xml:space="preserve"> a</w:t>
-      </w:r>
-      <w:r>
-        <w:rPr>
-          <w:sz w:val="36"/>
-          <w:szCs w:val="36"/>
-        </w:rPr>
-        <w:t xml:space="preserve"> tus proyectos, que son pequeños, pero</w:t>
-      </w:r>
-      <w:r>
-        <w:rPr>
-          <w:sz w:val="36"/>
-          <w:szCs w:val="36"/>
-        </w:rPr>
-        <w:t>,</w:t>
-      </w:r>
-      <w:r>
-        <w:rPr>
-          <w:sz w:val="36"/>
-          <w:szCs w:val="36"/>
-        </w:rPr>
-        <w:t xml:space="preserve"> eso lo tiene que creer tú, que tus proyectos son pequeños frente a los proyectos de Dios</w:t>
-      </w:r>
-      <w:r>
-        <w:rPr>
-          <w:sz w:val="36"/>
-          <w:szCs w:val="36"/>
-        </w:rPr>
-        <w:t>,</w:t>
-      </w:r>
-      <w:r>
-        <w:rPr>
-          <w:sz w:val="36"/>
-          <w:szCs w:val="36"/>
-        </w:rPr>
-        <w:t xml:space="preserve"> pero aun así, Dios quiere realizar tus proyectos como lo hizo con Abraham,</w:t>
-      </w:r>
-      <w:r>
-        <w:rPr>
-          <w:sz w:val="36"/>
-          <w:szCs w:val="36"/>
-        </w:rPr>
-        <w:t xml:space="preserve"> que lo saca de su patria, Abraham quería un hijo, Dios </w:t>
-      </w:r>
-      <w:r>
-        <w:rPr>
-          <w:sz w:val="36"/>
-          <w:szCs w:val="36"/>
-        </w:rPr>
-        <w:t xml:space="preserve">quiere darle un </w:t>
-      </w:r>
-      <w:r>
-        <w:rPr>
-          <w:sz w:val="36"/>
-          <w:szCs w:val="36"/>
-        </w:rPr>
-        <w:t xml:space="preserve">pueblo y más que un pueblo </w:t>
-      </w:r>
-      <w:r>
-        <w:rPr>
-          <w:sz w:val="36"/>
-          <w:szCs w:val="36"/>
-        </w:rPr>
-        <w:t xml:space="preserve">que de su decendencia salga </w:t>
-      </w:r>
-      <w:r>
-        <w:rPr>
-          <w:sz w:val="36"/>
-          <w:szCs w:val="36"/>
-        </w:rPr>
-        <w:t>la salvación de la humanidad</w:t>
-      </w:r>
-      <w:r>
-        <w:rPr>
-          <w:sz w:val="36"/>
-          <w:szCs w:val="36"/>
-        </w:rPr>
-        <w:t xml:space="preserve">, </w:t>
-      </w:r>
-      <w:r>
-        <w:rPr>
-          <w:sz w:val="36"/>
-          <w:szCs w:val="36"/>
-        </w:rPr>
-        <w:t xml:space="preserve">por medio de su hijo </w:t>
-      </w:r>
-      <w:r>
-        <w:rPr>
-          <w:sz w:val="36"/>
-          <w:szCs w:val="36"/>
-        </w:rPr>
-        <w:t xml:space="preserve">Cristo Jesús, </w:t>
-      </w:r>
-      <w:r>
-        <w:rPr>
-          <w:sz w:val="36"/>
-          <w:szCs w:val="36"/>
-        </w:rPr>
-        <w:t xml:space="preserve">a quien estamos profesando, </w:t>
-      </w:r>
-      <w:r>
-        <w:rPr>
-          <w:sz w:val="36"/>
-          <w:szCs w:val="36"/>
-        </w:rPr>
-        <w:t>pero primero quiere que seas feliz para que no creas que tus proyectos te dan la felicidad</w:t>
-      </w:r>
-      <w:r>
-        <w:rPr>
-          <w:sz w:val="36"/>
-          <w:szCs w:val="36"/>
-        </w:rPr>
-        <w:t>.</w:t>
-      </w:r>
-    </w:p>
-    <w:p>
-      <w:pPr>
-        <w:jc w:val="both"/>
-        <w:rPr>
-          <w:sz w:val="36"/>
-          <w:szCs w:val="36"/>
-        </w:rPr>
-      </w:pPr>
-      <w:r>
-        <w:rPr>
-          <w:sz w:val="36"/>
-          <w:szCs w:val="36"/>
-        </w:rPr>
-        <w:t xml:space="preserve">La vida la da Dios por medio de Cristo, y Cristo ha querido darnos su cuerpo y Sangre para hacernos </w:t>
-      </w:r>
-      <w:r>
-        <w:rPr>
-          <w:sz w:val="36"/>
-          <w:szCs w:val="36"/>
-        </w:rPr>
-        <w:t xml:space="preserve">entrar en el reino de Dios que ha estado cerrado después de la caída de Adán. Y solo Dios puede entrar en el cielo y hacerlo tiene que ser solo comiendo el cuerpo y bebiendo </w:t>
-      </w:r>
-      <w:proofErr w:type="gramStart"/>
-      <w:r>
-        <w:rPr>
-          <w:sz w:val="36"/>
-          <w:szCs w:val="36"/>
-        </w:rPr>
-        <w:t>la sande</w:t>
-      </w:r>
-      <w:proofErr w:type="gramEnd"/>
-      <w:r>
-        <w:rPr>
-          <w:sz w:val="36"/>
-          <w:szCs w:val="36"/>
-        </w:rPr>
-        <w:t xml:space="preserve"> Cristo y eso nos hace parte de su cuerpo.</w:t>
-      </w:r>
-    </w:p>
-    <w:p>
-      <w:pPr>
-        <w:jc w:val="both"/>
-        <w:rPr>
-          <w:sz w:val="36"/>
-          <w:szCs w:val="36"/>
-        </w:rPr>
-      </w:pPr>
-    </w:p>
-    <w:p>
-      <w:pPr>
-        <w:jc w:val="both"/>
-        <w:rPr>
-          <w:sz w:val="36"/>
-          <w:szCs w:val="36"/>
-        </w:rPr>
-      </w:pPr>
-    </w:p>
-    <w:p>
-      <w:pPr>
-        <w:jc w:val="both"/>
-        <w:rPr>
-          <w:sz w:val="36"/>
-          <w:szCs w:val="36"/>
-        </w:rPr>
-      </w:pPr>
-    </w:p>
-    <w:p>
-      <w:pPr>
-        <w:jc w:val="both"/>
-        <w:rPr>
-          <w:sz w:val="36"/>
-          <w:szCs w:val="36"/>
-        </w:rPr>
-      </w:pPr>
-    </w:p>
-    <w:p>
-      <w:pPr>
-        <w:jc w:val="both"/>
-        <w:rPr>
-          <w:sz w:val="36"/>
-          <w:szCs w:val="36"/>
-        </w:rPr>
-      </w:pPr>
-    </w:p>
-    <w:p>
-      <w:pPr>
-        <w:jc w:val="both"/>
-        <w:rPr>
-          <w:sz w:val="36"/>
-          <w:szCs w:val="36"/>
-        </w:rPr>
-      </w:pPr>
-      <w:r>
-        <w:rPr>
-          <w:sz w:val="36"/>
-          <w:szCs w:val="36"/>
-        </w:rPr>
-        <w:t>Porque Cristo es el primero y el último</w:t>
-      </w:r>
-      <w:r>
-        <w:rPr>
-          <w:sz w:val="36"/>
-          <w:szCs w:val="36"/>
-        </w:rPr>
-        <w:t xml:space="preserve">, el Alfa y Omega y tenemos una oportunidad de oro </w:t>
-      </w:r>
-    </w:p>
-    <w:p>
-      <w:pPr>
-        <w:jc w:val="both"/>
-        <w:rPr>
-          <w:sz w:val="36"/>
-          <w:szCs w:val="36"/>
-        </w:rPr>
-      </w:pPr>
-    </w:p>
-    <w:p>
-      <w:pPr>
-        <w:jc w:val="both"/>
-        <w:rPr>
-          <w:sz w:val="36"/>
-          <w:szCs w:val="36"/>
-        </w:rPr>
-      </w:pPr>
-    </w:p>
-    <w:p>
-      <w:pPr>
-        <w:jc w:val="both"/>
-        <w:rPr>
-          <w:sz w:val="36"/>
-          <w:szCs w:val="36"/>
-        </w:rPr>
-      </w:pPr>
-    </w:p>
-    <w:p>
-      <w:pPr>
-        <w:pStyle w:val="ListParagraph"/>
-        <w:numPr>
-          <w:ilvl w:val="0"/>
-          <w:numId w:val="2"/>
-        </w:numPr>
-        <w:jc w:val="both"/>
-        <w:rPr>
-          <w:sz w:val="36"/>
-          <w:szCs w:val="36"/>
-        </w:rPr>
-      </w:pPr>
-      <w:r>
-        <w:rPr>
-          <w:sz w:val="36"/>
-          <w:szCs w:val="36"/>
-        </w:rPr>
-        <w:t>Transfiguración</w:t>
-      </w:r>
-    </w:p>
-    <w:p>
-      <w:pPr>
-        <w:pStyle w:val="ListParagraph"/>
-        <w:numPr>
-          <w:ilvl w:val="0"/>
-          <w:numId w:val="2"/>
-        </w:numPr>
-        <w:jc w:val="both"/>
-        <w:rPr>
-          <w:sz w:val="36"/>
-          <w:szCs w:val="36"/>
-        </w:rPr>
-      </w:pPr>
-      <w:r>
-        <w:rPr>
-          <w:sz w:val="36"/>
-          <w:szCs w:val="36"/>
-        </w:rPr>
-        <w:t>Nacimiento en la casa de David</w:t>
-      </w:r>
-    </w:p>
-    <w:p>
-      <w:pPr>
-        <w:pStyle w:val="ListParagraph"/>
-        <w:numPr>
-          <w:ilvl w:val="0"/>
-          <w:numId w:val="2"/>
-        </w:numPr>
-        <w:jc w:val="both"/>
-        <w:rPr>
-          <w:sz w:val="36"/>
-          <w:szCs w:val="36"/>
-        </w:rPr>
-      </w:pPr>
     </w:p>
     <w:p>
       <w:pPr>
@@ -3599,7 +4595,7 @@
     </w:p>
     <w:sectPr>
       <w:pgSz w:w="12240" w:h="15840"/>
-      <w:pgMar w:top="1440" w:right="1440" w:bottom="810" w:left="1440" w:header="720" w:footer="720" w:gutter="0"/>
+      <w:pgMar w:top="990" w:right="1440" w:bottom="540" w:left="1440" w:header="720" w:footer="720" w:gutter="0"/>
       <w:cols w:space="720"/>
       <w:docGrid w:linePitch="360"/>
     </w:sectPr>
